--- a/downloads/student/ai-1-week-17.docx
+++ b/downloads/student/ai-1-week-17.docx
@@ -1867,6 +1867,16 @@
     <w:p>
       <w:r>
         <w:t>One failure does not prove every prediction is wrong; one agreement does not establish reliability on future trials.</w:t>
+      </w:r>
+    </w:p>
+    <w:p>
+      <w:r>
+        <w:t>Read the labelled picture: Which field changes the observation label, and which field changes the model prediction?</w:t>
+      </w:r>
+    </w:p>
+    <w:p>
+      <w:r>
+        <w:t>Change one thing: Keep score 4 but measure exactly 8 minutes. Predict the result before checking the explanation. What remains the same?</w:t>
       </w:r>
     </w:p>
     <w:p>
@@ -3601,6 +3611,187 @@
     <w:p>
       <w:r>
         <w:t>Attempt the independent case before hints. Record whether you worked alone, used a hint or followed a model. After feedback, fix the first unsupported step and explain why it changed. A later check uses a changed case, not a copied answer.</w:t>
+      </w:r>
+    </w:p>
+    <w:p>
+      <w:pPr>
+        <w:pStyle w:val="Heading1"/>
+      </w:pPr>
+      <w:r>
+        <w:t>15. Your lesson route</w:t>
+      </w:r>
+    </w:p>
+    <w:p>
+      <w:r>
+        <w:t>Start with this question: A fictional drying trial uses a fixed rule and later measures what actually happened.</w:t>
+      </w:r>
+    </w:p>
+    <w:tbl>
+      <w:tblPr>
+        <w:tblStyle w:val="LightShading-Accent1"/>
+        <w:tblW w:type="auto" w:w="0"/>
+        <w:tblLook w:firstColumn="1" w:firstRow="1" w:lastColumn="0" w:lastRow="0" w:noHBand="0" w:noVBand="1" w:val="04A0"/>
+      </w:tblPr>
+      <w:tblGrid>
+        <w:gridCol w:w="5112"/>
+        <w:gridCol w:w="5112"/>
+      </w:tblGrid>
+      <w:tr>
+        <w:trPr>
+          <w:tblHeader/>
+        </w:trPr>
+        <w:tc>
+          <w:tcPr>
+            <w:tcW w:type="dxa" w:w="5112"/>
+          </w:tcPr>
+          <w:p>
+            <w:r>
+              <w:t>By the end, I can</w:t>
+            </w:r>
+          </w:p>
+        </w:tc>
+        <w:tc>
+          <w:tcPr>
+            <w:tcW w:type="dxa" w:w="5112"/>
+          </w:tcPr>
+          <w:p>
+            <w:r>
+              <w:t>How I will show it</w:t>
+            </w:r>
+          </w:p>
+        </w:tc>
+      </w:tr>
+      <w:tr>
+        <w:tc>
+          <w:tcPr>
+            <w:tcW w:type="dxa" w:w="5112"/>
+          </w:tcPr>
+          <w:p>
+            <w:r>
+              <w:t>Separate a recorded prediction from the observation used to check it</w:t>
+            </w:r>
+          </w:p>
+        </w:tc>
+        <w:tc>
+          <w:tcPr>
+            <w:tcW w:type="dxa" w:w="5112"/>
+          </w:tcPr>
+          <w:p>
+            <w:r>
+              <w:t>Explain the deciding step, show a trace or test, and state one limit.</w:t>
+            </w:r>
+          </w:p>
+        </w:tc>
+      </w:tr>
+      <w:tr>
+        <w:tc>
+          <w:tcPr>
+            <w:tcW w:type="dxa" w:w="5112"/>
+          </w:tcPr>
+          <w:p>
+            <w:r>
+              <w:t>Compare matching cases using a stated outcome rule and preserve unresolved evidence</w:t>
+            </w:r>
+          </w:p>
+        </w:tc>
+        <w:tc>
+          <w:tcPr>
+            <w:tcW w:type="dxa" w:w="5112"/>
+          </w:tcPr>
+          <w:p>
+            <w:r>
+              <w:t>Explain the deciding step, show a trace or test, and state one limit.</w:t>
+            </w:r>
+          </w:p>
+        </w:tc>
+      </w:tr>
+      <w:tr>
+        <w:tc>
+          <w:tcPr>
+            <w:tcW w:type="dxa" w:w="5112"/>
+          </w:tcPr>
+          <w:p>
+            <w:r>
+              <w:t>Report checked results without counting missing observations as successes or failures</w:t>
+            </w:r>
+          </w:p>
+        </w:tc>
+        <w:tc>
+          <w:tcPr>
+            <w:tcW w:type="dxa" w:w="5112"/>
+          </w:tcPr>
+          <w:p>
+            <w:r>
+              <w:t>Explain the deciding step, show a trace or test, and state one limit.</w:t>
+            </w:r>
+          </w:p>
+        </w:tc>
+      </w:tr>
+    </w:tbl>
+    <w:p>
+      <w:r>
+        <w:t>Remember → watch and explain → try with help → investigate → try independently → keep project evidence. Your teacher may spread this lesson across several classes.</w:t>
+      </w:r>
+    </w:p>
+    <w:p>
+      <w:r>
+        <w:t>Keep your first prediction. Compare it with what the evidence shows and explain any change.</w:t>
+      </w:r>
+    </w:p>
+    <w:p>
+      <w:pPr>
+        <w:pStyle w:val="Heading1"/>
+      </w:pPr>
+      <w:r>
+        <w:t>16. Finish and return</w:t>
+      </w:r>
+    </w:p>
+    <w:p>
+      <w:r>
+        <w:t>Close your notes. Explain this goal in your own words: Separate a recorded prediction from the observation used to check it</w:t>
+      </w:r>
+    </w:p>
+    <w:p>
+      <w:pPr>
+        <w:pStyle w:val="Heading3"/>
+      </w:pPr>
+      <w:r>
+        <w:t>My deciding step, evidence and one remaining question</w:t>
+      </w:r>
+    </w:p>
+    <w:p>
+      <w:r>
+        <w:t>________________________________________________________________</w:t>
+      </w:r>
+    </w:p>
+    <w:p>
+      <w:r>
+        <w:t>________________________________________________________________</w:t>
+      </w:r>
+    </w:p>
+    <w:p>
+      <w:r>
+        <w:t>________________________________________________________________</w:t>
+      </w:r>
+    </w:p>
+    <w:p>
+      <w:r>
+        <w:t>________________________________________________________________</w:t>
+      </w:r>
+    </w:p>
+    <w:p>
+      <w:r>
+        <w:t>________________________________________________________________</w:t>
+      </w:r>
+    </w:p>
+    <w:p>
+      <w:r>
+        <w:t>If you are unsure, return to the worked picture and explain one arrow. If you are ready, change an input or assumption and justify your prediction.</w:t>
+      </w:r>
+    </w:p>
+    <w:p>
+      <w:r>
+        <w:t>Save your workbook evidence. At the next review, try a different case before opening your old answer.</w:t>
       </w:r>
     </w:p>
     <w:sectPr>

--- a/downloads/student/ai-1-week-17.docx
+++ b/downloads/student/ai-1-week-17.docx
@@ -3792,6 +3792,207 @@
     <w:p>
       <w:r>
         <w:t>Save your workbook evidence. At the next review, try a different case before opening your old answer.</w:t>
+      </w:r>
+    </w:p>
+    <w:p>
+      <w:pPr>
+        <w:pStyle w:val="Heading1"/>
+      </w:pPr>
+      <w:r>
+        <w:t>17. Supported practice, repair and portfolio</w:t>
+      </w:r>
+    </w:p>
+    <w:p>
+      <w:r>
+        <w:t>Use this supported practice once, in the browser or on paper. Keep the reserved independent assessment for a separate first attempt before teacher feedback.</w:t>
+      </w:r>
+    </w:p>
+    <w:p>
+      <w:r>
+        <w:t>A fictional drying trial uses a fixed rule and later measures what actually happened.</w:t>
+      </w:r>
+    </w:p>
+    <w:p>
+      <w:pPr>
+        <w:pStyle w:val="Heading3"/>
+      </w:pPr>
+      <w:r>
+        <w:t>Practice 1: explain the deciding evidence</w:t>
+      </w:r>
+    </w:p>
+    <w:p>
+      <w:r>
+        <w:t>Which labelled step matches this detail? Prediction quick disagrees with observation slow.</w:t>
+      </w:r>
+    </w:p>
+    <w:p>
+      <w:r>
+        <w:t>1. Predict</w:t>
+      </w:r>
+    </w:p>
+    <w:p>
+      <w:r>
+        <w:t>2. Compare evidence</w:t>
+      </w:r>
+    </w:p>
+    <w:p>
+      <w:r>
+        <w:t>3. Observe later</w:t>
+      </w:r>
+    </w:p>
+    <w:p>
+      <w:r>
+        <w:t>4. Prediction input</w:t>
+      </w:r>
+    </w:p>
+    <w:p>
+      <w:pPr>
+        <w:pStyle w:val="Heading3"/>
+      </w:pPr>
+      <w:r>
+        <w:t>My selected conclusion, deciding fact and explanation</w:t>
+      </w:r>
+    </w:p>
+    <w:p>
+      <w:r>
+        <w:t>________________________________________________________________</w:t>
+      </w:r>
+    </w:p>
+    <w:p>
+      <w:r>
+        <w:t>________________________________________________________________</w:t>
+      </w:r>
+    </w:p>
+    <w:p>
+      <w:r>
+        <w:t>________________________________________________________________</w:t>
+      </w:r>
+    </w:p>
+    <w:p>
+      <w:r>
+        <w:t>________________________________________________________________</w:t>
+      </w:r>
+    </w:p>
+    <w:p>
+      <w:r>
+        <w:t>________________________________________________________________</w:t>
+      </w:r>
+    </w:p>
+    <w:p>
+      <w:r>
+        <w:t>Hint if needed: Read the steps in the pictorial case. Match the supplied detail to the stage that performs or records it.</w:t>
+      </w:r>
+    </w:p>
+    <w:p>
+      <w:r>
+        <w:t>After your attempt, compare with the supported explanation: Compare evidence Prediction quick disagrees with observation slow. The moisture score generates a prediction; it is not the observed drying time. The later measurement supplies separate evidence under the stated observation policy. Save both values and their units. Altering the recorded time to match D would destroy the evaluation rather than repair the model.</w:t>
+      </w:r>
+    </w:p>
+    <w:p>
+      <w:pPr>
+        <w:pStyle w:val="Heading3"/>
+      </w:pPr>
+      <w:r>
+        <w:t>Practice 2: explain the deciding evidence</w:t>
+      </w:r>
+    </w:p>
+    <w:p>
+      <w:r>
+        <w:t>Changed-case practice: Keep score 4 but measure exactly 8 minutes. Which conclusion is supported by the supplied facts?</w:t>
+      </w:r>
+    </w:p>
+    <w:p>
+      <w:r>
+        <w:t>1. The observed label becomes quick and agrees with the prediction.</w:t>
+      </w:r>
+    </w:p>
+    <w:p>
+      <w:r>
+        <w:t>2. We can decide the result without examining the changed input or the procedure.</w:t>
+      </w:r>
+    </w:p>
+    <w:p>
+      <w:r>
+        <w:t>3. This one example guarantees correct results for every future input.</w:t>
+      </w:r>
+    </w:p>
+    <w:p>
+      <w:pPr>
+        <w:pStyle w:val="Heading3"/>
+      </w:pPr>
+      <w:r>
+        <w:t>My selected conclusion, deciding fact and explanation</w:t>
+      </w:r>
+    </w:p>
+    <w:p>
+      <w:r>
+        <w:t>________________________________________________________________</w:t>
+      </w:r>
+    </w:p>
+    <w:p>
+      <w:r>
+        <w:t>________________________________________________________________</w:t>
+      </w:r>
+    </w:p>
+    <w:p>
+      <w:r>
+        <w:t>________________________________________________________________</w:t>
+      </w:r>
+    </w:p>
+    <w:p>
+      <w:r>
+        <w:t>________________________________________________________________</w:t>
+      </w:r>
+    </w:p>
+    <w:p>
+      <w:r>
+        <w:t>________________________________________________________________</w:t>
+      </w:r>
+    </w:p>
+    <w:p>
+      <w:r>
+        <w:t>Hint if needed: Use the changed condition and the deciding step in the pictorial trace. The answer must say what follows from those facts.</w:t>
+      </w:r>
+    </w:p>
+    <w:p>
+      <w:r>
+        <w:t>After your attempt, compare with the supported explanation: The observed label becomes quick and agrees with the prediction. Above 8 is strict: equality is quick under this policy.</w:t>
+      </w:r>
+    </w:p>
+    <w:p>
+      <w:pPr>
+        <w:pStyle w:val="Heading3"/>
+      </w:pPr>
+      <w:r>
+        <w:t>Repair a missing building block</w:t>
+      </w:r>
+    </w:p>
+    <w:p>
+      <w:r>
+        <w:t>Review Boundaries and 'Not Sure' (ai-1/16). Goal: Identify a specific source of uncertainty and explain how it affects a prediction. Short practice: Which original block needs a better width before accepting or rejecting it? What should the reviewer do?. Return to this week and explain what you changed.</w:t>
+      </w:r>
+    </w:p>
+    <w:p>
+      <w:r>
+        <w:t>Review Build a Human Classifier (ai-1/14). Goal: Construct a classifier with a stated input format, selected rule and recorded output. Short practice: Trace 0 cm and explain why clarification is different from predicting short.. Return to this week and explain what you changed.</w:t>
+      </w:r>
+    </w:p>
+    <w:p>
+      <w:r>
+        <w:t>Review Repeating Efficiently (ai-1/11). Goal: Trace a loop by testing its condition before every repetition. Short practice: Trace a fresh start of 9. How many additions occur, and must the report equal 10?. Return to this week and explain what you changed.</w:t>
+      </w:r>
+    </w:p>
+    <w:p>
+      <w:pPr>
+        <w:pStyle w:val="Heading3"/>
+      </w:pPr>
+      <w:r>
+        <w:t>Keep your completed work</w:t>
+      </w:r>
+    </w:p>
+    <w:p>
+      <w:r>
+        <w:t>Use Download completed work in the hosted lesson to export your answers, reflections, practice feedback and code-run evidence. Open the HTML copy to read or print it. Drafts stay in this browser when storage is available; clear drafts on a shared device.</w:t>
       </w:r>
     </w:p>
     <w:sectPr>

--- a/downloads/student/ai-1-week-17.docx
+++ b/downloads/student/ai-1-week-17.docx
@@ -42,6 +42,11 @@
       </w:r>
     </w:p>
     <w:p>
+      <w:r>
+        <w:t>Start with the target: Separate a recorded prediction from the observation used to check it. Try the recall before opening notes.</w:t>
+      </w:r>
+    </w:p>
+    <w:p>
       <w:pPr>
         <w:pStyle w:val="Heading3"/>
       </w:pPr>
@@ -50,18 +55,96 @@
       </w:r>
     </w:p>
     <w:p>
-      <w:r>
-        <w:t>I can separate a recorded prediction from the observation used to check it.</w:t>
-      </w:r>
-    </w:p>
-    <w:p>
-      <w:r>
-        <w:t>I can compare matching cases using a stated outcome rule and preserve unresolved evidence.</w:t>
-      </w:r>
-    </w:p>
-    <w:p>
-      <w:r>
-        <w:t>I can report checked results without counting missing observations as successes or failures.</w:t>
+      <w:pPr>
+        <w:spacing w:line="336" w:lineRule="auto" w:after="180"/>
+      </w:pPr>
+      <w:r>
+        <w:rPr>
+          <w:b w:val="0"/>
+        </w:rPr>
+        <w:t xml:space="preserve">I can separate a recorded </w:t>
+      </w:r>
+      <w:r>
+        <w:rPr>
+          <w:b/>
+        </w:rPr>
+        <w:t>prediction</w:t>
+      </w:r>
+      <w:r>
+        <w:rPr>
+          <w:b w:val="0"/>
+        </w:rPr>
+        <w:t xml:space="preserve"> from the </w:t>
+      </w:r>
+      <w:r>
+        <w:rPr>
+          <w:b/>
+        </w:rPr>
+        <w:t>observation</w:t>
+      </w:r>
+      <w:r>
+        <w:rPr>
+          <w:b w:val="0"/>
+        </w:rPr>
+        <w:t xml:space="preserve"> used to check it.</w:t>
+      </w:r>
+    </w:p>
+    <w:p>
+      <w:pPr>
+        <w:spacing w:line="336" w:lineRule="auto" w:after="180"/>
+      </w:pPr>
+      <w:r>
+        <w:rPr>
+          <w:b w:val="0"/>
+        </w:rPr>
+        <w:t xml:space="preserve">I can compare matching cases using a stated </w:t>
+      </w:r>
+      <w:r>
+        <w:rPr>
+          <w:b/>
+        </w:rPr>
+        <w:t>outcome rule</w:t>
+      </w:r>
+      <w:r>
+        <w:rPr>
+          <w:b w:val="0"/>
+        </w:rPr>
+        <w:t xml:space="preserve"> and preserve unresolved </w:t>
+      </w:r>
+      <w:r>
+        <w:rPr>
+          <w:b/>
+        </w:rPr>
+        <w:t>evidence</w:t>
+      </w:r>
+      <w:r>
+        <w:rPr>
+          <w:b w:val="0"/>
+        </w:rPr>
+        <w:t>.</w:t>
+      </w:r>
+    </w:p>
+    <w:p>
+      <w:pPr>
+        <w:spacing w:line="336" w:lineRule="auto" w:after="180"/>
+      </w:pPr>
+      <w:r>
+        <w:rPr>
+          <w:b w:val="0"/>
+        </w:rPr>
+        <w:t xml:space="preserve">I can report checked results without counting missing </w:t>
+      </w:r>
+      <w:r>
+        <w:rPr>
+          <w:b/>
+        </w:rPr>
+        <w:t>observation</w:t>
+      </w:r>
+      <w:r>
+        <w:rPr>
+          <w:b w:val="0"/>
+        </w:rPr>
+        <w:t>s as successes or failures.</w:t>
       </w:r>
     </w:p>
     <w:p>
@@ -73,33 +156,105 @@
       </w:r>
     </w:p>
     <w:p>
-      <w:r>
+      <w:pPr>
+        <w:spacing w:line="336" w:lineRule="auto" w:after="180"/>
+      </w:pPr>
+      <w:r>
+        <w:rPr>
+          <w:b w:val="0"/>
+        </w:rPr>
         <w:t>Close your notes first. A rough first answer helps us choose the right starting point; it is not a score for your ability.</w:t>
       </w:r>
     </w:p>
     <w:p>
-      <w:r>
+      <w:pPr>
+        <w:spacing w:line="336" w:lineRule="auto" w:after="180"/>
+      </w:pPr>
+      <w:r>
+        <w:rPr>
+          <w:b w:val="0"/>
+        </w:rPr>
         <w:t>Without opening the old lesson, explain one key idea from Boundaries and 'Not Sure'. Give an example and a mistake that the idea helps you avoid.</w:t>
       </w:r>
     </w:p>
     <w:p>
-      <w:r>
+      <w:pPr>
+        <w:spacing w:line="336" w:lineRule="auto" w:after="180"/>
+      </w:pPr>
+      <w:r>
+        <w:rPr>
+          <w:b w:val="0"/>
+        </w:rPr>
         <w:t>Without opening the old lesson, explain one key idea from Build a Human Classifier. Give an example and a mistake that the idea helps you avoid.</w:t>
       </w:r>
     </w:p>
     <w:p>
-      <w:r>
+      <w:pPr>
+        <w:spacing w:line="336" w:lineRule="auto" w:after="180"/>
+      </w:pPr>
+      <w:r>
+        <w:rPr>
+          <w:b w:val="0"/>
+        </w:rPr>
         <w:t>Without opening the old lesson, explain one key idea from Repeating Efficiently. Give an example and a mistake that the idea helps you avoid.</w:t>
       </w:r>
     </w:p>
     <w:p>
-      <w:r>
-        <w:t>After trying, check the relevant lesson or ask your teacher. Change the part of your explanation that the evidence shows was wrong.</w:t>
-      </w:r>
-    </w:p>
-    <w:p>
-      <w:r>
-        <w:t>A prediction is a fallible output supported by clues.</w:t>
+      <w:pPr>
+        <w:spacing w:line="336" w:lineRule="auto" w:after="180"/>
+      </w:pPr>
+      <w:r>
+        <w:rPr>
+          <w:b w:val="0"/>
+        </w:rPr>
+        <w:t xml:space="preserve">After trying, check the relevant lesson or ask your teacher. Change the part of your explanation that the </w:t>
+      </w:r>
+      <w:r>
+        <w:rPr>
+          <w:b/>
+        </w:rPr>
+        <w:t>evidence</w:t>
+      </w:r>
+      <w:r>
+        <w:rPr>
+          <w:b w:val="0"/>
+        </w:rPr>
+        <w:t xml:space="preserve"> shows was wrong.</w:t>
+      </w:r>
+    </w:p>
+    <w:p>
+      <w:pPr>
+        <w:spacing w:line="336" w:lineRule="auto" w:after="180"/>
+      </w:pPr>
+      <w:r>
+        <w:rPr>
+          <w:b w:val="0"/>
+        </w:rPr>
+        <w:t xml:space="preserve">A </w:t>
+      </w:r>
+      <w:r>
+        <w:rPr>
+          <w:b/>
+        </w:rPr>
+        <w:t>prediction</w:t>
+      </w:r>
+      <w:r>
+        <w:rPr>
+          <w:b w:val="0"/>
+        </w:rPr>
+        <w:t xml:space="preserve"> is a fallible </w:t>
+      </w:r>
+      <w:r>
+        <w:rPr>
+          <w:b/>
+        </w:rPr>
+        <w:t>output</w:t>
+      </w:r>
+      <w:r>
+        <w:rPr>
+          <w:b w:val="0"/>
+        </w:rPr>
+        <w:t xml:space="preserve"> supported by clues.</w:t>
       </w:r>
     </w:p>
     <w:p>
@@ -139,12 +294,45 @@
       </w:r>
     </w:p>
     <w:p>
-      <w:r>
-        <w:t>LEARNING TARGET  On Monday a team predicts 'rain on Tuesday'. On Tuesday they count a damp playground as success, although sprinklers ran. Write an observation rule that could have been agreed before Tuesday.</w:t>
-      </w:r>
-    </w:p>
-    <w:p>
-      <w:r>
+      <w:pPr>
+        <w:pStyle w:val="Heading3"/>
+      </w:pPr>
+      <w:r>
+        <w:t>Your target</w:t>
+      </w:r>
+    </w:p>
+    <w:p>
+      <w:pPr>
+        <w:spacing w:line="336" w:lineRule="auto" w:after="180"/>
+        <w:shd w:fill="EDF7F3"/>
+      </w:pPr>
+      <w:r>
+        <w:rPr>
+          <w:b w:val="0"/>
+        </w:rPr>
+        <w:t xml:space="preserve">LEARNING TARGET  On Monday a team predicts 'rain on Tuesday'. On Tuesday they count a damp playground as success, although sprinklers ran. Write an </w:t>
+      </w:r>
+      <w:r>
+        <w:rPr>
+          <w:b/>
+        </w:rPr>
+        <w:t>observation</w:t>
+      </w:r>
+      <w:r>
+        <w:rPr>
+          <w:b w:val="0"/>
+        </w:rPr>
+        <w:t xml:space="preserve"> rule that could have been agreed before Tuesday.</w:t>
+      </w:r>
+    </w:p>
+    <w:p>
+      <w:pPr>
+        <w:spacing w:line="336" w:lineRule="auto" w:after="180"/>
+      </w:pPr>
+      <w:r>
+        <w:rPr>
+          <w:b w:val="0"/>
+        </w:rPr>
         <w:t>Learner name:</w:t>
       </w:r>
     </w:p>
@@ -157,8 +345,27 @@
       </w:r>
     </w:p>
     <w:p>
-      <w:r>
-        <w:t>A model predicts far, but the distance record is unreadable. Can this case be called correct? What evidence would let you check it?</w:t>
+      <w:pPr>
+        <w:spacing w:line="336" w:lineRule="auto" w:after="180"/>
+        <w:shd w:fill="F5F1FB"/>
+      </w:pPr>
+      <w:r>
+        <w:rPr>
+          <w:b w:val="0"/>
+        </w:rPr>
+        <w:t xml:space="preserve">A model predicts far, but the distance record is unreadable. Can this case be called correct? What </w:t>
+      </w:r>
+      <w:r>
+        <w:rPr>
+          <w:b/>
+        </w:rPr>
+        <w:t>evidence</w:t>
+      </w:r>
+      <w:r>
+        <w:rPr>
+          <w:b w:val="0"/>
+        </w:rPr>
+        <w:t xml:space="preserve"> would let you check it?</w:t>
       </w:r>
     </w:p>
     <w:p>
@@ -170,7 +377,13 @@
       </w:r>
     </w:p>
     <w:p>
-      <w:r>
+      <w:pPr>
+        <w:spacing w:line="336" w:lineRule="auto" w:after="180"/>
+      </w:pPr>
+      <w:r>
+        <w:rPr>
+          <w:b w:val="0"/>
+        </w:rPr>
         <w:t>By the end, I can keep predicted and observed outcomes separate and audit a disagreement.</w:t>
       </w:r>
     </w:p>
@@ -184,6 +397,17 @@
     </w:p>
     <w:p>
       <w:r>
+        <w:t>Investigate the supplied Prediction Is Not Fact case. Separate observations, given facts and assumptions before choosing an explanation.</w:t>
+      </w:r>
+    </w:p>
+    <w:p>
+      <w:pPr>
+        <w:spacing w:line="336" w:lineRule="auto" w:after="180"/>
+      </w:pPr>
+      <w:r>
+        <w:rPr>
+          <w:b/>
+        </w:rPr>
         <w:t>PICTURE STORY</w:t>
       </w:r>
     </w:p>
@@ -196,8 +420,26 @@
       </w:r>
     </w:p>
     <w:p>
-      <w:r>
-        <w:t>Pictures give clues; evidence tells us what the clues mean.</w:t>
+      <w:pPr>
+        <w:spacing w:line="336" w:lineRule="auto" w:after="180"/>
+      </w:pPr>
+      <w:r>
+        <w:rPr>
+          <w:b w:val="0"/>
+        </w:rPr>
+        <w:t xml:space="preserve">Pictures give clues; </w:t>
+      </w:r>
+      <w:r>
+        <w:rPr>
+          <w:b/>
+        </w:rPr>
+        <w:t>evidence</w:t>
+      </w:r>
+      <w:r>
+        <w:rPr>
+          <w:b w:val="0"/>
+        </w:rPr>
+        <w:t xml:space="preserve"> tells us what the clues mean.</w:t>
       </w:r>
     </w:p>
     <w:p>
@@ -237,46 +479,170 @@
       </w:r>
     </w:p>
     <w:p>
-      <w:r>
-        <w:t>MYSTERY  A rain prediction uses weather clues, but the later observation of rain or no rain is the fact that evaluates it.</w:t>
-      </w:r>
-    </w:p>
-    <w:p>
       <w:pPr>
         <w:pStyle w:val="Heading3"/>
       </w:pPr>
       <w:r>
+        <w:t>Start with this puzzle</w:t>
+      </w:r>
+    </w:p>
+    <w:p>
+      <w:pPr>
+        <w:spacing w:line="336" w:lineRule="auto" w:after="180"/>
+        <w:shd w:fill="F1F6FC"/>
+      </w:pPr>
+      <w:r>
+        <w:rPr>
+          <w:b w:val="0"/>
+        </w:rPr>
+        <w:t xml:space="preserve">MYSTERY  A rain </w:t>
+      </w:r>
+      <w:r>
+        <w:rPr>
+          <w:b/>
+        </w:rPr>
+        <w:t>prediction</w:t>
+      </w:r>
+      <w:r>
+        <w:rPr>
+          <w:b w:val="0"/>
+        </w:rPr>
+        <w:t xml:space="preserve"> uses weather clues, but the later </w:t>
+      </w:r>
+      <w:r>
+        <w:rPr>
+          <w:b/>
+        </w:rPr>
+        <w:t>observation</w:t>
+      </w:r>
+      <w:r>
+        <w:rPr>
+          <w:b w:val="0"/>
+        </w:rPr>
+        <w:t xml:space="preserve"> of rain or no rain is the </w:t>
+      </w:r>
+      <w:r>
+        <w:rPr>
+          <w:b/>
+        </w:rPr>
+        <w:t>fact</w:t>
+      </w:r>
+      <w:r>
+        <w:rPr>
+          <w:b w:val="0"/>
+        </w:rPr>
+        <w:t xml:space="preserve"> that evaluates it.</w:t>
+      </w:r>
+    </w:p>
+    <w:p>
+      <w:pPr>
+        <w:pStyle w:val="Heading3"/>
+      </w:pPr>
+      <w:r>
         <w:t>What do you notice?</w:t>
       </w:r>
     </w:p>
     <w:p>
-      <w:r>
+      <w:pPr>
+        <w:spacing w:line="336" w:lineRule="auto" w:after="180"/>
+      </w:pPr>
+      <w:r>
+        <w:rPr>
+          <w:b w:val="0"/>
+        </w:rPr>
         <w:t>Name three visible details without explaining them yet.</w:t>
       </w:r>
     </w:p>
     <w:p>
-      <w:r>
+      <w:pPr>
+        <w:spacing w:line="336" w:lineRule="auto" w:after="180"/>
+      </w:pPr>
+      <w:r>
+        <w:rPr>
+          <w:b w:val="0"/>
+        </w:rPr>
         <w:t>Circle the detail most connected to the system's decision.</w:t>
       </w:r>
     </w:p>
     <w:p>
-      <w:r>
+      <w:pPr>
+        <w:spacing w:line="336" w:lineRule="auto" w:after="180"/>
+      </w:pPr>
+      <w:r>
+        <w:rPr>
+          <w:b w:val="0"/>
+        </w:rPr>
         <w:t>Name one detail that may be decoration or distraction.</w:t>
       </w:r>
     </w:p>
     <w:p>
-      <w:r>
-        <w:t>Make a first prediction and state the clue that supports it.</w:t>
-      </w:r>
-    </w:p>
-    <w:p>
-      <w:r>
-        <w:t>My observations, prediction, and evidence:</w:t>
-      </w:r>
-    </w:p>
-    <w:p>
-      <w:r>
-        <w:t>GOOD THINKING  A prediction can change when stronger evidence appears.</w:t>
+      <w:pPr>
+        <w:spacing w:line="336" w:lineRule="auto" w:after="180"/>
+      </w:pPr>
+      <w:r>
+        <w:rPr>
+          <w:b w:val="0"/>
+        </w:rPr>
+        <w:t xml:space="preserve">Make a first </w:t>
+      </w:r>
+      <w:r>
+        <w:rPr>
+          <w:b/>
+        </w:rPr>
+        <w:t>prediction</w:t>
+      </w:r>
+      <w:r>
+        <w:rPr>
+          <w:b w:val="0"/>
+        </w:rPr>
+        <w:t xml:space="preserve"> and state the clue that supports it.</w:t>
+      </w:r>
+    </w:p>
+    <w:p>
+      <w:pPr>
+        <w:spacing w:line="336" w:lineRule="auto" w:after="180"/>
+      </w:pPr>
+      <w:r>
+        <w:rPr>
+          <w:b w:val="0"/>
+        </w:rPr>
+        <w:t xml:space="preserve">My </w:t>
+      </w:r>
+      <w:r>
+        <w:rPr>
+          <w:b/>
+        </w:rPr>
+        <w:t>observation</w:t>
+      </w:r>
+      <w:r>
+        <w:rPr>
+          <w:b w:val="0"/>
+        </w:rPr>
+        <w:t xml:space="preserve">s, </w:t>
+      </w:r>
+      <w:r>
+        <w:rPr>
+          <w:b/>
+        </w:rPr>
+        <w:t>prediction</w:t>
+      </w:r>
+      <w:r>
+        <w:rPr>
+          <w:b w:val="0"/>
+        </w:rPr>
+        <w:t xml:space="preserve">, and </w:t>
+      </w:r>
+      <w:r>
+        <w:rPr>
+          <w:b/>
+        </w:rPr>
+        <w:t>evidence</w:t>
+      </w:r>
+      <w:r>
+        <w:rPr>
+          <w:b w:val="0"/>
+        </w:rPr>
+        <w:t>:</w:t>
       </w:r>
     </w:p>
     <w:p>
@@ -284,22 +650,261 @@
         <w:pStyle w:val="Heading3"/>
       </w:pPr>
       <w:r>
+        <w:t>Thinking habit</w:t>
+      </w:r>
+    </w:p>
+    <w:p>
+      <w:pPr>
+        <w:spacing w:line="336" w:lineRule="auto" w:after="180"/>
+        <w:shd w:fill="EDF7F3"/>
+      </w:pPr>
+      <w:r>
+        <w:rPr>
+          <w:b w:val="0"/>
+        </w:rPr>
+        <w:t xml:space="preserve">GOOD THINKING  A </w:t>
+      </w:r>
+      <w:r>
+        <w:rPr>
+          <w:b/>
+        </w:rPr>
+        <w:t>prediction</w:t>
+      </w:r>
+      <w:r>
+        <w:rPr>
+          <w:b w:val="0"/>
+        </w:rPr>
+        <w:t xml:space="preserve"> can change when stronger </w:t>
+      </w:r>
+      <w:r>
+        <w:rPr>
+          <w:b/>
+        </w:rPr>
+        <w:t>evidence</w:t>
+      </w:r>
+      <w:r>
+        <w:rPr>
+          <w:b w:val="0"/>
+        </w:rPr>
+        <w:t xml:space="preserve"> appears.</w:t>
+      </w:r>
+    </w:p>
+    <w:p>
+      <w:pPr>
+        <w:pStyle w:val="Heading3"/>
+      </w:pPr>
+      <w:r>
         <w:t>A closer explanation</w:t>
       </w:r>
     </w:p>
     <w:p>
-      <w:r>
-        <w:t>A prediction states what a model outputs. An observation records what was measured or happened. To check a prediction, keep both records and compare the same case under the same outcome rule. Writing a prediction into the observation column would make the check circular.</w:t>
-      </w:r>
-    </w:p>
-    <w:p>
-      <w:r>
-        <w:t>Use a fictional ramp investigation. Before each trial, Ramp1 predicts far for a ramp height of at least 6 cm and near otherwise. Its allowed heights are whole centimetres from 1 through 10. After a toy rolls, a learner measures its travel distance. The outcome rule is far for a distance of at least 4 floor units and near otherwise. Ramp height and travel distance are different quantities.</w:t>
-      </w:r>
-    </w:p>
-    <w:p>
-      <w:r>
-        <w:t>The values in this lesson are invented practice records, not a physical law about ramps. Ramp1 is a fixed paper model for learning how to check predictions. Each trial has an ID so that its height, prediction and later measurement stay together. Keep the model version and record the prediction before opening the observation card.</w:t>
+      <w:pPr>
+        <w:spacing w:line="336" w:lineRule="auto" w:after="180"/>
+      </w:pPr>
+      <w:r>
+        <w:rPr>
+          <w:b w:val="0"/>
+        </w:rPr>
+        <w:t xml:space="preserve">A </w:t>
+      </w:r>
+      <w:r>
+        <w:rPr>
+          <w:b/>
+        </w:rPr>
+        <w:t>prediction</w:t>
+      </w:r>
+      <w:r>
+        <w:rPr>
+          <w:b w:val="0"/>
+        </w:rPr>
+        <w:t xml:space="preserve"> states what a model </w:t>
+      </w:r>
+      <w:r>
+        <w:rPr>
+          <w:b/>
+        </w:rPr>
+        <w:t>output</w:t>
+      </w:r>
+      <w:r>
+        <w:rPr>
+          <w:b w:val="0"/>
+        </w:rPr>
+        <w:t xml:space="preserve">s. An </w:t>
+      </w:r>
+      <w:r>
+        <w:rPr>
+          <w:b/>
+        </w:rPr>
+        <w:t>observation</w:t>
+      </w:r>
+      <w:r>
+        <w:rPr>
+          <w:b w:val="0"/>
+        </w:rPr>
+        <w:t xml:space="preserve"> records what was measured or happened. To check a </w:t>
+      </w:r>
+      <w:r>
+        <w:rPr>
+          <w:b/>
+        </w:rPr>
+        <w:t>prediction</w:t>
+      </w:r>
+      <w:r>
+        <w:rPr>
+          <w:b w:val="0"/>
+        </w:rPr>
+        <w:t xml:space="preserve">, keep both records and compare the same case under the same </w:t>
+      </w:r>
+      <w:r>
+        <w:rPr>
+          <w:b/>
+        </w:rPr>
+        <w:t>outcome rule</w:t>
+      </w:r>
+      <w:r>
+        <w:rPr>
+          <w:b w:val="0"/>
+        </w:rPr>
+        <w:t>.</w:t>
+      </w:r>
+    </w:p>
+    <w:p>
+      <w:pPr>
+        <w:spacing w:line="336" w:lineRule="auto" w:after="180"/>
+      </w:pPr>
+      <w:r>
+        <w:rPr>
+          <w:b w:val="0"/>
+        </w:rPr>
+        <w:t xml:space="preserve">Writing a </w:t>
+      </w:r>
+      <w:r>
+        <w:rPr>
+          <w:b/>
+        </w:rPr>
+        <w:t>prediction</w:t>
+      </w:r>
+      <w:r>
+        <w:rPr>
+          <w:b w:val="0"/>
+        </w:rPr>
+        <w:t xml:space="preserve"> into the </w:t>
+      </w:r>
+      <w:r>
+        <w:rPr>
+          <w:b/>
+        </w:rPr>
+        <w:t>observation</w:t>
+      </w:r>
+      <w:r>
+        <w:rPr>
+          <w:b w:val="0"/>
+        </w:rPr>
+        <w:t xml:space="preserve"> column would make the check circular.</w:t>
+      </w:r>
+    </w:p>
+    <w:p>
+      <w:pPr>
+        <w:spacing w:line="336" w:lineRule="auto" w:after="180"/>
+      </w:pPr>
+      <w:r>
+        <w:rPr>
+          <w:b w:val="0"/>
+        </w:rPr>
+        <w:t>Use a fictional ramp investigation. Before each trial, Ramp1 predicts far for a ramp height of at least 6 cm and near otherwise. Its allowed heights are whole centimetres from 1 through 10.</w:t>
+      </w:r>
+    </w:p>
+    <w:p>
+      <w:pPr>
+        <w:spacing w:line="336" w:lineRule="auto" w:after="180"/>
+      </w:pPr>
+      <w:r>
+        <w:rPr>
+          <w:b w:val="0"/>
+        </w:rPr>
+        <w:t xml:space="preserve">After a toy rolls, a learner measures its travel distance. The </w:t>
+      </w:r>
+      <w:r>
+        <w:rPr>
+          <w:b/>
+        </w:rPr>
+        <w:t>outcome rule</w:t>
+      </w:r>
+      <w:r>
+        <w:rPr>
+          <w:b w:val="0"/>
+        </w:rPr>
+        <w:t xml:space="preserve"> is far for a distance of at least 4 floor units and near otherwise. Ramp height and travel distance are different quantities.</w:t>
+      </w:r>
+    </w:p>
+    <w:p>
+      <w:pPr>
+        <w:spacing w:line="336" w:lineRule="auto" w:after="180"/>
+      </w:pPr>
+      <w:r>
+        <w:rPr>
+          <w:b w:val="0"/>
+        </w:rPr>
+        <w:t xml:space="preserve">The values in this lesson are invented practice records, not a physical law about ramps. Ramp1 is a fixed paper model for learning how to check </w:t>
+      </w:r>
+      <w:r>
+        <w:rPr>
+          <w:b/>
+        </w:rPr>
+        <w:t>prediction</w:t>
+      </w:r>
+      <w:r>
+        <w:rPr>
+          <w:b w:val="0"/>
+        </w:rPr>
+        <w:t>s.</w:t>
+      </w:r>
+    </w:p>
+    <w:p>
+      <w:pPr>
+        <w:spacing w:line="336" w:lineRule="auto" w:after="180"/>
+      </w:pPr>
+      <w:r>
+        <w:rPr>
+          <w:b w:val="0"/>
+        </w:rPr>
+        <w:t xml:space="preserve">Each trial has an ID so that its height, </w:t>
+      </w:r>
+      <w:r>
+        <w:rPr>
+          <w:b/>
+        </w:rPr>
+        <w:t>prediction</w:t>
+      </w:r>
+      <w:r>
+        <w:rPr>
+          <w:b w:val="0"/>
+        </w:rPr>
+        <w:t xml:space="preserve"> and later measurement stay together. Keep the model version and record the </w:t>
+      </w:r>
+      <w:r>
+        <w:rPr>
+          <w:b/>
+        </w:rPr>
+        <w:t>prediction</w:t>
+      </w:r>
+      <w:r>
+        <w:rPr>
+          <w:b w:val="0"/>
+        </w:rPr>
+        <w:t xml:space="preserve"> before opening the </w:t>
+      </w:r>
+      <w:r>
+        <w:rPr>
+          <w:b/>
+        </w:rPr>
+        <w:t>observation</w:t>
+      </w:r>
+      <w:r>
+        <w:rPr>
+          <w:b w:val="0"/>
+        </w:rPr>
+        <w:t xml:space="preserve"> card.</w:t>
       </w:r>
     </w:p>
     <w:p>
@@ -312,7 +917,24 @@
     </w:p>
     <w:p>
       <w:r>
-        <w:t>VISUAL MECHANISM</w:t>
+        <w:t>Follow the mechanism for Prediction Is Not Fact. Connect each labelled input, deciding step and result.</w:t>
+      </w:r>
+    </w:p>
+    <w:p>
+      <w:pPr>
+        <w:spacing w:line="336" w:lineRule="auto" w:after="180"/>
+      </w:pPr>
+      <w:r>
+        <w:rPr>
+          <w:b/>
+        </w:rPr>
+        <w:t xml:space="preserve">VISUAL </w:t>
+      </w:r>
+      <w:r>
+        <w:rPr>
+          <w:b/>
+        </w:rPr>
+        <w:t>MECHANISM</w:t>
       </w:r>
     </w:p>
     <w:p>
@@ -324,7 +946,13 @@
       </w:r>
     </w:p>
     <w:p>
-      <w:r>
+      <w:pPr>
+        <w:spacing w:line="336" w:lineRule="auto" w:after="180"/>
+      </w:pPr>
+      <w:r>
+        <w:rPr>
+          <w:b w:val="0"/>
+        </w:rPr>
         <w:t>Follow the information instead of imagining magic inside the machine.</w:t>
       </w:r>
     </w:p>
@@ -437,32 +1065,212 @@
       </w:r>
     </w:p>
     <w:p>
-      <w:r>
-        <w:t>INPUT  available evidence</w:t>
-      </w:r>
-    </w:p>
-    <w:p>
-      <w:r>
-        <w:t>PROCESS  use a rule or model to estimate an unseen outcome</w:t>
-      </w:r>
-    </w:p>
-    <w:p>
-      <w:r>
-        <w:t>OUTPUT  prediction that must remain separate from verified fact</w:t>
-      </w:r>
-    </w:p>
-    <w:p>
-      <w:r>
-        <w:t>CORE IDEA  A prediction is a fallible output supported by clues.</w:t>
-      </w:r>
-    </w:p>
-    <w:p>
-      <w:r>
-        <w:t>UNDER THE HOOD  Prediction estimates a target that is unknown at decision time. Evidence supports the estimate; ground truth is the later or independently established outcome. Treating predictions as labels can create self-confirming records.</w:t>
-      </w:r>
-    </w:p>
-    <w:p>
-      <w:r>
+      <w:pPr>
+        <w:spacing w:line="336" w:lineRule="auto" w:after="180"/>
+      </w:pPr>
+      <w:r>
+        <w:rPr>
+          <w:b/>
+        </w:rPr>
+        <w:t>INPUT</w:t>
+      </w:r>
+      <w:r>
+        <w:rPr>
+          <w:b w:val="0"/>
+        </w:rPr>
+        <w:t xml:space="preserve">  available </w:t>
+      </w:r>
+      <w:r>
+        <w:rPr>
+          <w:b/>
+        </w:rPr>
+        <w:t>evidence</w:t>
+      </w:r>
+    </w:p>
+    <w:p>
+      <w:pPr>
+        <w:spacing w:line="336" w:lineRule="auto" w:after="180"/>
+      </w:pPr>
+      <w:r>
+        <w:rPr>
+          <w:b/>
+        </w:rPr>
+        <w:t>PROCESS</w:t>
+      </w:r>
+      <w:r>
+        <w:rPr>
+          <w:b w:val="0"/>
+        </w:rPr>
+        <w:t xml:space="preserve">  use a rule or model to estimate an unseen outcome</w:t>
+      </w:r>
+    </w:p>
+    <w:p>
+      <w:pPr>
+        <w:spacing w:line="336" w:lineRule="auto" w:after="180"/>
+      </w:pPr>
+      <w:r>
+        <w:rPr>
+          <w:b/>
+        </w:rPr>
+        <w:t>OUTPUT</w:t>
+      </w:r>
+      <w:r>
+        <w:rPr>
+          <w:b w:val="0"/>
+        </w:rPr>
+        <w:t xml:space="preserve">  </w:t>
+      </w:r>
+      <w:r>
+        <w:rPr>
+          <w:b/>
+        </w:rPr>
+        <w:t>prediction</w:t>
+      </w:r>
+      <w:r>
+        <w:rPr>
+          <w:b w:val="0"/>
+        </w:rPr>
+        <w:t xml:space="preserve"> that must remain separate from verified </w:t>
+      </w:r>
+      <w:r>
+        <w:rPr>
+          <w:b/>
+        </w:rPr>
+        <w:t>fact</w:t>
+      </w:r>
+    </w:p>
+    <w:p>
+      <w:pPr>
+        <w:pStyle w:val="Heading3"/>
+      </w:pPr>
+      <w:r>
+        <w:t>Key idea</w:t>
+      </w:r>
+    </w:p>
+    <w:p>
+      <w:pPr>
+        <w:spacing w:line="336" w:lineRule="auto" w:after="180"/>
+        <w:shd w:fill="EDF7F3"/>
+      </w:pPr>
+      <w:r>
+        <w:rPr>
+          <w:b w:val="0"/>
+        </w:rPr>
+        <w:t xml:space="preserve">CORE IDEA  A </w:t>
+      </w:r>
+      <w:r>
+        <w:rPr>
+          <w:b/>
+        </w:rPr>
+        <w:t>prediction</w:t>
+      </w:r>
+      <w:r>
+        <w:rPr>
+          <w:b w:val="0"/>
+        </w:rPr>
+        <w:t xml:space="preserve"> is a fallible </w:t>
+      </w:r>
+      <w:r>
+        <w:rPr>
+          <w:b/>
+        </w:rPr>
+        <w:t>output</w:t>
+      </w:r>
+      <w:r>
+        <w:rPr>
+          <w:b w:val="0"/>
+        </w:rPr>
+        <w:t xml:space="preserve"> supported by clues.</w:t>
+      </w:r>
+    </w:p>
+    <w:p>
+      <w:pPr>
+        <w:pStyle w:val="Heading3"/>
+      </w:pPr>
+      <w:r>
+        <w:t>How the mechanism works</w:t>
+      </w:r>
+    </w:p>
+    <w:p>
+      <w:pPr>
+        <w:spacing w:line="336" w:lineRule="auto" w:after="180"/>
+        <w:shd w:fill="F1F6F8"/>
+      </w:pPr>
+      <w:r>
+        <w:rPr>
+          <w:b w:val="0"/>
+        </w:rPr>
+        <w:t xml:space="preserve">UNDER THE HOOD  </w:t>
+      </w:r>
+      <w:r>
+        <w:rPr>
+          <w:b/>
+        </w:rPr>
+        <w:t>Prediction</w:t>
+      </w:r>
+      <w:r>
+        <w:rPr>
+          <w:b w:val="0"/>
+        </w:rPr>
+        <w:t xml:space="preserve"> estimates a target that is unknown at decision time. </w:t>
+      </w:r>
+      <w:r>
+        <w:rPr>
+          <w:b/>
+        </w:rPr>
+        <w:t>Evidence</w:t>
+      </w:r>
+      <w:r>
+        <w:rPr>
+          <w:b w:val="0"/>
+        </w:rPr>
+        <w:t xml:space="preserve"> supports the estimate; </w:t>
+      </w:r>
+      <w:r>
+        <w:rPr>
+          <w:b/>
+        </w:rPr>
+        <w:t>ground truth</w:t>
+      </w:r>
+      <w:r>
+        <w:rPr>
+          <w:b w:val="0"/>
+        </w:rPr>
+        <w:t xml:space="preserve"> is the later or independently established outcome.</w:t>
+      </w:r>
+    </w:p>
+    <w:p>
+      <w:pPr>
+        <w:spacing w:line="336" w:lineRule="auto" w:after="180"/>
+        <w:shd w:fill="F1F6F8"/>
+      </w:pPr>
+      <w:r>
+        <w:rPr>
+          <w:b w:val="0"/>
+        </w:rPr>
+        <w:t xml:space="preserve">Treating </w:t>
+      </w:r>
+      <w:r>
+        <w:rPr>
+          <w:b/>
+        </w:rPr>
+        <w:t>prediction</w:t>
+      </w:r>
+      <w:r>
+        <w:rPr>
+          <w:b w:val="0"/>
+        </w:rPr>
+        <w:t>s as labels can create self-confirming records.</w:t>
+      </w:r>
+    </w:p>
+    <w:p>
+      <w:pPr>
+        <w:spacing w:line="336" w:lineRule="auto" w:after="180"/>
+      </w:pPr>
+      <w:r>
+        <w:rPr>
+          <w:b w:val="0"/>
+        </w:rPr>
         <w:t>Draw a fresh example with all three stages:</w:t>
       </w:r>
     </w:p>
@@ -631,13 +1439,155 @@
       </w:r>
     </w:p>
     <w:p>
-      <w:r>
-        <w:t>For B, the input 6 cm produces the prediction far. The later distance of 3 units produces the observed category near. This is a mismatch. Retain far as the original prediction and near as the observed category. Changing the old prediction to near would hide the mistake rather than improve the original result.</w:t>
-      </w:r>
-    </w:p>
-    <w:p>
-      <w:r>
-        <w:t>For A and C, the categories match. These two matches provide evidence about these trials. They do not show that every future prediction will be correct. Even a correctly computed prediction can disagree with an observation because following the model rule and matching the world are different checks.</w:t>
+      <w:pPr>
+        <w:spacing w:line="336" w:lineRule="auto" w:after="180"/>
+      </w:pPr>
+      <w:r>
+        <w:rPr>
+          <w:b w:val="0"/>
+        </w:rPr>
+        <w:t xml:space="preserve">For B, the </w:t>
+      </w:r>
+      <w:r>
+        <w:rPr>
+          <w:b/>
+        </w:rPr>
+        <w:t>input</w:t>
+      </w:r>
+      <w:r>
+        <w:rPr>
+          <w:b w:val="0"/>
+        </w:rPr>
+        <w:t xml:space="preserve"> 6 cm produces the </w:t>
+      </w:r>
+      <w:r>
+        <w:rPr>
+          <w:b/>
+        </w:rPr>
+        <w:t>prediction</w:t>
+      </w:r>
+      <w:r>
+        <w:rPr>
+          <w:b w:val="0"/>
+        </w:rPr>
+        <w:t xml:space="preserve"> far. The later distance of 3 units produces the observed category near. This is a </w:t>
+      </w:r>
+      <w:r>
+        <w:rPr>
+          <w:b/>
+        </w:rPr>
+        <w:t>mismatch</w:t>
+      </w:r>
+      <w:r>
+        <w:rPr>
+          <w:b w:val="0"/>
+        </w:rPr>
+        <w:t xml:space="preserve">. Retain far as the original </w:t>
+      </w:r>
+      <w:r>
+        <w:rPr>
+          <w:b/>
+        </w:rPr>
+        <w:t>prediction</w:t>
+      </w:r>
+      <w:r>
+        <w:rPr>
+          <w:b w:val="0"/>
+        </w:rPr>
+        <w:t xml:space="preserve"> and near as the observed category.</w:t>
+      </w:r>
+    </w:p>
+    <w:p>
+      <w:pPr>
+        <w:spacing w:line="336" w:lineRule="auto" w:after="180"/>
+      </w:pPr>
+      <w:r>
+        <w:rPr>
+          <w:b w:val="0"/>
+        </w:rPr>
+        <w:t xml:space="preserve">Changing the old </w:t>
+      </w:r>
+      <w:r>
+        <w:rPr>
+          <w:b/>
+        </w:rPr>
+        <w:t>prediction</w:t>
+      </w:r>
+      <w:r>
+        <w:rPr>
+          <w:b w:val="0"/>
+        </w:rPr>
+        <w:t xml:space="preserve"> to near would hide the mistake rather than improve the original result.</w:t>
+      </w:r>
+    </w:p>
+    <w:p>
+      <w:pPr>
+        <w:spacing w:line="336" w:lineRule="auto" w:after="180"/>
+      </w:pPr>
+      <w:r>
+        <w:rPr>
+          <w:b w:val="0"/>
+        </w:rPr>
+        <w:t xml:space="preserve">For A and C, the categories match. These two matches provide </w:t>
+      </w:r>
+      <w:r>
+        <w:rPr>
+          <w:b/>
+        </w:rPr>
+        <w:t>evidence</w:t>
+      </w:r>
+      <w:r>
+        <w:rPr>
+          <w:b w:val="0"/>
+        </w:rPr>
+        <w:t xml:space="preserve"> about these trials. They do not show that every future </w:t>
+      </w:r>
+      <w:r>
+        <w:rPr>
+          <w:b/>
+        </w:rPr>
+        <w:t>prediction</w:t>
+      </w:r>
+      <w:r>
+        <w:rPr>
+          <w:b w:val="0"/>
+        </w:rPr>
+        <w:t xml:space="preserve"> will be correct.</w:t>
+      </w:r>
+    </w:p>
+    <w:p>
+      <w:pPr>
+        <w:spacing w:line="336" w:lineRule="auto" w:after="180"/>
+      </w:pPr>
+      <w:r>
+        <w:rPr>
+          <w:b w:val="0"/>
+        </w:rPr>
+        <w:t xml:space="preserve">Even a correctly computed </w:t>
+      </w:r>
+      <w:r>
+        <w:rPr>
+          <w:b/>
+        </w:rPr>
+        <w:t>prediction</w:t>
+      </w:r>
+      <w:r>
+        <w:rPr>
+          <w:b w:val="0"/>
+        </w:rPr>
+        <w:t xml:space="preserve"> can disagree with an </w:t>
+      </w:r>
+      <w:r>
+        <w:rPr>
+          <w:b/>
+        </w:rPr>
+        <w:t>observation</w:t>
+      </w:r>
+      <w:r>
+        <w:rPr>
+          <w:b w:val="0"/>
+        </w:rPr>
+        <w:t xml:space="preserve"> because following the model rule and matching the world are different checks.</w:t>
       </w:r>
     </w:p>
     <w:p>
@@ -649,8 +1599,26 @@
       </w:r>
     </w:p>
     <w:p>
-      <w:r>
-        <w:t>Point to the input, the deciding step and the result in this week’s visual. Explain the same step in ordinary words. A picture helps when you can say what each part represents.</w:t>
+      <w:pPr>
+        <w:spacing w:line="336" w:lineRule="auto" w:after="180"/>
+      </w:pPr>
+      <w:r>
+        <w:rPr>
+          <w:b w:val="0"/>
+        </w:rPr>
+        <w:t xml:space="preserve">Point to the </w:t>
+      </w:r>
+      <w:r>
+        <w:rPr>
+          <w:b/>
+        </w:rPr>
+        <w:t>input</w:t>
+      </w:r>
+      <w:r>
+        <w:rPr>
+          <w:b w:val="0"/>
+        </w:rPr>
+        <w:t>, the deciding step and the result in this week’s visual. Explain the same step in ordinary words. A picture helps when you can say what each part represents.</w:t>
       </w:r>
     </w:p>
     <w:p>
@@ -663,6 +1631,17 @@
     </w:p>
     <w:p>
       <w:r>
+        <w:t>Compare the supplied cases for Prediction Is Not Fact. Identify the detail that changes the conclusion.</w:t>
+      </w:r>
+    </w:p>
+    <w:p>
+      <w:pPr>
+        <w:spacing w:line="336" w:lineRule="auto" w:after="180"/>
+      </w:pPr>
+      <w:r>
+        <w:rPr>
+          <w:b/>
+        </w:rPr>
         <w:t>PICTURE GALLERY</w:t>
       </w:r>
     </w:p>
@@ -675,8 +1654,26 @@
       </w:r>
     </w:p>
     <w:p>
-      <w:r>
-        <w:t>Use the visual cue, then read the evidence carefully.</w:t>
+      <w:pPr>
+        <w:spacing w:line="336" w:lineRule="auto" w:after="180"/>
+      </w:pPr>
+      <w:r>
+        <w:rPr>
+          <w:b w:val="0"/>
+        </w:rPr>
+        <w:t xml:space="preserve">Use the visual cue, then read the </w:t>
+      </w:r>
+      <w:r>
+        <w:rPr>
+          <w:b/>
+        </w:rPr>
+        <w:t>evidence</w:t>
+      </w:r>
+      <w:r>
+        <w:rPr>
+          <w:b w:val="0"/>
+        </w:rPr>
+        <w:t xml:space="preserve"> carefully.</w:t>
       </w:r>
     </w:p>
     <w:p>
@@ -824,55 +1821,320 @@
       </w:r>
     </w:p>
     <w:p>
-      <w:r>
-        <w:t>CASE 1 — Rain may start  Clue: forecast output. Meaning: prediction.</w:t>
-      </w:r>
-    </w:p>
-    <w:p>
-      <w:r>
-        <w:t>CASE 2 — Dark clouds  Clue: observed condition. Meaning: evidence.</w:t>
-      </w:r>
-    </w:p>
-    <w:p>
-      <w:r>
-        <w:t>CASE 3 — Rain gauge recorded water  Clue: later measurement. Meaning: fact for evaluation.</w:t>
-      </w:r>
-    </w:p>
-    <w:p>
-      <w:r>
-        <w:t>CASE 4 — Animal label from model  Clue: unverified output. Meaning: prediction, not fact.</w:t>
-      </w:r>
-    </w:p>
-    <w:p>
-      <w:r>
-        <w:t>BOUNDARY  Do not copy a model prediction into the answer column and later call it ground truth.</w:t>
-      </w:r>
-    </w:p>
-    <w:p>
-      <w:r>
-        <w:t>Which two pictures are easiest to confuse? What evidence separates them?</w:t>
-      </w:r>
-    </w:p>
-    <w:p>
       <w:pPr>
         <w:pStyle w:val="Heading3"/>
       </w:pPr>
       <w:r>
+        <w:t>The case to investigate</w:t>
+      </w:r>
+    </w:p>
+    <w:p>
+      <w:pPr>
+        <w:spacing w:line="336" w:lineRule="auto" w:after="180"/>
+        <w:shd w:fill="F1F6FC"/>
+      </w:pPr>
+      <w:r>
+        <w:rPr>
+          <w:b w:val="0"/>
+        </w:rPr>
+        <w:t xml:space="preserve">CASE 1 — Rain may start  Clue: forecast </w:t>
+      </w:r>
+      <w:r>
+        <w:rPr>
+          <w:b/>
+        </w:rPr>
+        <w:t>output</w:t>
+      </w:r>
+      <w:r>
+        <w:rPr>
+          <w:b w:val="0"/>
+        </w:rPr>
+        <w:t xml:space="preserve">. Meaning: </w:t>
+      </w:r>
+      <w:r>
+        <w:rPr>
+          <w:b/>
+        </w:rPr>
+        <w:t>prediction</w:t>
+      </w:r>
+      <w:r>
+        <w:rPr>
+          <w:b w:val="0"/>
+        </w:rPr>
+        <w:t>.</w:t>
+      </w:r>
+    </w:p>
+    <w:p>
+      <w:pPr>
+        <w:pStyle w:val="Heading3"/>
+      </w:pPr>
+      <w:r>
+        <w:t>The case to investigate</w:t>
+      </w:r>
+    </w:p>
+    <w:p>
+      <w:pPr>
+        <w:spacing w:line="336" w:lineRule="auto" w:after="180"/>
+        <w:shd w:fill="F1F6FC"/>
+      </w:pPr>
+      <w:r>
+        <w:rPr>
+          <w:b w:val="0"/>
+        </w:rPr>
+        <w:t xml:space="preserve">CASE 2 — Dark clouds  Clue: observed condition. Meaning: </w:t>
+      </w:r>
+      <w:r>
+        <w:rPr>
+          <w:b/>
+        </w:rPr>
+        <w:t>evidence</w:t>
+      </w:r>
+      <w:r>
+        <w:rPr>
+          <w:b w:val="0"/>
+        </w:rPr>
+        <w:t>.</w:t>
+      </w:r>
+    </w:p>
+    <w:p>
+      <w:pPr>
+        <w:pStyle w:val="Heading3"/>
+      </w:pPr>
+      <w:r>
+        <w:t>The case to investigate</w:t>
+      </w:r>
+    </w:p>
+    <w:p>
+      <w:pPr>
+        <w:spacing w:line="336" w:lineRule="auto" w:after="180"/>
+        <w:shd w:fill="F1F6FC"/>
+      </w:pPr>
+      <w:r>
+        <w:rPr>
+          <w:b w:val="0"/>
+        </w:rPr>
+        <w:t xml:space="preserve">CASE 3 — Rain gauge recorded water  Clue: later measurement. Meaning: </w:t>
+      </w:r>
+      <w:r>
+        <w:rPr>
+          <w:b/>
+        </w:rPr>
+        <w:t>fact</w:t>
+      </w:r>
+      <w:r>
+        <w:rPr>
+          <w:b w:val="0"/>
+        </w:rPr>
+        <w:t xml:space="preserve"> for evaluation.</w:t>
+      </w:r>
+    </w:p>
+    <w:p>
+      <w:pPr>
+        <w:pStyle w:val="Heading3"/>
+      </w:pPr>
+      <w:r>
+        <w:t>The case to investigate</w:t>
+      </w:r>
+    </w:p>
+    <w:p>
+      <w:pPr>
+        <w:spacing w:line="336" w:lineRule="auto" w:after="180"/>
+        <w:shd w:fill="F1F6FC"/>
+      </w:pPr>
+      <w:r>
+        <w:rPr>
+          <w:b w:val="0"/>
+        </w:rPr>
+        <w:t xml:space="preserve">CASE 4 — Animal label from model  Clue: unverified </w:t>
+      </w:r>
+      <w:r>
+        <w:rPr>
+          <w:b/>
+        </w:rPr>
+        <w:t>output</w:t>
+      </w:r>
+      <w:r>
+        <w:rPr>
+          <w:b w:val="0"/>
+        </w:rPr>
+        <w:t xml:space="preserve">. Meaning: </w:t>
+      </w:r>
+      <w:r>
+        <w:rPr>
+          <w:b/>
+        </w:rPr>
+        <w:t>prediction</w:t>
+      </w:r>
+      <w:r>
+        <w:rPr>
+          <w:b w:val="0"/>
+        </w:rPr>
+        <w:t xml:space="preserve">, not </w:t>
+      </w:r>
+      <w:r>
+        <w:rPr>
+          <w:b/>
+        </w:rPr>
+        <w:t>fact</w:t>
+      </w:r>
+      <w:r>
+        <w:rPr>
+          <w:b w:val="0"/>
+        </w:rPr>
+        <w:t>.</w:t>
+      </w:r>
+    </w:p>
+    <w:p>
+      <w:pPr>
+        <w:pStyle w:val="Heading3"/>
+      </w:pPr>
+      <w:r>
+        <w:t>Keep this boundary clear</w:t>
+      </w:r>
+    </w:p>
+    <w:p>
+      <w:pPr>
+        <w:spacing w:line="336" w:lineRule="auto" w:after="180"/>
+        <w:shd w:fill="FFF5E6"/>
+      </w:pPr>
+      <w:r>
+        <w:rPr>
+          <w:b w:val="0"/>
+        </w:rPr>
+        <w:t xml:space="preserve">BOUNDARY  Do not copy a model </w:t>
+      </w:r>
+      <w:r>
+        <w:rPr>
+          <w:b/>
+        </w:rPr>
+        <w:t>prediction</w:t>
+      </w:r>
+      <w:r>
+        <w:rPr>
+          <w:b w:val="0"/>
+        </w:rPr>
+        <w:t xml:space="preserve"> into the answer column and later call it </w:t>
+      </w:r>
+      <w:r>
+        <w:rPr>
+          <w:b/>
+        </w:rPr>
+        <w:t>ground truth</w:t>
+      </w:r>
+      <w:r>
+        <w:rPr>
+          <w:b w:val="0"/>
+        </w:rPr>
+        <w:t>.</w:t>
+      </w:r>
+    </w:p>
+    <w:p>
+      <w:pPr>
+        <w:spacing w:line="336" w:lineRule="auto" w:after="180"/>
+        <w:shd w:fill="F5F1FB"/>
+      </w:pPr>
+      <w:r>
+        <w:rPr>
+          <w:b w:val="0"/>
+        </w:rPr>
+        <w:t xml:space="preserve">Which two pictures are easiest to confuse? What </w:t>
+      </w:r>
+      <w:r>
+        <w:rPr>
+          <w:b/>
+        </w:rPr>
+        <w:t>evidence</w:t>
+      </w:r>
+      <w:r>
+        <w:rPr>
+          <w:b w:val="0"/>
+        </w:rPr>
+        <w:t xml:space="preserve"> separates them?</w:t>
+      </w:r>
+    </w:p>
+    <w:p>
+      <w:pPr>
+        <w:pStyle w:val="Heading3"/>
+      </w:pPr>
+      <w:r>
         <w:t>Change one thing in the pictured case</w:t>
       </w:r>
     </w:p>
     <w:p>
-      <w:r>
+      <w:pPr>
+        <w:pStyle w:val="Heading3"/>
+      </w:pPr>
+      <w:r>
+        <w:t>Change one thing</w:t>
+      </w:r>
+    </w:p>
+    <w:p>
+      <w:pPr>
+        <w:spacing w:line="336" w:lineRule="auto" w:after="180"/>
+        <w:shd w:fill="F5F1FB"/>
+      </w:pPr>
+      <w:r>
+        <w:rPr>
+          <w:b w:val="0"/>
+        </w:rPr>
         <w:t>Change: Keep score 4 but measure exactly 8 minutes.</w:t>
       </w:r>
     </w:p>
     <w:p>
-      <w:r>
-        <w:t>Prediction: The observed label becomes quick and agrees with the prediction.</w:t>
-      </w:r>
-    </w:p>
-    <w:p>
-      <w:r>
+      <w:pPr>
+        <w:pStyle w:val="Heading3"/>
+      </w:pPr>
+      <w:r>
+        <w:t>Predicted result</w:t>
+      </w:r>
+    </w:p>
+    <w:p>
+      <w:pPr>
+        <w:spacing w:line="336" w:lineRule="auto" w:after="180"/>
+        <w:shd w:fill="F1F6FC"/>
+      </w:pPr>
+      <w:r>
+        <w:rPr>
+          <w:b/>
+        </w:rPr>
+        <w:t>Prediction</w:t>
+      </w:r>
+      <w:r>
+        <w:rPr>
+          <w:b w:val="0"/>
+        </w:rPr>
+        <w:t xml:space="preserve">: The observed label becomes quick and agrees with the </w:t>
+      </w:r>
+      <w:r>
+        <w:rPr>
+          <w:b/>
+        </w:rPr>
+        <w:t>prediction</w:t>
+      </w:r>
+      <w:r>
+        <w:rPr>
+          <w:b w:val="0"/>
+        </w:rPr>
+        <w:t>.</w:t>
+      </w:r>
+    </w:p>
+    <w:p>
+      <w:pPr>
+        <w:pStyle w:val="Heading3"/>
+      </w:pPr>
+      <w:r>
+        <w:t>Why the result follows</w:t>
+      </w:r>
+    </w:p>
+    <w:p>
+      <w:pPr>
+        <w:spacing w:line="336" w:lineRule="auto" w:after="180"/>
+        <w:shd w:fill="F1F6FC"/>
+      </w:pPr>
+      <w:r>
+        <w:rPr>
+          <w:b w:val="0"/>
+        </w:rPr>
         <w:t>Reason: Above 8 is strict: equality is quick under this policy.</w:t>
       </w:r>
     </w:p>
@@ -886,6 +2148,17 @@
     </w:p>
     <w:p>
       <w:r>
+        <w:t>Use the vocabulary of Prediction Is Not Fact to explain a concrete decision, rather than only memorising definitions.</w:t>
+      </w:r>
+    </w:p>
+    <w:p>
+      <w:pPr>
+        <w:spacing w:line="336" w:lineRule="auto" w:after="180"/>
+      </w:pPr>
+      <w:r>
+        <w:rPr>
+          <w:b/>
+        </w:rPr>
         <w:t>VOCABULARY</w:t>
       </w:r>
     </w:p>
@@ -898,7 +2171,13 @@
       </w:r>
     </w:p>
     <w:p>
-      <w:r>
+      <w:pPr>
+        <w:spacing w:line="336" w:lineRule="auto" w:after="180"/>
+      </w:pPr>
+      <w:r>
+        <w:rPr>
+          <w:b w:val="0"/>
+        </w:rPr>
         <w:t>The badge is a memory cue; the definition does the real thinking work.</w:t>
       </w:r>
     </w:p>
@@ -1222,17 +2501,81 @@
       </w:r>
     </w:p>
     <w:p>
-      <w:r>
-        <w:t>CLAIM TO REPAIR  A confident prediction is a fact.</w:t>
-      </w:r>
-    </w:p>
-    <w:p>
-      <w:r>
-        <w:t>Use one vocabulary word and one piece of evidence to repair it:</w:t>
-      </w:r>
-    </w:p>
-    <w:p>
-      <w:r>
+      <w:pPr>
+        <w:pStyle w:val="Heading3"/>
+      </w:pPr>
+      <w:r>
+        <w:t>Find the unsupported claim</w:t>
+      </w:r>
+    </w:p>
+    <w:p>
+      <w:pPr>
+        <w:spacing w:line="336" w:lineRule="auto" w:after="180"/>
+        <w:shd w:fill="F5F1FB"/>
+      </w:pPr>
+      <w:r>
+        <w:rPr>
+          <w:b w:val="0"/>
+        </w:rPr>
+        <w:t xml:space="preserve">CLAIM TO REPAIR  A confident </w:t>
+      </w:r>
+      <w:r>
+        <w:rPr>
+          <w:b/>
+        </w:rPr>
+        <w:t>prediction</w:t>
+      </w:r>
+      <w:r>
+        <w:rPr>
+          <w:b w:val="0"/>
+        </w:rPr>
+        <w:t xml:space="preserve"> is a </w:t>
+      </w:r>
+      <w:r>
+        <w:rPr>
+          <w:b/>
+        </w:rPr>
+        <w:t>fact</w:t>
+      </w:r>
+      <w:r>
+        <w:rPr>
+          <w:b w:val="0"/>
+        </w:rPr>
+        <w:t>.</w:t>
+      </w:r>
+    </w:p>
+    <w:p>
+      <w:pPr>
+        <w:spacing w:line="336" w:lineRule="auto" w:after="180"/>
+      </w:pPr>
+      <w:r>
+        <w:rPr>
+          <w:b w:val="0"/>
+        </w:rPr>
+        <w:t xml:space="preserve">Use one vocabulary word and one piece of </w:t>
+      </w:r>
+      <w:r>
+        <w:rPr>
+          <w:b/>
+        </w:rPr>
+        <w:t>evidence</w:t>
+      </w:r>
+      <w:r>
+        <w:rPr>
+          <w:b w:val="0"/>
+        </w:rPr>
+        <w:t xml:space="preserve"> to repair it:</w:t>
+      </w:r>
+    </w:p>
+    <w:p>
+      <w:pPr>
+        <w:spacing w:line="336" w:lineRule="auto" w:after="180"/>
+        <w:shd w:fill="EDF7F3"/>
+      </w:pPr>
+      <w:r>
+        <w:rPr>
+          <w:b w:val="0"/>
+        </w:rPr>
         <w:t>WORD POWER  A strong definition helps you decide something in a new case.</w:t>
       </w:r>
     </w:p>
@@ -1378,6 +2721,17 @@
     </w:p>
     <w:p>
       <w:r>
+        <w:t>Follow the worked trace for Prediction Is Not Fact, predict a step, then compare with its explanation.</w:t>
+      </w:r>
+    </w:p>
+    <w:p>
+      <w:pPr>
+        <w:spacing w:line="336" w:lineRule="auto" w:after="180"/>
+      </w:pPr>
+      <w:r>
+        <w:rPr>
+          <w:b/>
+        </w:rPr>
         <w:t>WORKED EXAMPLE</w:t>
       </w:r>
     </w:p>
@@ -1390,8 +2744,26 @@
       </w:r>
     </w:p>
     <w:p>
-      <w:r>
-        <w:t>Every step connects a claim to observable evidence.</w:t>
+      <w:pPr>
+        <w:spacing w:line="336" w:lineRule="auto" w:after="180"/>
+      </w:pPr>
+      <w:r>
+        <w:rPr>
+          <w:b w:val="0"/>
+        </w:rPr>
+        <w:t xml:space="preserve">Every step connects a claim to observable </w:t>
+      </w:r>
+      <w:r>
+        <w:rPr>
+          <w:b/>
+        </w:rPr>
+        <w:t>evidence</w:t>
+      </w:r>
+      <w:r>
+        <w:rPr>
+          <w:b w:val="0"/>
+        </w:rPr>
+        <w:t>.</w:t>
       </w:r>
     </w:p>
     <w:p>
@@ -1431,38 +2803,327 @@
       </w:r>
     </w:p>
     <w:p>
-      <w:r>
-        <w:t>CASE  A rain prediction uses weather clues, but the later observation of rain or no rain is the fact that evaluates it.</w:t>
-      </w:r>
-    </w:p>
-    <w:p>
-      <w:r>
-        <w:t>STEP 1 — OBSERVE  available evidence</w:t>
-      </w:r>
-    </w:p>
-    <w:p>
-      <w:r>
+      <w:pPr>
+        <w:pStyle w:val="Heading3"/>
+      </w:pPr>
+      <w:r>
+        <w:t>The case to investigate</w:t>
+      </w:r>
+    </w:p>
+    <w:p>
+      <w:pPr>
+        <w:spacing w:line="336" w:lineRule="auto" w:after="180"/>
+        <w:shd w:fill="F1F6FC"/>
+      </w:pPr>
+      <w:r>
+        <w:rPr>
+          <w:b w:val="0"/>
+        </w:rPr>
+        <w:t xml:space="preserve">CASE  A rain </w:t>
+      </w:r>
+      <w:r>
+        <w:rPr>
+          <w:b/>
+        </w:rPr>
+        <w:t>prediction</w:t>
+      </w:r>
+      <w:r>
+        <w:rPr>
+          <w:b w:val="0"/>
+        </w:rPr>
+        <w:t xml:space="preserve"> uses weather clues, but the later </w:t>
+      </w:r>
+      <w:r>
+        <w:rPr>
+          <w:b/>
+        </w:rPr>
+        <w:t>observation</w:t>
+      </w:r>
+      <w:r>
+        <w:rPr>
+          <w:b w:val="0"/>
+        </w:rPr>
+        <w:t xml:space="preserve"> of rain or no rain is the </w:t>
+      </w:r>
+      <w:r>
+        <w:rPr>
+          <w:b/>
+        </w:rPr>
+        <w:t>fact</w:t>
+      </w:r>
+      <w:r>
+        <w:rPr>
+          <w:b w:val="0"/>
+        </w:rPr>
+        <w:t xml:space="preserve"> that evaluates it.</w:t>
+      </w:r>
+    </w:p>
+    <w:p>
+      <w:pPr>
+        <w:pStyle w:val="Heading3"/>
+      </w:pPr>
+      <w:r>
+        <w:t>Step 1</w:t>
+      </w:r>
+    </w:p>
+    <w:p>
+      <w:pPr>
+        <w:spacing w:line="336" w:lineRule="auto" w:after="180"/>
+        <w:shd w:fill="F4F9FC"/>
+      </w:pPr>
+      <w:r>
+        <w:rPr>
+          <w:b w:val="0"/>
+        </w:rPr>
+        <w:t xml:space="preserve">STEP 1 — OBSERVE  available </w:t>
+      </w:r>
+      <w:r>
+        <w:rPr>
+          <w:b/>
+        </w:rPr>
+        <w:t>evidence</w:t>
+      </w:r>
+    </w:p>
+    <w:p>
+      <w:pPr>
+        <w:pStyle w:val="Heading3"/>
+      </w:pPr>
+      <w:r>
+        <w:t>Step 2</w:t>
+      </w:r>
+    </w:p>
+    <w:p>
+      <w:pPr>
+        <w:spacing w:line="336" w:lineRule="auto" w:after="180"/>
+        <w:shd w:fill="F4F9FC"/>
+      </w:pPr>
+      <w:r>
+        <w:rPr>
+          <w:b w:val="0"/>
+        </w:rPr>
         <w:t>STEP 2 — TRACE  use a rule or model to estimate an unseen outcome</w:t>
       </w:r>
     </w:p>
     <w:p>
-      <w:r>
-        <w:t>STEP 3 — CONCLUDE  prediction that must remain separate from verified fact</w:t>
-      </w:r>
-    </w:p>
-    <w:p>
-      <w:r>
-        <w:t>MODEL REASONING  Mark model or rule outputs as predictions, observable clues as evidence, and independently checked outcomes as facts. A prediction becomes evaluated against a fact; it does not become a fact merely because time passes.</w:t>
-      </w:r>
-    </w:p>
-    <w:p>
-      <w:r>
-        <w:t>DO NOT OVERCLAIM  Do not copy a model prediction into the answer column and later call it ground truth.</w:t>
-      </w:r>
-    </w:p>
-    <w:p>
-      <w:r>
-        <w:t>What new evidence could change this answer?</w:t>
+      <w:pPr>
+        <w:pStyle w:val="Heading3"/>
+      </w:pPr>
+      <w:r>
+        <w:t>Step 3</w:t>
+      </w:r>
+    </w:p>
+    <w:p>
+      <w:pPr>
+        <w:spacing w:line="336" w:lineRule="auto" w:after="180"/>
+        <w:shd w:fill="F4F9FC"/>
+      </w:pPr>
+      <w:r>
+        <w:rPr>
+          <w:b w:val="0"/>
+        </w:rPr>
+        <w:t xml:space="preserve">STEP 3 — CONCLUDE  </w:t>
+      </w:r>
+      <w:r>
+        <w:rPr>
+          <w:b/>
+        </w:rPr>
+        <w:t>prediction</w:t>
+      </w:r>
+      <w:r>
+        <w:rPr>
+          <w:b w:val="0"/>
+        </w:rPr>
+        <w:t xml:space="preserve"> that must remain separate from verified </w:t>
+      </w:r>
+      <w:r>
+        <w:rPr>
+          <w:b/>
+        </w:rPr>
+        <w:t>fact</w:t>
+      </w:r>
+    </w:p>
+    <w:p>
+      <w:pPr>
+        <w:pStyle w:val="Heading3"/>
+      </w:pPr>
+      <w:r>
+        <w:t>Model answer</w:t>
+      </w:r>
+    </w:p>
+    <w:p>
+      <w:pPr>
+        <w:spacing w:line="336" w:lineRule="auto" w:after="180"/>
+        <w:shd w:fill="F1F6FC"/>
+      </w:pPr>
+      <w:r>
+        <w:rPr>
+          <w:b w:val="0"/>
+        </w:rPr>
+        <w:t xml:space="preserve">MODEL REASONING  Mark model or rule </w:t>
+      </w:r>
+      <w:r>
+        <w:rPr>
+          <w:b/>
+        </w:rPr>
+        <w:t>output</w:t>
+      </w:r>
+      <w:r>
+        <w:rPr>
+          <w:b w:val="0"/>
+        </w:rPr>
+        <w:t xml:space="preserve">s as </w:t>
+      </w:r>
+      <w:r>
+        <w:rPr>
+          <w:b/>
+        </w:rPr>
+        <w:t>prediction</w:t>
+      </w:r>
+      <w:r>
+        <w:rPr>
+          <w:b w:val="0"/>
+        </w:rPr>
+        <w:t xml:space="preserve">s, observable clues as </w:t>
+      </w:r>
+      <w:r>
+        <w:rPr>
+          <w:b/>
+        </w:rPr>
+        <w:t>evidence</w:t>
+      </w:r>
+      <w:r>
+        <w:rPr>
+          <w:b w:val="0"/>
+        </w:rPr>
+        <w:t xml:space="preserve">, and independently checked outcomes as </w:t>
+      </w:r>
+      <w:r>
+        <w:rPr>
+          <w:b/>
+        </w:rPr>
+        <w:t>fact</w:t>
+      </w:r>
+      <w:r>
+        <w:rPr>
+          <w:b w:val="0"/>
+        </w:rPr>
+        <w:t>s.</w:t>
+      </w:r>
+    </w:p>
+    <w:p>
+      <w:pPr>
+        <w:spacing w:line="336" w:lineRule="auto" w:after="180"/>
+        <w:shd w:fill="F1F6FC"/>
+      </w:pPr>
+      <w:r>
+        <w:rPr>
+          <w:b w:val="0"/>
+        </w:rPr>
+        <w:t xml:space="preserve">A </w:t>
+      </w:r>
+      <w:r>
+        <w:rPr>
+          <w:b/>
+        </w:rPr>
+        <w:t>prediction</w:t>
+      </w:r>
+      <w:r>
+        <w:rPr>
+          <w:b w:val="0"/>
+        </w:rPr>
+        <w:t xml:space="preserve"> becomes evaluated against a </w:t>
+      </w:r>
+      <w:r>
+        <w:rPr>
+          <w:b/>
+        </w:rPr>
+        <w:t>fact</w:t>
+      </w:r>
+      <w:r>
+        <w:rPr>
+          <w:b w:val="0"/>
+        </w:rPr>
+        <w:t xml:space="preserve">; it does not become a </w:t>
+      </w:r>
+      <w:r>
+        <w:rPr>
+          <w:b/>
+        </w:rPr>
+        <w:t>fact</w:t>
+      </w:r>
+      <w:r>
+        <w:rPr>
+          <w:b w:val="0"/>
+        </w:rPr>
+        <w:t xml:space="preserve"> merely because time passes.</w:t>
+      </w:r>
+    </w:p>
+    <w:p>
+      <w:pPr>
+        <w:pStyle w:val="Heading3"/>
+      </w:pPr>
+      <w:r>
+        <w:t>A claim to avoid</w:t>
+      </w:r>
+    </w:p>
+    <w:p>
+      <w:pPr>
+        <w:spacing w:line="336" w:lineRule="auto" w:after="180"/>
+        <w:shd w:fill="FFF5E6"/>
+      </w:pPr>
+      <w:r>
+        <w:rPr>
+          <w:b w:val="0"/>
+        </w:rPr>
+        <w:t xml:space="preserve">DO NOT OVERCLAIM  Do not copy a model </w:t>
+      </w:r>
+      <w:r>
+        <w:rPr>
+          <w:b/>
+        </w:rPr>
+        <w:t>prediction</w:t>
+      </w:r>
+      <w:r>
+        <w:rPr>
+          <w:b w:val="0"/>
+        </w:rPr>
+        <w:t xml:space="preserve"> into the answer column and later call it </w:t>
+      </w:r>
+      <w:r>
+        <w:rPr>
+          <w:b/>
+        </w:rPr>
+        <w:t>ground truth</w:t>
+      </w:r>
+      <w:r>
+        <w:rPr>
+          <w:b w:val="0"/>
+        </w:rPr>
+        <w:t>.</w:t>
+      </w:r>
+    </w:p>
+    <w:p>
+      <w:pPr>
+        <w:spacing w:line="336" w:lineRule="auto" w:after="180"/>
+        <w:shd w:fill="F5F1FB"/>
+      </w:pPr>
+      <w:r>
+        <w:rPr>
+          <w:b w:val="0"/>
+        </w:rPr>
+        <w:t xml:space="preserve">What new </w:t>
+      </w:r>
+      <w:r>
+        <w:rPr>
+          <w:b/>
+        </w:rPr>
+        <w:t>evidence</w:t>
+      </w:r>
+      <w:r>
+        <w:rPr>
+          <w:b w:val="0"/>
+        </w:rPr>
+        <w:t xml:space="preserve"> could change this answer?</w:t>
       </w:r>
     </w:p>
     <w:p>
@@ -1617,26 +3278,134 @@
       </w:tr>
     </w:tbl>
     <w:p>
-      <w:r>
-        <w:t>For E, 3 units means near and 4 units means far. The disagreement can change the judgment. Check the trial ID, original measurement and recording procedure. Do not choose the distance that makes Ramp1 look better. If the conflict cannot be resolved, retain both reports and mark the comparison unassessed.</w:t>
-      </w:r>
-    </w:p>
-    <w:p>
-      <w:r>
-        <w:t>An observation is evidence, not an automatic guarantee of truth. A wrong trial ID, unclear unit or copying error can make the comparison unreliable. If a supported correction is made, retain the original entry, the correction, its source and the reason. Remeasuring a new trial does not reveal what happened in the old one.</w:t>
-      </w:r>
-    </w:p>
-    <w:p>
       <w:pPr>
         <w:pStyle w:val="Heading3"/>
       </w:pPr>
       <w:r>
+        <w:t>Worked explanation · Prediction Is Not Fact</w:t>
+      </w:r>
+    </w:p>
+    <w:p>
+      <w:pPr>
+        <w:spacing w:line="336" w:lineRule="auto" w:after="180"/>
+        <w:shd w:fill="F1F6FC"/>
+      </w:pPr>
+      <w:r>
+        <w:rPr>
+          <w:b w:val="0"/>
+        </w:rPr>
+        <w:t>For E, 3 units means near and 4 units means far. The disagreement can change the judgment. Check the trial ID, original measurement and recording procedure. Do not choose the distance that makes Ramp1 look better.</w:t>
+      </w:r>
+    </w:p>
+    <w:p>
+      <w:pPr>
+        <w:spacing w:line="336" w:lineRule="auto" w:after="180"/>
+        <w:shd w:fill="F1F6FC"/>
+      </w:pPr>
+      <w:r>
+        <w:rPr>
+          <w:b w:val="0"/>
+        </w:rPr>
+        <w:t xml:space="preserve">If the conflict cannot be resolved, retain both reports and mark the comparison </w:t>
+      </w:r>
+      <w:r>
+        <w:rPr>
+          <w:b/>
+        </w:rPr>
+        <w:t>unassessed</w:t>
+      </w:r>
+      <w:r>
+        <w:rPr>
+          <w:b w:val="0"/>
+        </w:rPr>
+        <w:t>.</w:t>
+      </w:r>
+    </w:p>
+    <w:p>
+      <w:pPr>
+        <w:pStyle w:val="Heading3"/>
+      </w:pPr>
+      <w:r>
+        <w:t>Worked explanation · Prediction Is Not Fact</w:t>
+      </w:r>
+    </w:p>
+    <w:p>
+      <w:pPr>
+        <w:spacing w:line="336" w:lineRule="auto" w:after="180"/>
+        <w:shd w:fill="F1F6FC"/>
+      </w:pPr>
+      <w:r>
+        <w:rPr>
+          <w:b w:val="0"/>
+        </w:rPr>
+        <w:t xml:space="preserve">An </w:t>
+      </w:r>
+      <w:r>
+        <w:rPr>
+          <w:b/>
+        </w:rPr>
+        <w:t>observation</w:t>
+      </w:r>
+      <w:r>
+        <w:rPr>
+          <w:b w:val="0"/>
+        </w:rPr>
+        <w:t xml:space="preserve"> is </w:t>
+      </w:r>
+      <w:r>
+        <w:rPr>
+          <w:b/>
+        </w:rPr>
+        <w:t>evidence</w:t>
+      </w:r>
+      <w:r>
+        <w:rPr>
+          <w:b w:val="0"/>
+        </w:rPr>
+        <w:t>, not an automatic guarantee of truth. A wrong trial ID, unclear unit or copying error can make the comparison unreliable.</w:t>
+      </w:r>
+    </w:p>
+    <w:p>
+      <w:pPr>
+        <w:spacing w:line="336" w:lineRule="auto" w:after="180"/>
+        <w:shd w:fill="F1F6FC"/>
+      </w:pPr>
+      <w:r>
+        <w:rPr>
+          <w:b w:val="0"/>
+        </w:rPr>
+        <w:t>If a supported correction is made, retain the original entry, the correction, its source and the reason. Remeasuring a new trial does not reveal what happened in the old one.</w:t>
+      </w:r>
+    </w:p>
+    <w:p>
+      <w:pPr>
+        <w:pStyle w:val="Heading3"/>
+      </w:pPr>
+      <w:r>
         <w:t>Learn from the worked case</w:t>
       </w:r>
     </w:p>
     <w:p>
-      <w:r>
-        <w:t>Cover the result before checking it. Say what is given, choose the procedure, and follow one step at a time. Then uncover the result and explain your first mismatch. Ask why a step is allowed, not only what number it produces.</w:t>
+      <w:pPr>
+        <w:spacing w:line="336" w:lineRule="auto" w:after="180"/>
+      </w:pPr>
+      <w:r>
+        <w:rPr>
+          <w:b w:val="0"/>
+        </w:rPr>
+        <w:t xml:space="preserve">Cover the result before checking it. Say what is given, choose the procedure, and follow one step at a time. Then uncover the result and explain your first </w:t>
+      </w:r>
+      <w:r>
+        <w:rPr>
+          <w:b/>
+        </w:rPr>
+        <w:t>mismatch</w:t>
+      </w:r>
+      <w:r>
+        <w:rPr>
+          <w:b w:val="0"/>
+        </w:rPr>
+        <w:t>. Ask why a step is allowed, not only what number it produces.</w:t>
       </w:r>
     </w:p>
     <w:p>
@@ -1648,7 +3417,13 @@
       </w:r>
     </w:p>
     <w:p>
-      <w:r>
+      <w:pPr>
+        <w:spacing w:line="336" w:lineRule="auto" w:after="180"/>
+      </w:pPr>
+      <w:r>
+        <w:rPr>
+          <w:b w:val="0"/>
+        </w:rPr>
         <w:t>A fictional drying trial uses a fixed rule and later measures what actually happened.</w:t>
       </w:r>
     </w:p>
@@ -1661,13 +3436,49 @@
       </w:r>
     </w:p>
     <w:p>
-      <w:r>
+      <w:pPr>
+        <w:pStyle w:val="Heading3"/>
+      </w:pPr>
+      <w:r>
+        <w:t>Supplied facts</w:t>
+      </w:r>
+    </w:p>
+    <w:p>
+      <w:pPr>
+        <w:spacing w:line="336" w:lineRule="auto" w:after="180"/>
+        <w:shd w:fill="F1F6FC"/>
+      </w:pPr>
+      <w:r>
+        <w:rPr>
+          <w:b w:val="0"/>
+        </w:rPr>
         <w:t>Model D predicts slow when moisture score is at least 5; quick otherwise.</w:t>
       </w:r>
     </w:p>
     <w:p>
-      <w:r>
-        <w:t>Observation policy: slow if drying takes above 8 minutes; quick otherwise. Trial T has score 4 and measured time 9 minutes.</w:t>
+      <w:pPr>
+        <w:pStyle w:val="Heading3"/>
+      </w:pPr>
+      <w:r>
+        <w:t>Supplied facts</w:t>
+      </w:r>
+    </w:p>
+    <w:p>
+      <w:pPr>
+        <w:spacing w:line="336" w:lineRule="auto" w:after="180"/>
+        <w:shd w:fill="F1F6FC"/>
+      </w:pPr>
+      <w:r>
+        <w:rPr>
+          <w:b/>
+        </w:rPr>
+        <w:t>Observation</w:t>
+      </w:r>
+      <w:r>
+        <w:rPr>
+          <w:b w:val="0"/>
+        </w:rPr>
+        <w:t xml:space="preserve"> policy: slow if drying takes above 8 minutes; quick otherwise. Trial T has score 4 and measured time 9 minutes.</w:t>
       </w:r>
     </w:p>
     <w:p>
@@ -1852,30 +3663,174 @@
       </w:r>
     </w:p>
     <w:p>
-      <w:r>
-        <w:t>The moisture score generates a prediction; it is not the observed drying time. The later measurement supplies separate evidence under the stated observation policy. Save both values and their units. Altering the recorded time to match D would destroy the evaluation rather than repair the model.</w:t>
-      </w:r>
-    </w:p>
-    <w:p>
       <w:pPr>
         <w:pStyle w:val="Heading3"/>
       </w:pPr>
       <w:r>
+        <w:t>Why the result follows</w:t>
+      </w:r>
+    </w:p>
+    <w:p>
+      <w:pPr>
+        <w:spacing w:line="336" w:lineRule="auto" w:after="180"/>
+        <w:shd w:fill="F1F6FC"/>
+      </w:pPr>
+      <w:r>
+        <w:rPr>
+          <w:b w:val="0"/>
+        </w:rPr>
+        <w:t xml:space="preserve">The moisture score generates a </w:t>
+      </w:r>
+      <w:r>
+        <w:rPr>
+          <w:b/>
+        </w:rPr>
+        <w:t>prediction</w:t>
+      </w:r>
+      <w:r>
+        <w:rPr>
+          <w:b w:val="0"/>
+        </w:rPr>
+        <w:t xml:space="preserve">; it is not the observed drying time. The later measurement supplies separate </w:t>
+      </w:r>
+      <w:r>
+        <w:rPr>
+          <w:b/>
+        </w:rPr>
+        <w:t>evidence</w:t>
+      </w:r>
+      <w:r>
+        <w:rPr>
+          <w:b w:val="0"/>
+        </w:rPr>
+        <w:t xml:space="preserve"> under the stated </w:t>
+      </w:r>
+      <w:r>
+        <w:rPr>
+          <w:b/>
+        </w:rPr>
+        <w:t>observation</w:t>
+      </w:r>
+      <w:r>
+        <w:rPr>
+          <w:b w:val="0"/>
+        </w:rPr>
+        <w:t xml:space="preserve"> policy. Save both values and their units.</w:t>
+      </w:r>
+    </w:p>
+    <w:p>
+      <w:pPr>
+        <w:spacing w:line="336" w:lineRule="auto" w:after="180"/>
+        <w:shd w:fill="F1F6FC"/>
+      </w:pPr>
+      <w:r>
+        <w:rPr>
+          <w:b w:val="0"/>
+        </w:rPr>
+        <w:t>Altering the recorded time to match D would destroy the evaluation rather than repair the model.</w:t>
+      </w:r>
+    </w:p>
+    <w:p>
+      <w:pPr>
+        <w:pStyle w:val="Heading3"/>
+      </w:pPr>
+      <w:r>
         <w:t>What this example does not establish</w:t>
       </w:r>
     </w:p>
     <w:p>
-      <w:r>
-        <w:t>One failure does not prove every prediction is wrong; one agreement does not establish reliability on future trials.</w:t>
-      </w:r>
-    </w:p>
-    <w:p>
-      <w:r>
-        <w:t>Read the labelled picture: Which field changes the observation label, and which field changes the model prediction?</w:t>
-      </w:r>
-    </w:p>
-    <w:p>
-      <w:r>
+      <w:pPr>
+        <w:pStyle w:val="Heading3"/>
+      </w:pPr>
+      <w:r>
+        <w:t>Keep the stated limit</w:t>
+      </w:r>
+    </w:p>
+    <w:p>
+      <w:pPr>
+        <w:spacing w:line="336" w:lineRule="auto" w:after="180"/>
+        <w:shd w:fill="FFF5E6"/>
+      </w:pPr>
+      <w:r>
+        <w:rPr>
+          <w:b w:val="0"/>
+        </w:rPr>
+        <w:t xml:space="preserve">One failure does not prove every </w:t>
+      </w:r>
+      <w:r>
+        <w:rPr>
+          <w:b/>
+        </w:rPr>
+        <w:t>prediction</w:t>
+      </w:r>
+      <w:r>
+        <w:rPr>
+          <w:b w:val="0"/>
+        </w:rPr>
+        <w:t xml:space="preserve"> is wrong; one agreement does not establish reliability on future trials.</w:t>
+      </w:r>
+    </w:p>
+    <w:p>
+      <w:pPr>
+        <w:pStyle w:val="Heading3"/>
+      </w:pPr>
+      <w:r>
+        <w:t>Keep the stated limit</w:t>
+      </w:r>
+    </w:p>
+    <w:p>
+      <w:pPr>
+        <w:spacing w:line="336" w:lineRule="auto" w:after="180"/>
+        <w:shd w:fill="FFF5E6"/>
+      </w:pPr>
+      <w:r>
+        <w:rPr>
+          <w:b w:val="0"/>
+        </w:rPr>
+        <w:t xml:space="preserve">Read the labelled picture: Which field changes the </w:t>
+      </w:r>
+      <w:r>
+        <w:rPr>
+          <w:b/>
+        </w:rPr>
+        <w:t>observation</w:t>
+      </w:r>
+      <w:r>
+        <w:rPr>
+          <w:b w:val="0"/>
+        </w:rPr>
+        <w:t xml:space="preserve"> label, and which field changes the model </w:t>
+      </w:r>
+      <w:r>
+        <w:rPr>
+          <w:b/>
+        </w:rPr>
+        <w:t>prediction</w:t>
+      </w:r>
+      <w:r>
+        <w:rPr>
+          <w:b w:val="0"/>
+        </w:rPr>
+        <w:t>?</w:t>
+      </w:r>
+    </w:p>
+    <w:p>
+      <w:pPr>
+        <w:pStyle w:val="Heading3"/>
+      </w:pPr>
+      <w:r>
+        <w:t>Keep the stated limit</w:t>
+      </w:r>
+    </w:p>
+    <w:p>
+      <w:pPr>
+        <w:spacing w:line="336" w:lineRule="auto" w:after="180"/>
+        <w:shd w:fill="FFF5E6"/>
+      </w:pPr>
+      <w:r>
+        <w:rPr>
+          <w:b w:val="0"/>
+        </w:rPr>
         <w:t>Change one thing: Keep score 4 but measure exactly 8 minutes. Predict the result before checking the explanation. What remains the same?</w:t>
       </w:r>
     </w:p>
@@ -1889,6 +3844,17 @@
     </w:p>
     <w:p>
       <w:r>
+        <w:t>Find the unsupported step in the Prediction Is Not Fact claim and explain a repair using the supplied evidence.</w:t>
+      </w:r>
+    </w:p>
+    <w:p>
+      <w:pPr>
+        <w:spacing w:line="336" w:lineRule="auto" w:after="180"/>
+      </w:pPr>
+      <w:r>
+        <w:rPr>
+          <w:b/>
+        </w:rPr>
         <w:t>COMPARE</w:t>
       </w:r>
     </w:p>
@@ -1901,7 +3867,13 @@
       </w:r>
     </w:p>
     <w:p>
-      <w:r>
+      <w:pPr>
+        <w:spacing w:line="336" w:lineRule="auto" w:after="180"/>
+      </w:pPr>
+      <w:r>
+        <w:rPr>
+          <w:b w:val="0"/>
+        </w:rPr>
         <w:t>A comparison helps reveal the true concept boundary.</w:t>
       </w:r>
     </w:p>
@@ -2089,46 +4061,305 @@
       </w:r>
     </w:p>
     <w:p>
-      <w:r>
-        <w:t>CLAIM A  A confident prediction is a fact.</w:t>
-      </w:r>
-    </w:p>
-    <w:p>
-      <w:r>
+      <w:pPr>
+        <w:pStyle w:val="Heading3"/>
+      </w:pPr>
+      <w:r>
+        <w:t>Challenge claim A</w:t>
+      </w:r>
+    </w:p>
+    <w:p>
+      <w:pPr>
+        <w:spacing w:line="336" w:lineRule="auto" w:after="180"/>
+        <w:shd w:fill="F5F1FB"/>
+      </w:pPr>
+      <w:r>
+        <w:rPr>
+          <w:b w:val="0"/>
+        </w:rPr>
+        <w:t xml:space="preserve">CLAIM A  A confident </w:t>
+      </w:r>
+      <w:r>
+        <w:rPr>
+          <w:b/>
+        </w:rPr>
+        <w:t>prediction</w:t>
+      </w:r>
+      <w:r>
+        <w:rPr>
+          <w:b w:val="0"/>
+        </w:rPr>
+        <w:t xml:space="preserve"> is a </w:t>
+      </w:r>
+      <w:r>
+        <w:rPr>
+          <w:b/>
+        </w:rPr>
+        <w:t>fact</w:t>
+      </w:r>
+      <w:r>
+        <w:rPr>
+          <w:b w:val="0"/>
+        </w:rPr>
+        <w:t>.</w:t>
+      </w:r>
+    </w:p>
+    <w:p>
+      <w:pPr>
+        <w:spacing w:line="336" w:lineRule="auto" w:after="180"/>
+      </w:pPr>
+      <w:r>
+        <w:rPr>
+          <w:b w:val="0"/>
+        </w:rPr>
         <w:t>Repair:</w:t>
       </w:r>
     </w:p>
     <w:p>
-      <w:r>
-        <w:t>CLAIM B  Evidence and prediction are two words for the same thing.</w:t>
-      </w:r>
-    </w:p>
-    <w:p>
-      <w:r>
+      <w:pPr>
+        <w:pStyle w:val="Heading3"/>
+      </w:pPr>
+      <w:r>
+        <w:t>Challenge claim B</w:t>
+      </w:r>
+    </w:p>
+    <w:p>
+      <w:pPr>
+        <w:spacing w:line="336" w:lineRule="auto" w:after="180"/>
+        <w:shd w:fill="F5F1FB"/>
+      </w:pPr>
+      <w:r>
+        <w:rPr>
+          <w:b w:val="0"/>
+        </w:rPr>
+        <w:t xml:space="preserve">CLAIM B  </w:t>
+      </w:r>
+      <w:r>
+        <w:rPr>
+          <w:b/>
+        </w:rPr>
+        <w:t>Evidence</w:t>
+      </w:r>
+      <w:r>
+        <w:rPr>
+          <w:b w:val="0"/>
+        </w:rPr>
+        <w:t xml:space="preserve"> and </w:t>
+      </w:r>
+      <w:r>
+        <w:rPr>
+          <w:b/>
+        </w:rPr>
+        <w:t>prediction</w:t>
+      </w:r>
+      <w:r>
+        <w:rPr>
+          <w:b w:val="0"/>
+        </w:rPr>
+        <w:t xml:space="preserve"> are two words for the same thing.</w:t>
+      </w:r>
+    </w:p>
+    <w:p>
+      <w:pPr>
+        <w:spacing w:line="336" w:lineRule="auto" w:after="180"/>
+      </w:pPr>
+      <w:r>
+        <w:rPr>
+          <w:b w:val="0"/>
+        </w:rPr>
         <w:t>Repair:</w:t>
       </w:r>
     </w:p>
     <w:p>
-      <w:r>
-        <w:t>STRONG ANSWER FRAME  I claim ______ because the evidence shows ______. The process is ______. One limit is ______.</w:t>
-      </w:r>
-    </w:p>
-    <w:p>
       <w:pPr>
         <w:pStyle w:val="Heading3"/>
       </w:pPr>
       <w:r>
+        <w:t>A frame for explaining</w:t>
+      </w:r>
+    </w:p>
+    <w:p>
+      <w:pPr>
+        <w:spacing w:line="336" w:lineRule="auto" w:after="180"/>
+        <w:shd w:fill="F1F6FC"/>
+      </w:pPr>
+      <w:r>
+        <w:rPr>
+          <w:b w:val="0"/>
+        </w:rPr>
+        <w:t xml:space="preserve">STRONG ANSWER FRAME  I claim ______ because the </w:t>
+      </w:r>
+      <w:r>
+        <w:rPr>
+          <w:b/>
+        </w:rPr>
+        <w:t>evidence</w:t>
+      </w:r>
+      <w:r>
+        <w:rPr>
+          <w:b w:val="0"/>
+        </w:rPr>
+        <w:t xml:space="preserve"> shows ______. The </w:t>
+      </w:r>
+      <w:r>
+        <w:rPr>
+          <w:b/>
+        </w:rPr>
+        <w:t>process</w:t>
+      </w:r>
+      <w:r>
+        <w:rPr>
+          <w:b w:val="0"/>
+        </w:rPr>
+        <w:t xml:space="preserve"> is ______. One limit is ______.</w:t>
+      </w:r>
+    </w:p>
+    <w:p>
+      <w:pPr>
+        <w:pStyle w:val="Heading3"/>
+      </w:pPr>
+      <w:r>
         <w:t>A closer explanation</w:t>
       </w:r>
     </w:p>
     <w:p>
-      <w:r>
-        <w:t>Start a mismatch investigation by checking the input, trial ID, prediction calculation and observation procedure. A mismatch alone does not identify which part caused the problem. If all records are sound, this case is evidence that the model prediction did not match the outcome.</w:t>
-      </w:r>
-    </w:p>
-    <w:p>
-      <w:r>
-        <w:t>If you revise the model after seeing B, record a new version. A new prediction for B can help explain the change, but it is no longer a check on an unseen case. Preserve Ramp1’s result and use new reserved trials to evaluate the revised version, following Week 15’s method.</w:t>
+      <w:pPr>
+        <w:spacing w:line="336" w:lineRule="auto" w:after="180"/>
+      </w:pPr>
+      <w:r>
+        <w:rPr>
+          <w:b w:val="0"/>
+        </w:rPr>
+        <w:t xml:space="preserve">Start a </w:t>
+      </w:r>
+      <w:r>
+        <w:rPr>
+          <w:b/>
+        </w:rPr>
+        <w:t>mismatch</w:t>
+      </w:r>
+      <w:r>
+        <w:rPr>
+          <w:b w:val="0"/>
+        </w:rPr>
+        <w:t xml:space="preserve"> investigation by checking the </w:t>
+      </w:r>
+      <w:r>
+        <w:rPr>
+          <w:b/>
+        </w:rPr>
+        <w:t>input</w:t>
+      </w:r>
+      <w:r>
+        <w:rPr>
+          <w:b w:val="0"/>
+        </w:rPr>
+        <w:t xml:space="preserve">, trial ID, </w:t>
+      </w:r>
+      <w:r>
+        <w:rPr>
+          <w:b/>
+        </w:rPr>
+        <w:t>prediction</w:t>
+      </w:r>
+      <w:r>
+        <w:rPr>
+          <w:b w:val="0"/>
+        </w:rPr>
+        <w:t xml:space="preserve"> calculation and </w:t>
+      </w:r>
+      <w:r>
+        <w:rPr>
+          <w:b/>
+        </w:rPr>
+        <w:t>observation</w:t>
+      </w:r>
+      <w:r>
+        <w:rPr>
+          <w:b w:val="0"/>
+        </w:rPr>
+        <w:t xml:space="preserve"> procedure. A </w:t>
+      </w:r>
+      <w:r>
+        <w:rPr>
+          <w:b/>
+        </w:rPr>
+        <w:t>mismatch</w:t>
+      </w:r>
+      <w:r>
+        <w:rPr>
+          <w:b w:val="0"/>
+        </w:rPr>
+        <w:t xml:space="preserve"> alone does not identify which part caused the problem.</w:t>
+      </w:r>
+    </w:p>
+    <w:p>
+      <w:pPr>
+        <w:spacing w:line="336" w:lineRule="auto" w:after="180"/>
+      </w:pPr>
+      <w:r>
+        <w:rPr>
+          <w:b w:val="0"/>
+        </w:rPr>
+        <w:t xml:space="preserve">If all records are sound, this case is </w:t>
+      </w:r>
+      <w:r>
+        <w:rPr>
+          <w:b/>
+        </w:rPr>
+        <w:t>evidence</w:t>
+      </w:r>
+      <w:r>
+        <w:rPr>
+          <w:b w:val="0"/>
+        </w:rPr>
+        <w:t xml:space="preserve"> that the model </w:t>
+      </w:r>
+      <w:r>
+        <w:rPr>
+          <w:b/>
+        </w:rPr>
+        <w:t>prediction</w:t>
+      </w:r>
+      <w:r>
+        <w:rPr>
+          <w:b w:val="0"/>
+        </w:rPr>
+        <w:t xml:space="preserve"> did not match the outcome.</w:t>
+      </w:r>
+    </w:p>
+    <w:p>
+      <w:pPr>
+        <w:spacing w:line="336" w:lineRule="auto" w:after="180"/>
+      </w:pPr>
+      <w:r>
+        <w:rPr>
+          <w:b w:val="0"/>
+        </w:rPr>
+        <w:t xml:space="preserve">If you revise the model after seeing B, record a new version. A new </w:t>
+      </w:r>
+      <w:r>
+        <w:rPr>
+          <w:b/>
+        </w:rPr>
+        <w:t>prediction</w:t>
+      </w:r>
+      <w:r>
+        <w:rPr>
+          <w:b w:val="0"/>
+        </w:rPr>
+        <w:t xml:space="preserve"> for B can help explain the change, but it is no longer a check on an unseen case.</w:t>
+      </w:r>
+    </w:p>
+    <w:p>
+      <w:pPr>
+        <w:spacing w:line="336" w:lineRule="auto" w:after="180"/>
+      </w:pPr>
+      <w:r>
+        <w:rPr>
+          <w:b w:val="0"/>
+        </w:rPr>
+        <w:t>Preserve Ramp1’s result and use new reserved trials to evaluate the revised version, following Week 15’s method.</w:t>
       </w:r>
     </w:p>
     <w:p>
@@ -2169,6 +4400,17 @@
     </w:p>
     <w:p>
       <w:r>
+        <w:t>Practise Prediction Is Not Fact with support, then explain the deciding step in your own words.</w:t>
+      </w:r>
+    </w:p>
+    <w:p>
+      <w:pPr>
+        <w:spacing w:line="336" w:lineRule="auto" w:after="180"/>
+      </w:pPr>
+      <w:r>
+        <w:rPr>
+          <w:b/>
+        </w:rPr>
         <w:t>GUIDED PRACTICE</w:t>
       </w:r>
     </w:p>
@@ -2181,7 +4423,13 @@
       </w:r>
     </w:p>
     <w:p>
-      <w:r>
+      <w:pPr>
+        <w:spacing w:line="336" w:lineRule="auto" w:after="180"/>
+      </w:pPr>
+      <w:r>
+        <w:rPr>
+          <w:b w:val="0"/>
+        </w:rPr>
         <w:t>Use support now so you can succeed independently later.</w:t>
       </w:r>
     </w:p>
@@ -2222,46 +4470,252 @@
       </w:r>
     </w:p>
     <w:p>
-      <w:r>
-        <w:t>Explain how the picture story demonstrates this idea: A prediction is a fallible output supported by clues.</w:t>
-      </w:r>
-    </w:p>
-    <w:p>
-      <w:r>
-        <w:t>Use a fresh example to explain prediction.</w:t>
-      </w:r>
-    </w:p>
-    <w:p>
-      <w:r>
-        <w:t>Trace a new input → process → output example.</w:t>
-      </w:r>
-    </w:p>
-    <w:p>
-      <w:r>
-        <w:t>Find and repair the error in: Evidence and prediction are two words for the same thing.</w:t>
-      </w:r>
-    </w:p>
-    <w:p>
-      <w:r>
+      <w:pPr>
+        <w:spacing w:line="336" w:lineRule="auto" w:after="180"/>
+      </w:pPr>
+      <w:r>
+        <w:rPr>
+          <w:b w:val="0"/>
+        </w:rPr>
+        <w:t xml:space="preserve">Explain how the picture story demonstrates this idea: A </w:t>
+      </w:r>
+      <w:r>
+        <w:rPr>
+          <w:b/>
+        </w:rPr>
+        <w:t>prediction</w:t>
+      </w:r>
+      <w:r>
+        <w:rPr>
+          <w:b w:val="0"/>
+        </w:rPr>
+        <w:t xml:space="preserve"> is a fallible </w:t>
+      </w:r>
+      <w:r>
+        <w:rPr>
+          <w:b/>
+        </w:rPr>
+        <w:t>output</w:t>
+      </w:r>
+      <w:r>
+        <w:rPr>
+          <w:b w:val="0"/>
+        </w:rPr>
+        <w:t xml:space="preserve"> supported by clues.</w:t>
+      </w:r>
+    </w:p>
+    <w:p>
+      <w:pPr>
+        <w:spacing w:line="336" w:lineRule="auto" w:after="180"/>
+      </w:pPr>
+      <w:r>
+        <w:rPr>
+          <w:b w:val="0"/>
+        </w:rPr>
+        <w:t xml:space="preserve">Use a fresh example to explain </w:t>
+      </w:r>
+      <w:r>
+        <w:rPr>
+          <w:b/>
+        </w:rPr>
+        <w:t>prediction</w:t>
+      </w:r>
+      <w:r>
+        <w:rPr>
+          <w:b w:val="0"/>
+        </w:rPr>
+        <w:t>.</w:t>
+      </w:r>
+    </w:p>
+    <w:p>
+      <w:pPr>
+        <w:spacing w:line="336" w:lineRule="auto" w:after="180"/>
+      </w:pPr>
+      <w:r>
+        <w:rPr>
+          <w:b w:val="0"/>
+        </w:rPr>
+        <w:t xml:space="preserve">Trace a new </w:t>
+      </w:r>
+      <w:r>
+        <w:rPr>
+          <w:b/>
+        </w:rPr>
+        <w:t>input</w:t>
+      </w:r>
+      <w:r>
+        <w:rPr>
+          <w:b w:val="0"/>
+        </w:rPr>
+        <w:t xml:space="preserve"> → </w:t>
+      </w:r>
+      <w:r>
+        <w:rPr>
+          <w:b/>
+        </w:rPr>
+        <w:t>process</w:t>
+      </w:r>
+      <w:r>
+        <w:rPr>
+          <w:b w:val="0"/>
+        </w:rPr>
+        <w:t xml:space="preserve"> → </w:t>
+      </w:r>
+      <w:r>
+        <w:rPr>
+          <w:b/>
+        </w:rPr>
+        <w:t>output</w:t>
+      </w:r>
+      <w:r>
+        <w:rPr>
+          <w:b w:val="0"/>
+        </w:rPr>
+        <w:t xml:space="preserve"> example.</w:t>
+      </w:r>
+    </w:p>
+    <w:p>
+      <w:pPr>
+        <w:spacing w:line="336" w:lineRule="auto" w:after="180"/>
+      </w:pPr>
+      <w:r>
+        <w:rPr>
+          <w:b w:val="0"/>
+        </w:rPr>
+        <w:t xml:space="preserve">Find and repair the error in: </w:t>
+      </w:r>
+      <w:r>
+        <w:rPr>
+          <w:b/>
+        </w:rPr>
+        <w:t>Evidence</w:t>
+      </w:r>
+      <w:r>
+        <w:rPr>
+          <w:b w:val="0"/>
+        </w:rPr>
+        <w:t xml:space="preserve"> and </w:t>
+      </w:r>
+      <w:r>
+        <w:rPr>
+          <w:b/>
+        </w:rPr>
+        <w:t>prediction</w:t>
+      </w:r>
+      <w:r>
+        <w:rPr>
+          <w:b w:val="0"/>
+        </w:rPr>
+        <w:t xml:space="preserve"> are two words for the same thing.</w:t>
+      </w:r>
+    </w:p>
+    <w:p>
+      <w:pPr>
+        <w:spacing w:line="336" w:lineRule="auto" w:after="180"/>
+      </w:pPr>
+      <w:r>
+        <w:rPr>
+          <w:b w:val="0"/>
+        </w:rPr>
         <w:t>Invent one edge case and name the safe response.</w:t>
       </w:r>
     </w:p>
     <w:p>
-      <w:r>
-        <w:t>PARTNER CHECK  Point to the evidence. Do not accept an answer that only repeats the vocabulary word.</w:t>
-      </w:r>
-    </w:p>
-    <w:p>
       <w:pPr>
         <w:pStyle w:val="Heading3"/>
       </w:pPr>
       <w:r>
+        <w:t>Check with a partner</w:t>
+      </w:r>
+    </w:p>
+    <w:p>
+      <w:pPr>
+        <w:spacing w:line="336" w:lineRule="auto" w:after="180"/>
+        <w:shd w:fill="F5F1FB"/>
+      </w:pPr>
+      <w:r>
+        <w:rPr>
+          <w:b w:val="0"/>
+        </w:rPr>
+        <w:t xml:space="preserve">PARTNER CHECK  Point to the </w:t>
+      </w:r>
+      <w:r>
+        <w:rPr>
+          <w:b/>
+        </w:rPr>
+        <w:t>evidence</w:t>
+      </w:r>
+      <w:r>
+        <w:rPr>
+          <w:b w:val="0"/>
+        </w:rPr>
+        <w:t>. Do not accept an answer that only repeats the vocabulary word.</w:t>
+      </w:r>
+    </w:p>
+    <w:p>
+      <w:pPr>
+        <w:pStyle w:val="Heading3"/>
+      </w:pPr>
+      <w:r>
         <w:t>A closer explanation</w:t>
       </w:r>
     </w:p>
     <w:p>
-      <w:r>
-        <w:t>Consider only trials A through E. Three have established outcomes: A, B and C. Two of those three predictions match and one does not. D and E are unassessed. Report two matches out of three assessed trials, with two more trials unassessed. Do not report four successes by treating the unknowns as correct, or two out of five as if every trial had a known outcome.</w:t>
+      <w:pPr>
+        <w:spacing w:line="336" w:lineRule="auto" w:after="180"/>
+      </w:pPr>
+      <w:r>
+        <w:rPr>
+          <w:b w:val="0"/>
+        </w:rPr>
+        <w:t xml:space="preserve">Consider only trials A through E. Three have established outcomes: A, B and C. Two of those three </w:t>
+      </w:r>
+      <w:r>
+        <w:rPr>
+          <w:b/>
+        </w:rPr>
+        <w:t>prediction</w:t>
+      </w:r>
+      <w:r>
+        <w:rPr>
+          <w:b w:val="0"/>
+        </w:rPr>
+        <w:t xml:space="preserve">s match and one does not. D and E are </w:t>
+      </w:r>
+      <w:r>
+        <w:rPr>
+          <w:b/>
+        </w:rPr>
+        <w:t>unassessed</w:t>
+      </w:r>
+      <w:r>
+        <w:rPr>
+          <w:b w:val="0"/>
+        </w:rPr>
+        <w:t>.</w:t>
+      </w:r>
+    </w:p>
+    <w:p>
+      <w:pPr>
+        <w:spacing w:line="336" w:lineRule="auto" w:after="180"/>
+      </w:pPr>
+      <w:r>
+        <w:rPr>
+          <w:b w:val="0"/>
+        </w:rPr>
+        <w:t xml:space="preserve">Report two matches out of three assessed trials, with two more trials </w:t>
+      </w:r>
+      <w:r>
+        <w:rPr>
+          <w:b/>
+        </w:rPr>
+        <w:t>unassessed</w:t>
+      </w:r>
+      <w:r>
+        <w:rPr>
+          <w:b w:val="0"/>
+        </w:rPr>
+        <w:t>. Do not report four successes by treating the unknowns as correct, or two out of five as if every trial had a known outcome.</w:t>
       </w:r>
     </w:p>
     <w:p>
@@ -2308,8 +4762,37 @@
       </w:r>
     </w:p>
     <w:p>
-      <w:r>
-        <w:t>The missing cases might be different from the checked cases. The result describes the assessed group; it does not settle performance on all five or on future trials. Collect the missing evidence where possible, document what remains unknown, and keep the original model version visible. Week 23 will develop performance fractions more fully.</w:t>
+      <w:pPr>
+        <w:spacing w:line="336" w:lineRule="auto" w:after="180"/>
+      </w:pPr>
+      <w:r>
+        <w:rPr>
+          <w:b w:val="0"/>
+        </w:rPr>
+        <w:t>The missing cases might be different from the checked cases. The result describes the assessed group; it does not settle performance on all five or on future trials.</w:t>
+      </w:r>
+    </w:p>
+    <w:p>
+      <w:pPr>
+        <w:spacing w:line="336" w:lineRule="auto" w:after="180"/>
+      </w:pPr>
+      <w:r>
+        <w:rPr>
+          <w:b w:val="0"/>
+        </w:rPr>
+        <w:t xml:space="preserve">Collect the missing </w:t>
+      </w:r>
+      <w:r>
+        <w:rPr>
+          <w:b/>
+        </w:rPr>
+        <w:t>evidence</w:t>
+      </w:r>
+      <w:r>
+        <w:rPr>
+          <w:b w:val="0"/>
+        </w:rPr>
+        <w:t xml:space="preserve"> where possible, document what remains unknown, and keep the original model version visible. Week 23 will develop performance fractions more fully.</w:t>
       </w:r>
     </w:p>
     <w:p>
@@ -2321,8 +4804,50 @@
       </w:r>
     </w:p>
     <w:p>
-      <w:r>
-        <w:t>Use workbook W2 for the connected example “Predictions and observations”. First fill the input and rule boxes. Try the middle steps before asking for a hint. After a hint, try the next step yourself.</w:t>
+      <w:pPr>
+        <w:spacing w:line="336" w:lineRule="auto" w:after="180"/>
+      </w:pPr>
+      <w:r>
+        <w:rPr>
+          <w:b w:val="0"/>
+        </w:rPr>
+        <w:t>Use workbook W2 for the connected example “</w:t>
+      </w:r>
+      <w:r>
+        <w:rPr>
+          <w:b/>
+        </w:rPr>
+        <w:t>Prediction</w:t>
+      </w:r>
+      <w:r>
+        <w:rPr>
+          <w:b w:val="0"/>
+        </w:rPr>
+        <w:t xml:space="preserve">s and </w:t>
+      </w:r>
+      <w:r>
+        <w:rPr>
+          <w:b/>
+        </w:rPr>
+        <w:t>observation</w:t>
+      </w:r>
+      <w:r>
+        <w:rPr>
+          <w:b w:val="0"/>
+        </w:rPr>
+        <w:t xml:space="preserve">s”. First fill the </w:t>
+      </w:r>
+      <w:r>
+        <w:rPr>
+          <w:b/>
+        </w:rPr>
+        <w:t>input</w:t>
+      </w:r>
+      <w:r>
+        <w:rPr>
+          <w:b w:val="0"/>
+        </w:rPr>
+        <w:t xml:space="preserve"> and rule boxes. Try the middle steps before asking for a hint. After a hint, try the next step yourself.</w:t>
       </w:r>
     </w:p>
     <w:tbl>
@@ -2405,7 +4930,13 @@
       </w:tr>
     </w:tbl>
     <w:p>
-      <w:r>
+      <w:pPr>
+        <w:spacing w:line="336" w:lineRule="auto" w:after="180"/>
+      </w:pPr>
+      <w:r>
+        <w:rPr>
+          <w:b w:val="0"/>
+        </w:rPr>
         <w:t>Explain your trace to a partner. Your partner points to one step to check. Swap roles on the next case. Each person writes their own explanation.</w:t>
       </w:r>
     </w:p>
@@ -2418,12 +4949,83 @@
       </w:r>
     </w:p>
     <w:p>
-      <w:r>
-        <w:t>Use the worked case for Predictions and observations. Proposed explanation: “Running the rule correctly proves the prediction correct”. Decide whether this explanation is supported. Point to the step or supplied fact that decides; explain your repair if needed.</w:t>
-      </w:r>
-    </w:p>
-    <w:p>
-      <w:r>
+      <w:pPr>
+        <w:spacing w:line="336" w:lineRule="auto" w:after="180"/>
+      </w:pPr>
+      <w:r>
+        <w:rPr>
+          <w:b w:val="0"/>
+        </w:rPr>
+        <w:t xml:space="preserve">Use the worked case for </w:t>
+      </w:r>
+      <w:r>
+        <w:rPr>
+          <w:b/>
+        </w:rPr>
+        <w:t>Prediction</w:t>
+      </w:r>
+      <w:r>
+        <w:rPr>
+          <w:b w:val="0"/>
+        </w:rPr>
+        <w:t xml:space="preserve">s and </w:t>
+      </w:r>
+      <w:r>
+        <w:rPr>
+          <w:b/>
+        </w:rPr>
+        <w:t>observation</w:t>
+      </w:r>
+      <w:r>
+        <w:rPr>
+          <w:b w:val="0"/>
+        </w:rPr>
+        <w:t xml:space="preserve">s. Proposed explanation: “Running the rule correctly proves the </w:t>
+      </w:r>
+      <w:r>
+        <w:rPr>
+          <w:b/>
+        </w:rPr>
+        <w:t>prediction</w:t>
+      </w:r>
+      <w:r>
+        <w:rPr>
+          <w:b w:val="0"/>
+        </w:rPr>
+        <w:t xml:space="preserve"> correct”. Decide whether this explanation is supported.</w:t>
+      </w:r>
+    </w:p>
+    <w:p>
+      <w:pPr>
+        <w:spacing w:line="336" w:lineRule="auto" w:after="180"/>
+      </w:pPr>
+      <w:r>
+        <w:rPr>
+          <w:b w:val="0"/>
+        </w:rPr>
+        <w:t xml:space="preserve">Point to the step or supplied </w:t>
+      </w:r>
+      <w:r>
+        <w:rPr>
+          <w:b/>
+        </w:rPr>
+        <w:t>fact</w:t>
+      </w:r>
+      <w:r>
+        <w:rPr>
+          <w:b w:val="0"/>
+        </w:rPr>
+        <w:t xml:space="preserve"> that decides; explain your repair if needed.</w:t>
+      </w:r>
+    </w:p>
+    <w:p>
+      <w:pPr>
+        <w:spacing w:line="336" w:lineRule="auto" w:after="180"/>
+      </w:pPr>
+      <w:r>
+        <w:rPr>
+          <w:b w:val="0"/>
+        </w:rPr>
         <w:t>Answer on your own before discussion. If you are unsure, say which step you need help with.</w:t>
       </w:r>
     </w:p>
@@ -2436,8 +5038,39 @@
       </w:r>
     </w:p>
     <w:p>
-      <w:r>
-        <w:t>Which field changes the observation label, and which field changes the model prediction?</w:t>
+      <w:pPr>
+        <w:spacing w:line="336" w:lineRule="auto" w:after="180"/>
+        <w:shd w:fill="F5F1FB"/>
+      </w:pPr>
+      <w:r>
+        <w:rPr>
+          <w:b w:val="0"/>
+        </w:rPr>
+        <w:t xml:space="preserve">Which field changes the </w:t>
+      </w:r>
+      <w:r>
+        <w:rPr>
+          <w:b/>
+        </w:rPr>
+        <w:t>observation</w:t>
+      </w:r>
+      <w:r>
+        <w:rPr>
+          <w:b w:val="0"/>
+        </w:rPr>
+        <w:t xml:space="preserve"> label, and which field changes the model </w:t>
+      </w:r>
+      <w:r>
+        <w:rPr>
+          <w:b/>
+        </w:rPr>
+        <w:t>prediction</w:t>
+      </w:r>
+      <w:r>
+        <w:rPr>
+          <w:b w:val="0"/>
+        </w:rPr>
+        <w:t>?</w:t>
       </w:r>
     </w:p>
     <w:p>
@@ -2469,7 +5102,13 @@
       </w:r>
     </w:p>
     <w:p>
-      <w:r>
+      <w:pPr>
+        <w:spacing w:line="336" w:lineRule="auto" w:after="180"/>
+      </w:pPr>
+      <w:r>
+        <w:rPr>
+          <w:b w:val="0"/>
+        </w:rPr>
         <w:t>This is supported practice. Keep the separately named independent case for an attempt before feedback.</w:t>
       </w:r>
     </w:p>
@@ -2483,6 +5122,17 @@
     </w:p>
     <w:p>
       <w:r>
+        <w:t>Investigate Prediction Is Not Fact. Record the prediction, actual observation or labelled paper trace, explanation and next test separately.</w:t>
+      </w:r>
+    </w:p>
+    <w:p>
+      <w:pPr>
+        <w:spacing w:line="336" w:lineRule="auto" w:after="180"/>
+      </w:pPr>
+      <w:r>
+        <w:rPr>
+          <w:b/>
+        </w:rPr>
         <w:t>EXPLORER LAB</w:t>
       </w:r>
     </w:p>
@@ -2495,8 +5145,26 @@
       </w:r>
     </w:p>
     <w:p>
-      <w:r>
-        <w:t>Predict first, test honestly, and explain what the evidence means.</w:t>
+      <w:pPr>
+        <w:spacing w:line="336" w:lineRule="auto" w:after="180"/>
+      </w:pPr>
+      <w:r>
+        <w:rPr>
+          <w:b w:val="0"/>
+        </w:rPr>
+        <w:t xml:space="preserve">Predict first, test honestly, and explain what the </w:t>
+      </w:r>
+      <w:r>
+        <w:rPr>
+          <w:b/>
+        </w:rPr>
+        <w:t>evidence</w:t>
+      </w:r>
+      <w:r>
+        <w:rPr>
+          <w:b w:val="0"/>
+        </w:rPr>
+        <w:t xml:space="preserve"> means.</w:t>
       </w:r>
     </w:p>
     <w:p>
@@ -2536,27 +5204,162 @@
       </w:r>
     </w:p>
     <w:p>
-      <w:r>
-        <w:t>State your prediction before the result is known.</w:t>
-      </w:r>
-    </w:p>
-    <w:p>
-      <w:r>
-        <w:t>Complete the task: Separate prediction, evidence, and fact in four scenarios.</w:t>
-      </w:r>
-    </w:p>
-    <w:p>
-      <w:r>
+      <w:pPr>
+        <w:pStyle w:val="Heading3"/>
+      </w:pPr>
+      <w:r>
+        <w:t>1. Predict</w:t>
+      </w:r>
+    </w:p>
+    <w:p>
+      <w:pPr>
+        <w:spacing w:line="336" w:lineRule="auto" w:after="180"/>
+        <w:shd w:fill="F4F9FC"/>
+      </w:pPr>
+      <w:r>
+        <w:rPr>
+          <w:b w:val="0"/>
+        </w:rPr>
+        <w:t xml:space="preserve">State your </w:t>
+      </w:r>
+      <w:r>
+        <w:rPr>
+          <w:b/>
+        </w:rPr>
+        <w:t>prediction</w:t>
+      </w:r>
+      <w:r>
+        <w:rPr>
+          <w:b w:val="0"/>
+        </w:rPr>
+        <w:t xml:space="preserve"> before the result is known.</w:t>
+      </w:r>
+    </w:p>
+    <w:p>
+      <w:pPr>
+        <w:pStyle w:val="Heading3"/>
+      </w:pPr>
+      <w:r>
+        <w:t>2. Investigate</w:t>
+      </w:r>
+    </w:p>
+    <w:p>
+      <w:pPr>
+        <w:spacing w:line="336" w:lineRule="auto" w:after="180"/>
+        <w:shd w:fill="F4F9FC"/>
+      </w:pPr>
+      <w:r>
+        <w:rPr>
+          <w:b w:val="0"/>
+        </w:rPr>
+        <w:t xml:space="preserve">Complete the task: Separate </w:t>
+      </w:r>
+      <w:r>
+        <w:rPr>
+          <w:b/>
+        </w:rPr>
+        <w:t>prediction</w:t>
+      </w:r>
+      <w:r>
+        <w:rPr>
+          <w:b w:val="0"/>
+        </w:rPr>
+        <w:t xml:space="preserve">, </w:t>
+      </w:r>
+      <w:r>
+        <w:rPr>
+          <w:b/>
+        </w:rPr>
+        <w:t>evidence</w:t>
+      </w:r>
+      <w:r>
+        <w:rPr>
+          <w:b w:val="0"/>
+        </w:rPr>
+        <w:t xml:space="preserve">, and </w:t>
+      </w:r>
+      <w:r>
+        <w:rPr>
+          <w:b/>
+        </w:rPr>
+        <w:t>fact</w:t>
+      </w:r>
+      <w:r>
+        <w:rPr>
+          <w:b w:val="0"/>
+        </w:rPr>
+        <w:t xml:space="preserve"> in four scenarios.</w:t>
+      </w:r>
+    </w:p>
+    <w:p>
+      <w:pPr>
+        <w:pStyle w:val="Heading3"/>
+      </w:pPr>
+      <w:r>
+        <w:t>3. Compare cases</w:t>
+      </w:r>
+    </w:p>
+    <w:p>
+      <w:pPr>
+        <w:spacing w:line="336" w:lineRule="auto" w:after="180"/>
+        <w:shd w:fill="F4F9FC"/>
+      </w:pPr>
+      <w:r>
+        <w:rPr>
+          <w:b w:val="0"/>
+        </w:rPr>
         <w:t>Keep a normal case and an edge case clearly separated.</w:t>
       </w:r>
     </w:p>
     <w:p>
-      <w:r>
-        <w:t>Record what happened—even when it does not match your prediction.</w:t>
-      </w:r>
-    </w:p>
-    <w:p>
-      <w:r>
+      <w:pPr>
+        <w:pStyle w:val="Heading3"/>
+      </w:pPr>
+      <w:r>
+        <w:t>4. Record honestly</w:t>
+      </w:r>
+    </w:p>
+    <w:p>
+      <w:pPr>
+        <w:spacing w:line="336" w:lineRule="auto" w:after="180"/>
+        <w:shd w:fill="F4F9FC"/>
+      </w:pPr>
+      <w:r>
+        <w:rPr>
+          <w:b w:val="0"/>
+        </w:rPr>
+        <w:t xml:space="preserve">Record what happened—even when it does not match your </w:t>
+      </w:r>
+      <w:r>
+        <w:rPr>
+          <w:b/>
+        </w:rPr>
+        <w:t>prediction</w:t>
+      </w:r>
+      <w:r>
+        <w:rPr>
+          <w:b w:val="0"/>
+        </w:rPr>
+        <w:t>.</w:t>
+      </w:r>
+    </w:p>
+    <w:p>
+      <w:pPr>
+        <w:pStyle w:val="Heading3"/>
+      </w:pPr>
+      <w:r>
+        <w:t>5. Explain and plan the next test</w:t>
+      </w:r>
+    </w:p>
+    <w:p>
+      <w:pPr>
+        <w:spacing w:line="336" w:lineRule="auto" w:after="180"/>
+        <w:shd w:fill="F4F9FC"/>
+      </w:pPr>
+      <w:r>
+        <w:rPr>
+          <w:b w:val="0"/>
+        </w:rPr>
         <w:t>Explain the result, one limitation, and the next useful test.</w:t>
       </w:r>
     </w:p>
@@ -2691,7 +5494,22 @@
       </w:tr>
     </w:tbl>
     <w:p>
-      <w:r>
+      <w:pPr>
+        <w:pStyle w:val="Heading3"/>
+      </w:pPr>
+      <w:r>
+        <w:t>Use a fresh case after support</w:t>
+      </w:r>
+    </w:p>
+    <w:p>
+      <w:pPr>
+        <w:spacing w:line="336" w:lineRule="auto" w:after="180"/>
+        <w:shd w:fill="FFF5E6"/>
+      </w:pPr>
+      <w:r>
+        <w:rPr>
+          <w:b w:val="0"/>
+        </w:rPr>
         <w:t>INDEPENDENCE  After support is removed, repeat the proof with a fresh case.</w:t>
       </w:r>
     </w:p>
@@ -2704,7 +5522,13 @@
       </w:r>
     </w:p>
     <w:p>
-      <w:r>
+      <w:pPr>
+        <w:spacing w:line="336" w:lineRule="auto" w:after="180"/>
+      </w:pPr>
+      <w:r>
+        <w:rPr>
+          <w:b w:val="0"/>
+        </w:rPr>
         <w:t>Before trying: what do I expect, and why? While trying: which step could first go wrong? Afterwards: what did I actually observe, and what should change? Keep “not run” if you only traced the procedure.</w:t>
       </w:r>
     </w:p>
@@ -2718,6 +5542,17 @@
     </w:p>
     <w:p>
       <w:r>
+        <w:t>Move from recall to tracing, diagnosis and transfer in Prediction Is Not Fact. Explain why each step is justified.</w:t>
+      </w:r>
+    </w:p>
+    <w:p>
+      <w:pPr>
+        <w:spacing w:line="336" w:lineRule="auto" w:after="180"/>
+      </w:pPr>
+      <w:r>
+        <w:rPr>
+          <w:b/>
+        </w:rPr>
         <w:t>PRACTICE LADDER</w:t>
       </w:r>
     </w:p>
@@ -2730,7 +5565,13 @@
       </w:r>
     </w:p>
     <w:p>
-      <w:r>
+      <w:pPr>
+        <w:spacing w:line="336" w:lineRule="auto" w:after="180"/>
+      </w:pPr>
+      <w:r>
+        <w:rPr>
+          <w:b w:val="0"/>
+        </w:rPr>
         <w:t>Each step asks for a stronger kind of understanding.</w:t>
       </w:r>
     </w:p>
@@ -2771,42 +5612,226 @@
       </w:r>
     </w:p>
     <w:p>
-      <w:r>
-        <w:t>RECALL  Define prediction.</w:t>
-      </w:r>
-    </w:p>
-    <w:p>
-      <w:r>
-        <w:t>EXPLAIN  A prediction is a fallible output supported by clues.</w:t>
-      </w:r>
-    </w:p>
-    <w:p>
-      <w:r>
-        <w:t>TRACE  Show the input, process, and output.</w:t>
-      </w:r>
-    </w:p>
-    <w:p>
-      <w:r>
-        <w:t>DIAGNOSE  Repair: A confident prediction is a fact.</w:t>
-      </w:r>
-    </w:p>
-    <w:p>
-      <w:r>
+      <w:pPr>
+        <w:spacing w:line="336" w:lineRule="auto" w:after="180"/>
+        <w:shd w:fill="F4F9FC"/>
+      </w:pPr>
+      <w:r>
+        <w:rPr>
+          <w:b w:val="0"/>
+        </w:rPr>
+        <w:t xml:space="preserve">RECALL  Define </w:t>
+      </w:r>
+      <w:r>
+        <w:rPr>
+          <w:b/>
+        </w:rPr>
+        <w:t>prediction</w:t>
+      </w:r>
+      <w:r>
+        <w:rPr>
+          <w:b w:val="0"/>
+        </w:rPr>
+        <w:t>.</w:t>
+      </w:r>
+    </w:p>
+    <w:p>
+      <w:pPr>
+        <w:spacing w:line="336" w:lineRule="auto" w:after="180"/>
+        <w:shd w:fill="F4F9FC"/>
+      </w:pPr>
+      <w:r>
+        <w:rPr>
+          <w:b w:val="0"/>
+        </w:rPr>
+        <w:t xml:space="preserve">EXPLAIN  A </w:t>
+      </w:r>
+      <w:r>
+        <w:rPr>
+          <w:b/>
+        </w:rPr>
+        <w:t>prediction</w:t>
+      </w:r>
+      <w:r>
+        <w:rPr>
+          <w:b w:val="0"/>
+        </w:rPr>
+        <w:t xml:space="preserve"> is a fallible </w:t>
+      </w:r>
+      <w:r>
+        <w:rPr>
+          <w:b/>
+        </w:rPr>
+        <w:t>output</w:t>
+      </w:r>
+      <w:r>
+        <w:rPr>
+          <w:b w:val="0"/>
+        </w:rPr>
+        <w:t xml:space="preserve"> supported by clues.</w:t>
+      </w:r>
+    </w:p>
+    <w:p>
+      <w:pPr>
+        <w:spacing w:line="336" w:lineRule="auto" w:after="180"/>
+        <w:shd w:fill="F4F9FC"/>
+      </w:pPr>
+      <w:r>
+        <w:rPr>
+          <w:b w:val="0"/>
+        </w:rPr>
+        <w:t xml:space="preserve">TRACE  Show the </w:t>
+      </w:r>
+      <w:r>
+        <w:rPr>
+          <w:b/>
+        </w:rPr>
+        <w:t>input</w:t>
+      </w:r>
+      <w:r>
+        <w:rPr>
+          <w:b w:val="0"/>
+        </w:rPr>
+        <w:t xml:space="preserve">, </w:t>
+      </w:r>
+      <w:r>
+        <w:rPr>
+          <w:b/>
+        </w:rPr>
+        <w:t>process</w:t>
+      </w:r>
+      <w:r>
+        <w:rPr>
+          <w:b w:val="0"/>
+        </w:rPr>
+        <w:t xml:space="preserve">, and </w:t>
+      </w:r>
+      <w:r>
+        <w:rPr>
+          <w:b/>
+        </w:rPr>
+        <w:t>output</w:t>
+      </w:r>
+      <w:r>
+        <w:rPr>
+          <w:b w:val="0"/>
+        </w:rPr>
+        <w:t>.</w:t>
+      </w:r>
+    </w:p>
+    <w:p>
+      <w:pPr>
+        <w:spacing w:line="336" w:lineRule="auto" w:after="180"/>
+        <w:shd w:fill="F4F9FC"/>
+      </w:pPr>
+      <w:r>
+        <w:rPr>
+          <w:b w:val="0"/>
+        </w:rPr>
+        <w:t xml:space="preserve">DIAGNOSE  Repair: A confident </w:t>
+      </w:r>
+      <w:r>
+        <w:rPr>
+          <w:b/>
+        </w:rPr>
+        <w:t>prediction</w:t>
+      </w:r>
+      <w:r>
+        <w:rPr>
+          <w:b w:val="0"/>
+        </w:rPr>
+        <w:t xml:space="preserve"> is a </w:t>
+      </w:r>
+      <w:r>
+        <w:rPr>
+          <w:b/>
+        </w:rPr>
+        <w:t>fact</w:t>
+      </w:r>
+      <w:r>
+        <w:rPr>
+          <w:b w:val="0"/>
+        </w:rPr>
+        <w:t>.</w:t>
+      </w:r>
+    </w:p>
+    <w:p>
+      <w:pPr>
+        <w:spacing w:line="336" w:lineRule="auto" w:after="180"/>
+        <w:shd w:fill="F4F9FC"/>
+      </w:pPr>
+      <w:r>
+        <w:rPr>
+          <w:b w:val="0"/>
+        </w:rPr>
         <w:t>TRANSFER  Apply the idea to a new home or classroom case.</w:t>
       </w:r>
     </w:p>
     <w:p>
-      <w:r>
+      <w:pPr>
+        <w:spacing w:line="336" w:lineRule="auto" w:after="180"/>
+        <w:shd w:fill="F4F9FC"/>
+      </w:pPr>
+      <w:r>
+        <w:rPr>
+          <w:b w:val="0"/>
+        </w:rPr>
         <w:t>CREATE  Design one revealing test.</w:t>
       </w:r>
     </w:p>
     <w:p>
-      <w:r>
-        <w:t>DEFEND  Give a claim, evidence, mechanism, limit, and safe action.</w:t>
-      </w:r>
-    </w:p>
-    <w:p>
-      <w:r>
+      <w:pPr>
+        <w:spacing w:line="336" w:lineRule="auto" w:after="180"/>
+        <w:shd w:fill="F4F9FC"/>
+      </w:pPr>
+      <w:r>
+        <w:rPr>
+          <w:b w:val="0"/>
+        </w:rPr>
+        <w:t xml:space="preserve">DEFEND  Give a claim, </w:t>
+      </w:r>
+      <w:r>
+        <w:rPr>
+          <w:b/>
+        </w:rPr>
+        <w:t>evidence</w:t>
+      </w:r>
+      <w:r>
+        <w:rPr>
+          <w:b w:val="0"/>
+        </w:rPr>
+        <w:t xml:space="preserve">, </w:t>
+      </w:r>
+      <w:r>
+        <w:rPr>
+          <w:b/>
+        </w:rPr>
+        <w:t>mechanism</w:t>
+      </w:r>
+      <w:r>
+        <w:rPr>
+          <w:b w:val="0"/>
+        </w:rPr>
+        <w:t>, limit, and safe action.</w:t>
+      </w:r>
+    </w:p>
+    <w:p>
+      <w:pPr>
+        <w:pStyle w:val="Heading3"/>
+      </w:pPr>
+      <w:r>
+        <w:t>When to retry</w:t>
+      </w:r>
+    </w:p>
+    <w:p>
+      <w:pPr>
+        <w:spacing w:line="336" w:lineRule="auto" w:after="180"/>
+        <w:shd w:fill="F1F6F8"/>
+      </w:pPr>
+      <w:r>
+        <w:rPr>
+          <w:b w:val="0"/>
+        </w:rPr>
         <w:t>RETRY RULE  A coached answer becomes mastery only after you solve a different case independently.</w:t>
       </w:r>
     </w:p>
@@ -2820,6 +5845,17 @@
     </w:p>
     <w:p>
       <w:r>
+        <w:t>Apply this week’s idea to Helpful Classroom Sorter. Keep an annotated decision and the evidence supporting it.</w:t>
+      </w:r>
+    </w:p>
+    <w:p>
+      <w:pPr>
+        <w:spacing w:line="336" w:lineRule="auto" w:after="180"/>
+      </w:pPr>
+      <w:r>
+        <w:rPr>
+          <w:b/>
+        </w:rPr>
         <w:t>PROJECT</w:t>
       </w:r>
     </w:p>
@@ -2832,8 +5868,26 @@
       </w:r>
     </w:p>
     <w:p>
-      <w:r>
-        <w:t>Build one coherent system across the year, one evidence-based decision at a time.</w:t>
+      <w:pPr>
+        <w:spacing w:line="336" w:lineRule="auto" w:after="180"/>
+      </w:pPr>
+      <w:r>
+        <w:rPr>
+          <w:b w:val="0"/>
+        </w:rPr>
+        <w:t xml:space="preserve">Build one coherent system across the year, one </w:t>
+      </w:r>
+      <w:r>
+        <w:rPr>
+          <w:b/>
+        </w:rPr>
+        <w:t>evidence</w:t>
+      </w:r>
+      <w:r>
+        <w:rPr>
+          <w:b w:val="0"/>
+        </w:rPr>
+        <w:t>-based decision at a time.</w:t>
       </w:r>
     </w:p>
     <w:p>
@@ -2873,32 +5927,98 @@
       </w:r>
     </w:p>
     <w:p>
-      <w:r>
-        <w:t>THIS WEEK'S CHECKPOINT  Label the sorter's suggested bin as a prediction until a human confirms the final placement.</w:t>
-      </w:r>
-    </w:p>
-    <w:p>
-      <w:r>
+      <w:pPr>
+        <w:spacing w:line="336" w:lineRule="auto" w:after="180"/>
+        <w:shd w:fill="EDF7F3"/>
+      </w:pPr>
+      <w:r>
+        <w:rPr>
+          <w:b w:val="0"/>
+        </w:rPr>
+        <w:t xml:space="preserve">THIS WEEK'S CHECKPOINT  Label the sorter's suggested bin as a </w:t>
+      </w:r>
+      <w:r>
+        <w:rPr>
+          <w:b/>
+        </w:rPr>
+        <w:t>prediction</w:t>
+      </w:r>
+      <w:r>
+        <w:rPr>
+          <w:b w:val="0"/>
+        </w:rPr>
+        <w:t xml:space="preserve"> until a human confirms the final placement.</w:t>
+      </w:r>
+    </w:p>
+    <w:p>
+      <w:pPr>
+        <w:spacing w:line="336" w:lineRule="auto" w:after="180"/>
+        <w:shd w:fill="F5F1FB"/>
+      </w:pPr>
+      <w:r>
+        <w:rPr>
+          <w:b w:val="0"/>
+        </w:rPr>
         <w:t>What real classroom need does this serve?</w:t>
       </w:r>
     </w:p>
     <w:p>
-      <w:r>
+      <w:pPr>
+        <w:spacing w:line="336" w:lineRule="auto" w:after="180"/>
+        <w:shd w:fill="F5F1FB"/>
+      </w:pPr>
+      <w:r>
+        <w:rPr>
+          <w:b w:val="0"/>
+        </w:rPr>
         <w:t>What information is necessary—and what should stay private?</w:t>
       </w:r>
     </w:p>
     <w:p>
-      <w:r>
-        <w:t>What happens inside the process?</w:t>
-      </w:r>
-    </w:p>
-    <w:p>
-      <w:r>
+      <w:pPr>
+        <w:spacing w:line="336" w:lineRule="auto" w:after="180"/>
+        <w:shd w:fill="F5F1FB"/>
+      </w:pPr>
+      <w:r>
+        <w:rPr>
+          <w:b w:val="0"/>
+        </w:rPr>
+        <w:t xml:space="preserve">What happens inside the </w:t>
+      </w:r>
+      <w:r>
+        <w:rPr>
+          <w:b/>
+        </w:rPr>
+        <w:t>process</w:t>
+      </w:r>
+      <w:r>
+        <w:rPr>
+          <w:b w:val="0"/>
+        </w:rPr>
+        <w:t>?</w:t>
+      </w:r>
+    </w:p>
+    <w:p>
+      <w:pPr>
+        <w:spacing w:line="336" w:lineRule="auto" w:after="180"/>
+        <w:shd w:fill="F5F1FB"/>
+      </w:pPr>
+      <w:r>
+        <w:rPr>
+          <w:b w:val="0"/>
+        </w:rPr>
         <w:t>What normal and edge cases will you test?</w:t>
       </w:r>
     </w:p>
     <w:p>
-      <w:r>
+      <w:pPr>
+        <w:spacing w:line="336" w:lineRule="auto" w:after="180"/>
+        <w:shd w:fill="F5F1FB"/>
+      </w:pPr>
+      <w:r>
+        <w:rPr>
+          <w:b w:val="0"/>
+        </w:rPr>
         <w:t>When should it say not sure or ask a person?</w:t>
       </w:r>
     </w:p>
@@ -2939,12 +6059,57 @@
       </w:r>
     </w:p>
     <w:p>
-      <w:r>
-        <w:t>RESPONSIBLE DESIGN  Do not copy a model prediction into the answer column and later call it ground truth.</w:t>
-      </w:r>
-    </w:p>
-    <w:p>
-      <w:r>
+      <w:pPr>
+        <w:pStyle w:val="Heading3"/>
+      </w:pPr>
+      <w:r>
+        <w:t>Responsible design</w:t>
+      </w:r>
+    </w:p>
+    <w:p>
+      <w:pPr>
+        <w:spacing w:line="336" w:lineRule="auto" w:after="180"/>
+        <w:shd w:fill="FFF5E6"/>
+      </w:pPr>
+      <w:r>
+        <w:rPr>
+          <w:b w:val="0"/>
+        </w:rPr>
+        <w:t xml:space="preserve">RESPONSIBLE DESIGN  Do not copy a model </w:t>
+      </w:r>
+      <w:r>
+        <w:rPr>
+          <w:b/>
+        </w:rPr>
+        <w:t>prediction</w:t>
+      </w:r>
+      <w:r>
+        <w:rPr>
+          <w:b w:val="0"/>
+        </w:rPr>
+        <w:t xml:space="preserve"> into the answer column and later call it </w:t>
+      </w:r>
+      <w:r>
+        <w:rPr>
+          <w:b/>
+        </w:rPr>
+        <w:t>ground truth</w:t>
+      </w:r>
+      <w:r>
+        <w:rPr>
+          <w:b w:val="0"/>
+        </w:rPr>
+        <w:t>.</w:t>
+      </w:r>
+    </w:p>
+    <w:p>
+      <w:pPr>
+        <w:spacing w:line="336" w:lineRule="auto" w:after="180"/>
+      </w:pPr>
+      <w:r>
+        <w:rPr>
+          <w:b w:val="0"/>
+        </w:rPr>
         <w:t>My project decision:</w:t>
       </w:r>
     </w:p>
@@ -2957,8 +6122,26 @@
       </w:r>
     </w:p>
     <w:p>
-      <w:r>
-        <w:t>In sorter trials, record predicted categories before collecting reference evidence, then retain disagreements for investigation.</w:t>
+      <w:pPr>
+        <w:spacing w:line="336" w:lineRule="auto" w:after="180"/>
+      </w:pPr>
+      <w:r>
+        <w:rPr>
+          <w:b w:val="0"/>
+        </w:rPr>
+        <w:t xml:space="preserve">In sorter trials, record predicted categories before collecting reference </w:t>
+      </w:r>
+      <w:r>
+        <w:rPr>
+          <w:b/>
+        </w:rPr>
+        <w:t>evidence</w:t>
+      </w:r>
+      <w:r>
+        <w:rPr>
+          <w:b w:val="0"/>
+        </w:rPr>
+        <w:t>, then retain disagreements for investigation.</w:t>
       </w:r>
     </w:p>
     <w:p>
@@ -2971,6 +6154,17 @@
     </w:p>
     <w:p>
       <w:r>
+        <w:t>Use a genuinely new case for independent evidence. Previously discussed examples remain practice; use the separately named independent case before feedback.</w:t>
+      </w:r>
+    </w:p>
+    <w:p>
+      <w:pPr>
+        <w:spacing w:line="336" w:lineRule="auto" w:after="180"/>
+      </w:pPr>
+      <w:r>
+        <w:rPr>
+          <w:b/>
+        </w:rPr>
         <w:t>MASTERY</w:t>
       </w:r>
     </w:p>
@@ -2983,7 +6177,13 @@
       </w:r>
     </w:p>
     <w:p>
-      <w:r>
+      <w:pPr>
+        <w:spacing w:line="336" w:lineRule="auto" w:after="180"/>
+      </w:pPr>
+      <w:r>
+        <w:rPr>
+          <w:b w:val="0"/>
+        </w:rPr>
         <w:t>Complete this after teaching and guided practice have ended.</w:t>
       </w:r>
     </w:p>
@@ -3024,53 +6224,356 @@
       </w:r>
     </w:p>
     <w:p>
-      <w:r>
-        <w:t>REQUIRED PROOF  Separate prediction, evidence, and fact in four scenarios and explain how one prediction could later be checked.</w:t>
-      </w:r>
-    </w:p>
-    <w:p>
-      <w:r>
+      <w:pPr>
+        <w:pStyle w:val="Heading3"/>
+      </w:pPr>
+      <w:r>
+        <w:t>What success looks like</w:t>
+      </w:r>
+    </w:p>
+    <w:p>
+      <w:pPr>
+        <w:spacing w:line="336" w:lineRule="auto" w:after="180"/>
+        <w:shd w:fill="EDF7F3"/>
+      </w:pPr>
+      <w:r>
+        <w:rPr>
+          <w:b w:val="0"/>
+        </w:rPr>
+        <w:t xml:space="preserve">REQUIRED PROOF  Separate </w:t>
+      </w:r>
+      <w:r>
+        <w:rPr>
+          <w:b/>
+        </w:rPr>
+        <w:t>prediction</w:t>
+      </w:r>
+      <w:r>
+        <w:rPr>
+          <w:b w:val="0"/>
+        </w:rPr>
+        <w:t xml:space="preserve">, </w:t>
+      </w:r>
+      <w:r>
+        <w:rPr>
+          <w:b/>
+        </w:rPr>
+        <w:t>evidence</w:t>
+      </w:r>
+      <w:r>
+        <w:rPr>
+          <w:b w:val="0"/>
+        </w:rPr>
+        <w:t xml:space="preserve">, and </w:t>
+      </w:r>
+      <w:r>
+        <w:rPr>
+          <w:b/>
+        </w:rPr>
+        <w:t>fact</w:t>
+      </w:r>
+      <w:r>
+        <w:rPr>
+          <w:b w:val="0"/>
+        </w:rPr>
+        <w:t xml:space="preserve"> in four scenarios and explain how one </w:t>
+      </w:r>
+      <w:r>
+        <w:rPr>
+          <w:b/>
+        </w:rPr>
+        <w:t>prediction</w:t>
+      </w:r>
+      <w:r>
+        <w:rPr>
+          <w:b w:val="0"/>
+        </w:rPr>
+        <w:t xml:space="preserve"> could later be checked.</w:t>
+      </w:r>
+    </w:p>
+    <w:p>
+      <w:pPr>
+        <w:spacing w:line="336" w:lineRule="auto" w:after="180"/>
+      </w:pPr>
+      <w:r>
+        <w:rPr>
+          <w:b w:val="0"/>
+        </w:rPr>
         <w:t>□ Name or draw the fresh case.</w:t>
       </w:r>
     </w:p>
     <w:p>
-      <w:r>
-        <w:t>□ Trace input, process, and output.</w:t>
-      </w:r>
-    </w:p>
-    <w:p>
-      <w:r>
-        <w:t>□ State the conclusion and strongest evidence.</w:t>
-      </w:r>
-    </w:p>
-    <w:p>
-      <w:r>
+      <w:pPr>
+        <w:spacing w:line="336" w:lineRule="auto" w:after="180"/>
+      </w:pPr>
+      <w:r>
+        <w:rPr>
+          <w:b w:val="0"/>
+        </w:rPr>
+        <w:t xml:space="preserve">□ Trace </w:t>
+      </w:r>
+      <w:r>
+        <w:rPr>
+          <w:b/>
+        </w:rPr>
+        <w:t>input</w:t>
+      </w:r>
+      <w:r>
+        <w:rPr>
+          <w:b w:val="0"/>
+        </w:rPr>
+        <w:t xml:space="preserve">, </w:t>
+      </w:r>
+      <w:r>
+        <w:rPr>
+          <w:b/>
+        </w:rPr>
+        <w:t>process</w:t>
+      </w:r>
+      <w:r>
+        <w:rPr>
+          <w:b w:val="0"/>
+        </w:rPr>
+        <w:t xml:space="preserve">, and </w:t>
+      </w:r>
+      <w:r>
+        <w:rPr>
+          <w:b/>
+        </w:rPr>
+        <w:t>output</w:t>
+      </w:r>
+      <w:r>
+        <w:rPr>
+          <w:b w:val="0"/>
+        </w:rPr>
+        <w:t>.</w:t>
+      </w:r>
+    </w:p>
+    <w:p>
+      <w:pPr>
+        <w:spacing w:line="336" w:lineRule="auto" w:after="180"/>
+      </w:pPr>
+      <w:r>
+        <w:rPr>
+          <w:b w:val="0"/>
+        </w:rPr>
+        <w:t xml:space="preserve">□ State the conclusion and strongest </w:t>
+      </w:r>
+      <w:r>
+        <w:rPr>
+          <w:b/>
+        </w:rPr>
+        <w:t>evidence</w:t>
+      </w:r>
+      <w:r>
+        <w:rPr>
+          <w:b w:val="0"/>
+        </w:rPr>
+        <w:t>.</w:t>
+      </w:r>
+    </w:p>
+    <w:p>
+      <w:pPr>
+        <w:spacing w:line="336" w:lineRule="auto" w:after="180"/>
+      </w:pPr>
+      <w:r>
+        <w:rPr>
+          <w:b w:val="0"/>
+        </w:rPr>
         <w:t>□ Name one limit, failure, missing clue, or fairness/privacy concern.</w:t>
       </w:r>
     </w:p>
     <w:p>
-      <w:r>
+      <w:pPr>
+        <w:spacing w:line="336" w:lineRule="auto" w:after="180"/>
+      </w:pPr>
+      <w:r>
+        <w:rPr>
+          <w:b w:val="0"/>
+        </w:rPr>
         <w:t>□ Explain one safe next action or improvement.</w:t>
       </w:r>
     </w:p>
     <w:p>
-      <w:r>
-        <w:t>Independent evidence:</w:t>
-      </w:r>
-    </w:p>
-    <w:p>
-      <w:r>
-        <w:t>SELF-CHECK  Mark model or rule outputs as predictions, observable clues as evidence, and independently checked outcomes as facts. A prediction becomes evaluated against a fact; it does not become a fact merely because time passes.</w:t>
-      </w:r>
-    </w:p>
-    <w:p>
-      <w:r>
+      <w:pPr>
+        <w:spacing w:line="336" w:lineRule="auto" w:after="180"/>
+      </w:pPr>
+      <w:r>
+        <w:rPr>
+          <w:b w:val="0"/>
+        </w:rPr>
+        <w:t xml:space="preserve">Independent </w:t>
+      </w:r>
+      <w:r>
+        <w:rPr>
+          <w:b/>
+        </w:rPr>
+        <w:t>evidence</w:t>
+      </w:r>
+      <w:r>
+        <w:rPr>
+          <w:b w:val="0"/>
+        </w:rPr>
+        <w:t>:</w:t>
+      </w:r>
+    </w:p>
+    <w:p>
+      <w:pPr>
+        <w:pStyle w:val="Heading3"/>
+      </w:pPr>
+      <w:r>
+        <w:t>Check your explanation</w:t>
+      </w:r>
+    </w:p>
+    <w:p>
+      <w:pPr>
+        <w:spacing w:line="336" w:lineRule="auto" w:after="180"/>
+        <w:shd w:fill="F5F1FB"/>
+      </w:pPr>
+      <w:r>
+        <w:rPr>
+          <w:b w:val="0"/>
+        </w:rPr>
+        <w:t xml:space="preserve">SELF-CHECK  Mark model or rule </w:t>
+      </w:r>
+      <w:r>
+        <w:rPr>
+          <w:b/>
+        </w:rPr>
+        <w:t>output</w:t>
+      </w:r>
+      <w:r>
+        <w:rPr>
+          <w:b w:val="0"/>
+        </w:rPr>
+        <w:t xml:space="preserve">s as </w:t>
+      </w:r>
+      <w:r>
+        <w:rPr>
+          <w:b/>
+        </w:rPr>
+        <w:t>prediction</w:t>
+      </w:r>
+      <w:r>
+        <w:rPr>
+          <w:b w:val="0"/>
+        </w:rPr>
+        <w:t xml:space="preserve">s, observable clues as </w:t>
+      </w:r>
+      <w:r>
+        <w:rPr>
+          <w:b/>
+        </w:rPr>
+        <w:t>evidence</w:t>
+      </w:r>
+      <w:r>
+        <w:rPr>
+          <w:b w:val="0"/>
+        </w:rPr>
+        <w:t xml:space="preserve">, and independently checked outcomes as </w:t>
+      </w:r>
+      <w:r>
+        <w:rPr>
+          <w:b/>
+        </w:rPr>
+        <w:t>fact</w:t>
+      </w:r>
+      <w:r>
+        <w:rPr>
+          <w:b w:val="0"/>
+        </w:rPr>
+        <w:t>s.</w:t>
+      </w:r>
+    </w:p>
+    <w:p>
+      <w:pPr>
+        <w:spacing w:line="336" w:lineRule="auto" w:after="180"/>
+        <w:shd w:fill="F5F1FB"/>
+      </w:pPr>
+      <w:r>
+        <w:rPr>
+          <w:b w:val="0"/>
+        </w:rPr>
+        <w:t xml:space="preserve">A </w:t>
+      </w:r>
+      <w:r>
+        <w:rPr>
+          <w:b/>
+        </w:rPr>
+        <w:t>prediction</w:t>
+      </w:r>
+      <w:r>
+        <w:rPr>
+          <w:b w:val="0"/>
+        </w:rPr>
+        <w:t xml:space="preserve"> becomes evaluated against a </w:t>
+      </w:r>
+      <w:r>
+        <w:rPr>
+          <w:b/>
+        </w:rPr>
+        <w:t>fact</w:t>
+      </w:r>
+      <w:r>
+        <w:rPr>
+          <w:b w:val="0"/>
+        </w:rPr>
+        <w:t xml:space="preserve">; it does not become a </w:t>
+      </w:r>
+      <w:r>
+        <w:rPr>
+          <w:b/>
+        </w:rPr>
+        <w:t>fact</w:t>
+      </w:r>
+      <w:r>
+        <w:rPr>
+          <w:b w:val="0"/>
+        </w:rPr>
+        <w:t xml:space="preserve"> merely because time passes.</w:t>
+      </w:r>
+    </w:p>
+    <w:p>
+      <w:pPr>
+        <w:spacing w:line="336" w:lineRule="auto" w:after="180"/>
+      </w:pPr>
+      <w:r>
+        <w:rPr>
+          <w:b w:val="0"/>
+        </w:rPr>
         <w:t>My level:  □ Not yet  □ With one hint  □ Independently  □ I can teach it</w:t>
       </w:r>
     </w:p>
     <w:p>
-      <w:r>
-        <w:t>NEXT BRIDGE  Carry today's evidence habit into: Confidence Is Not Correctness.</w:t>
+      <w:pPr>
+        <w:pStyle w:val="Heading3"/>
+      </w:pPr>
+      <w:r>
+        <w:t>Connect to the next lesson</w:t>
+      </w:r>
+    </w:p>
+    <w:p>
+      <w:pPr>
+        <w:spacing w:line="336" w:lineRule="auto" w:after="180"/>
+        <w:shd w:fill="F1F6F8"/>
+      </w:pPr>
+      <w:r>
+        <w:rPr>
+          <w:b w:val="0"/>
+        </w:rPr>
+        <w:t xml:space="preserve">NEXT BRIDGE  Carry today's </w:t>
+      </w:r>
+      <w:r>
+        <w:rPr>
+          <w:b/>
+        </w:rPr>
+        <w:t>evidence</w:t>
+      </w:r>
+      <w:r>
+        <w:rPr>
+          <w:b w:val="0"/>
+        </w:rPr>
+        <w:t xml:space="preserve"> habit into: Confidence Is Not Correctness.</w:t>
       </w:r>
     </w:p>
     <w:p>
@@ -3082,6 +6585,11 @@
       </w:r>
     </w:p>
     <w:p>
+      <w:r>
+        <w:t>Revisit the complete Prediction Is Not Fact case for supported practice. Repeated examples do not become fresh assessments.</w:t>
+      </w:r>
+    </w:p>
+    <w:p>
       <w:pPr>
         <w:pStyle w:val="Heading3"/>
       </w:pPr>
@@ -3090,7 +6598,13 @@
       </w:r>
     </w:p>
     <w:p>
-      <w:r>
+      <w:pPr>
+        <w:spacing w:line="336" w:lineRule="auto" w:after="180"/>
+      </w:pPr>
+      <w:r>
+        <w:rPr>
+          <w:b w:val="0"/>
+        </w:rPr>
         <w:t>Use the supplied details to practise the weekly concept before attempting the independent question. This case extends the illustrated lesson.</w:t>
       </w:r>
     </w:p>
@@ -3103,7 +6617,13 @@
       </w:r>
     </w:p>
     <w:p>
-      <w:r>
+      <w:pPr>
+        <w:spacing w:line="336" w:lineRule="auto" w:after="180"/>
+      </w:pPr>
+      <w:r>
+        <w:rPr>
+          <w:b w:val="0"/>
+        </w:rPr>
         <w:t>A weather helper predicts tomorrow's rain.</w:t>
       </w:r>
     </w:p>
@@ -3116,8 +6636,27 @@
       </w:r>
     </w:p>
     <w:p>
-      <w:r>
-        <w:t>Is this a fact about tomorrow? How can it be checked?</w:t>
+      <w:pPr>
+        <w:spacing w:line="336" w:lineRule="auto" w:after="180"/>
+        <w:shd w:fill="F5F1FB"/>
+      </w:pPr>
+      <w:r>
+        <w:rPr>
+          <w:b w:val="0"/>
+        </w:rPr>
+        <w:t xml:space="preserve">Is this a </w:t>
+      </w:r>
+      <w:r>
+        <w:rPr>
+          <w:b/>
+        </w:rPr>
+        <w:t>fact</w:t>
+      </w:r>
+      <w:r>
+        <w:rPr>
+          <w:b w:val="0"/>
+        </w:rPr>
+        <w:t xml:space="preserve"> about tomorrow? How can it be checked?</w:t>
       </w:r>
     </w:p>
     <w:p>
@@ -3129,8 +6668,50 @@
       </w:r>
     </w:p>
     <w:p>
-      <w:r>
-        <w:t>It is a prediction. Record it now and compare with a predefined rain observation tomorrow. Useful predictions are not guarantees.</w:t>
+      <w:pPr>
+        <w:spacing w:line="336" w:lineRule="auto" w:after="180"/>
+      </w:pPr>
+      <w:r>
+        <w:rPr>
+          <w:b w:val="0"/>
+        </w:rPr>
+        <w:t xml:space="preserve">It is a </w:t>
+      </w:r>
+      <w:r>
+        <w:rPr>
+          <w:b/>
+        </w:rPr>
+        <w:t>prediction</w:t>
+      </w:r>
+      <w:r>
+        <w:rPr>
+          <w:b w:val="0"/>
+        </w:rPr>
+        <w:t xml:space="preserve">. Record it now and compare with a predefined rain </w:t>
+      </w:r>
+      <w:r>
+        <w:rPr>
+          <w:b/>
+        </w:rPr>
+        <w:t>observation</w:t>
+      </w:r>
+      <w:r>
+        <w:rPr>
+          <w:b w:val="0"/>
+        </w:rPr>
+        <w:t xml:space="preserve"> tomorrow. Useful </w:t>
+      </w:r>
+      <w:r>
+        <w:rPr>
+          <w:b/>
+        </w:rPr>
+        <w:t>prediction</w:t>
+      </w:r>
+      <w:r>
+        <w:rPr>
+          <w:b w:val="0"/>
+        </w:rPr>
+        <w:t>s are not guarantees.</w:t>
       </w:r>
     </w:p>
     <w:p>
@@ -3142,7 +6723,14 @@
       </w:r>
     </w:p>
     <w:p>
-      <w:r>
+      <w:pPr>
+        <w:spacing w:line="336" w:lineRule="auto" w:after="180"/>
+        <w:shd w:fill="F5F1FB"/>
+      </w:pPr>
+      <w:r>
+        <w:rPr>
+          <w:b w:val="0"/>
+        </w:rPr>
         <w:t>Which detail supports the answer, and why does it matter?</w:t>
       </w:r>
     </w:p>
@@ -3298,18 +6886,85 @@
       </w:tr>
     </w:tbl>
     <w:p>
-      <w:r>
+      <w:pPr>
+        <w:spacing w:line="336" w:lineRule="auto" w:after="180"/>
+      </w:pPr>
+      <w:r>
+        <w:rPr>
+          <w:b w:val="0"/>
+        </w:rPr>
         <w:t>A weather helper predicts tomorrow's rain.</w:t>
       </w:r>
     </w:p>
     <w:p>
-      <w:r>
-        <w:t>Is this a fact about tomorrow? How can it be checked?</w:t>
-      </w:r>
-    </w:p>
-    <w:p>
-      <w:r>
-        <w:t>It is a prediction. Record it now and compare with a predefined rain observation tomorrow. Useful predictions are not guarantees.</w:t>
+      <w:pPr>
+        <w:spacing w:line="336" w:lineRule="auto" w:after="180"/>
+        <w:shd w:fill="F5F1FB"/>
+      </w:pPr>
+      <w:r>
+        <w:rPr>
+          <w:b w:val="0"/>
+        </w:rPr>
+        <w:t xml:space="preserve">Is this a </w:t>
+      </w:r>
+      <w:r>
+        <w:rPr>
+          <w:b/>
+        </w:rPr>
+        <w:t>fact</w:t>
+      </w:r>
+      <w:r>
+        <w:rPr>
+          <w:b w:val="0"/>
+        </w:rPr>
+        <w:t xml:space="preserve"> about tomorrow? How can it be checked?</w:t>
+      </w:r>
+    </w:p>
+    <w:p>
+      <w:pPr>
+        <w:spacing w:line="336" w:lineRule="auto" w:after="180"/>
+      </w:pPr>
+      <w:r>
+        <w:rPr>
+          <w:b w:val="0"/>
+        </w:rPr>
+        <w:t xml:space="preserve">It is a </w:t>
+      </w:r>
+      <w:r>
+        <w:rPr>
+          <w:b/>
+        </w:rPr>
+        <w:t>prediction</w:t>
+      </w:r>
+      <w:r>
+        <w:rPr>
+          <w:b w:val="0"/>
+        </w:rPr>
+        <w:t xml:space="preserve">. Record it now and compare with a predefined rain </w:t>
+      </w:r>
+      <w:r>
+        <w:rPr>
+          <w:b/>
+        </w:rPr>
+        <w:t>observation</w:t>
+      </w:r>
+      <w:r>
+        <w:rPr>
+          <w:b w:val="0"/>
+        </w:rPr>
+        <w:t xml:space="preserve"> tomorrow. Useful </w:t>
+      </w:r>
+      <w:r>
+        <w:rPr>
+          <w:b/>
+        </w:rPr>
+        <w:t>prediction</w:t>
+      </w:r>
+      <w:r>
+        <w:rPr>
+          <w:b w:val="0"/>
+        </w:rPr>
+        <w:t>s are not guarantees.</w:t>
       </w:r>
     </w:p>
     <w:p>
@@ -3321,6 +6976,11 @@
       </w:r>
     </w:p>
     <w:p>
+      <w:r>
+        <w:t>Attempt the reserved new case before feedback. Record support; the earlier examples below remain additional practice.</w:t>
+      </w:r>
+    </w:p>
+    <w:p>
       <w:pPr>
         <w:pStyle w:val="Heading3"/>
       </w:pPr>
@@ -3329,8 +6989,60 @@
       </w:r>
     </w:p>
     <w:p>
-      <w:r>
-        <w:t>In a fictional paper test, Dry1 predicts slow for a moisture score of at least 7, quick otherwise. Allowed scores are whole numbers 1 through 10. The observed outcome is slow if drying time is greater than 10 minutes, quick otherwise. Records are P: score 6, time 12; Q: score 7, time 10; R: score 9, time 14; S: score 5, time missing. Record all predictions, observed categories and comparison statuses. Summarise matches out of assessed cases, name the unassessed count, and limit the conclusion.</w:t>
+      <w:pPr>
+        <w:spacing w:line="336" w:lineRule="auto" w:after="180"/>
+      </w:pPr>
+      <w:r>
+        <w:rPr>
+          <w:b w:val="0"/>
+        </w:rPr>
+        <w:t>In a fictional paper test, Dry1 predicts slow for a moisture score of at least 7, quick otherwise. Allowed scores are whole numbers 1 through 10.</w:t>
+      </w:r>
+    </w:p>
+    <w:p>
+      <w:pPr>
+        <w:spacing w:line="336" w:lineRule="auto" w:after="180"/>
+      </w:pPr>
+      <w:r>
+        <w:rPr>
+          <w:b w:val="0"/>
+        </w:rPr>
+        <w:t>The observed outcome is slow if drying time is greater than 10 minutes, quick otherwise. Records are P: score 6, time 12; Q: score 7, time 10; R: score 9, time 14; S: score 5, time missing.</w:t>
+      </w:r>
+    </w:p>
+    <w:p>
+      <w:pPr>
+        <w:spacing w:line="336" w:lineRule="auto" w:after="180"/>
+      </w:pPr>
+      <w:r>
+        <w:rPr>
+          <w:b w:val="0"/>
+        </w:rPr>
+        <w:t xml:space="preserve">Record all </w:t>
+      </w:r>
+      <w:r>
+        <w:rPr>
+          <w:b/>
+        </w:rPr>
+        <w:t>prediction</w:t>
+      </w:r>
+      <w:r>
+        <w:rPr>
+          <w:b w:val="0"/>
+        </w:rPr>
+        <w:t xml:space="preserve">s, observed categories and comparison statuses. Summarise matches out of assessed cases, name the </w:t>
+      </w:r>
+      <w:r>
+        <w:rPr>
+          <w:b/>
+        </w:rPr>
+        <w:t>unassessed</w:t>
+      </w:r>
+      <w:r>
+        <w:rPr>
+          <w:b w:val="0"/>
+        </w:rPr>
+        <w:t xml:space="preserve"> count, and limit the conclusion.</w:t>
       </w:r>
     </w:p>
     <w:p>
@@ -3377,7 +7089,13 @@
       </w:r>
     </w:p>
     <w:p>
-      <w:r>
+      <w:pPr>
+        <w:spacing w:line="336" w:lineRule="auto" w:after="180"/>
+      </w:pPr>
+      <w:r>
+        <w:rPr>
+          <w:b w:val="0"/>
+        </w:rPr>
         <w:t>Attempt this case before feedback. Record any help. Earlier examples below are further practice; a case already practised with feedback cannot establish fresh transfer.</w:t>
       </w:r>
     </w:p>
@@ -3390,18 +7108,78 @@
       </w:r>
     </w:p>
     <w:p>
-      <w:r>
+      <w:pPr>
+        <w:spacing w:line="336" w:lineRule="auto" w:after="180"/>
+      </w:pPr>
+      <w:r>
+        <w:rPr>
+          <w:b w:val="0"/>
+        </w:rPr>
         <w:t>Close the worked explanation. Apply the idea to this different question without copying.</w:t>
       </w:r>
     </w:p>
     <w:p>
-      <w:r>
-        <w:t>A model predicts rain tomorrow. Tomorrow is dry. Was the prediction an observation of tomorrow? Explain what new evidence settles the result.</w:t>
-      </w:r>
-    </w:p>
-    <w:p>
-      <w:r>
-        <w:t>My answer, with a trace, calculation or supporting evidence</w:t>
+      <w:pPr>
+        <w:spacing w:line="336" w:lineRule="auto" w:after="180"/>
+      </w:pPr>
+      <w:r>
+        <w:rPr>
+          <w:b w:val="0"/>
+        </w:rPr>
+        <w:t xml:space="preserve">A model predicts rain tomorrow. Tomorrow is dry. Was the </w:t>
+      </w:r>
+      <w:r>
+        <w:rPr>
+          <w:b/>
+        </w:rPr>
+        <w:t>prediction</w:t>
+      </w:r>
+      <w:r>
+        <w:rPr>
+          <w:b w:val="0"/>
+        </w:rPr>
+        <w:t xml:space="preserve"> an </w:t>
+      </w:r>
+      <w:r>
+        <w:rPr>
+          <w:b/>
+        </w:rPr>
+        <w:t>observation</w:t>
+      </w:r>
+      <w:r>
+        <w:rPr>
+          <w:b w:val="0"/>
+        </w:rPr>
+        <w:t xml:space="preserve"> of tomorrow? Explain what new </w:t>
+      </w:r>
+      <w:r>
+        <w:rPr>
+          <w:b/>
+        </w:rPr>
+        <w:t>evidence</w:t>
+      </w:r>
+      <w:r>
+        <w:rPr>
+          <w:b w:val="0"/>
+        </w:rPr>
+        <w:t xml:space="preserve"> settles the result.</w:t>
+      </w:r>
+    </w:p>
+    <w:p>
+      <w:pPr>
+        <w:spacing w:line="336" w:lineRule="auto" w:after="180"/>
+      </w:pPr>
+      <w:r>
+        <w:rPr>
+          <w:b w:val="0"/>
+        </w:rPr>
+        <w:t xml:space="preserve">My answer, with a trace, calculation or supporting </w:t>
+      </w:r>
+      <w:r>
+        <w:rPr>
+          <w:b/>
+        </w:rPr>
+        <w:t>evidence</w:t>
       </w:r>
     </w:p>
     <w:p>
@@ -3446,13 +7224,37 @@
       </w:r>
     </w:p>
     <w:p>
-      <w:r>
+      <w:pPr>
+        <w:spacing w:line="336" w:lineRule="auto" w:after="180"/>
+      </w:pPr>
+      <w:r>
+        <w:rPr>
+          <w:b w:val="0"/>
+        </w:rPr>
         <w:t>Change one relevant detail. Predict the result before testing. Include a boundary or missing-information case when it helps reveal a limit.</w:t>
       </w:r>
     </w:p>
     <w:p>
-      <w:r>
-        <w:t>My changed input and expected result</w:t>
+      <w:pPr>
+        <w:spacing w:line="336" w:lineRule="auto" w:after="180"/>
+      </w:pPr>
+      <w:r>
+        <w:rPr>
+          <w:b w:val="0"/>
+        </w:rPr>
+        <w:t xml:space="preserve">My changed </w:t>
+      </w:r>
+      <w:r>
+        <w:rPr>
+          <w:b/>
+        </w:rPr>
+        <w:t>input</w:t>
+      </w:r>
+      <w:r>
+        <w:rPr>
+          <w:b w:val="0"/>
+        </w:rPr>
+        <w:t xml:space="preserve"> and expected result</w:t>
       </w:r>
     </w:p>
     <w:p>
@@ -3497,13 +7299,49 @@
       </w:r>
     </w:p>
     <w:p>
-      <w:r>
-        <w:t>Label the sorter's suggested bin as a prediction until a human confirms the final placement.</w:t>
-      </w:r>
-    </w:p>
-    <w:p>
-      <w:r>
-        <w:t>The evidence I will keep</w:t>
+      <w:pPr>
+        <w:spacing w:line="336" w:lineRule="auto" w:after="180"/>
+      </w:pPr>
+      <w:r>
+        <w:rPr>
+          <w:b w:val="0"/>
+        </w:rPr>
+        <w:t xml:space="preserve">Label the sorter's suggested bin as a </w:t>
+      </w:r>
+      <w:r>
+        <w:rPr>
+          <w:b/>
+        </w:rPr>
+        <w:t>prediction</w:t>
+      </w:r>
+      <w:r>
+        <w:rPr>
+          <w:b w:val="0"/>
+        </w:rPr>
+        <w:t xml:space="preserve"> until a human confirms the final placement.</w:t>
+      </w:r>
+    </w:p>
+    <w:p>
+      <w:pPr>
+        <w:spacing w:line="336" w:lineRule="auto" w:after="180"/>
+      </w:pPr>
+      <w:r>
+        <w:rPr>
+          <w:b w:val="0"/>
+        </w:rPr>
+        <w:t xml:space="preserve">The </w:t>
+      </w:r>
+      <w:r>
+        <w:rPr>
+          <w:b/>
+        </w:rPr>
+        <w:t>evidence</w:t>
+      </w:r>
+      <w:r>
+        <w:rPr>
+          <w:b w:val="0"/>
+        </w:rPr>
+        <w:t xml:space="preserve"> I will keep</w:t>
       </w:r>
     </w:p>
     <w:p>
@@ -3540,8 +7378,26 @@
       </w:r>
     </w:p>
     <w:p>
-      <w:r>
-        <w:t>Your teacher has the independent answer and scoring criteria. Complete the matching workbook week to keep your practice evidence together.</w:t>
+      <w:pPr>
+        <w:spacing w:line="336" w:lineRule="auto" w:after="180"/>
+      </w:pPr>
+      <w:r>
+        <w:rPr>
+          <w:b w:val="0"/>
+        </w:rPr>
+        <w:t xml:space="preserve">Your teacher has the independent answer and scoring criteria. Complete the matching workbook week to keep your practice </w:t>
+      </w:r>
+      <w:r>
+        <w:rPr>
+          <w:b/>
+        </w:rPr>
+        <w:t>evidence</w:t>
+      </w:r>
+      <w:r>
+        <w:rPr>
+          <w:b w:val="0"/>
+        </w:rPr>
+        <w:t xml:space="preserve"> together.</w:t>
       </w:r>
     </w:p>
     <w:p>
@@ -3553,8 +7409,26 @@
       </w:r>
     </w:p>
     <w:p>
-      <w:r>
-        <w:t>On Monday a team predicts 'rain on Tuesday'. On Tuesday they count a damp playground as success, although sprinklers ran. Write an observation rule that could have been agreed before Tuesday.</w:t>
+      <w:pPr>
+        <w:spacing w:line="336" w:lineRule="auto" w:after="180"/>
+      </w:pPr>
+      <w:r>
+        <w:rPr>
+          <w:b w:val="0"/>
+        </w:rPr>
+        <w:t xml:space="preserve">On Monday a team predicts 'rain on Tuesday'. On Tuesday they count a damp playground as success, although sprinklers ran. Write an </w:t>
+      </w:r>
+      <w:r>
+        <w:rPr>
+          <w:b/>
+        </w:rPr>
+        <w:t>observation</w:t>
+      </w:r>
+      <w:r>
+        <w:rPr>
+          <w:b w:val="0"/>
+        </w:rPr>
+        <w:t xml:space="preserve"> rule that could have been agreed before Tuesday.</w:t>
       </w:r>
     </w:p>
     <w:p>
@@ -3609,8 +7483,25 @@
       </w:r>
     </w:p>
     <w:p>
-      <w:r>
-        <w:t>Attempt the independent case before hints. Record whether you worked alone, used a hint or followed a model. After feedback, fix the first unsupported step and explain why it changed. A later check uses a changed case, not a copied answer.</w:t>
+      <w:pPr>
+        <w:spacing w:line="336" w:lineRule="auto" w:after="180"/>
+      </w:pPr>
+      <w:r>
+        <w:rPr>
+          <w:b w:val="0"/>
+        </w:rPr>
+        <w:t>Attempt the independent case before hints. Record whether you worked alone, used a hint or followed a model. After feedback, fix the first unsupported step and explain why it changed.</w:t>
+      </w:r>
+    </w:p>
+    <w:p>
+      <w:pPr>
+        <w:spacing w:line="336" w:lineRule="auto" w:after="180"/>
+      </w:pPr>
+      <w:r>
+        <w:rPr>
+          <w:b w:val="0"/>
+        </w:rPr>
+        <w:t>A later check uses a changed case, not a copied answer.</w:t>
       </w:r>
     </w:p>
     <w:p>
@@ -3623,6 +7514,17 @@
     </w:p>
     <w:p>
       <w:r>
+        <w:t>Use this map to navigate Prediction Is Not Fact, connect the goals to tasks and keep one evidence record for each attempt.</w:t>
+      </w:r>
+    </w:p>
+    <w:p>
+      <w:pPr>
+        <w:spacing w:line="336" w:lineRule="auto" w:after="180"/>
+      </w:pPr>
+      <w:r>
+        <w:rPr>
+          <w:b w:val="0"/>
+        </w:rPr>
         <w:t>Start with this question: A fictional drying trial uses a fixed rule and later measures what actually happened.</w:t>
       </w:r>
     </w:p>
@@ -3729,13 +7631,61 @@
       </w:tr>
     </w:tbl>
     <w:p>
-      <w:r>
-        <w:t>Remember → watch and explain → try with help → investigate → try independently → keep project evidence. Your teacher may spread this lesson across several classes.</w:t>
-      </w:r>
-    </w:p>
-    <w:p>
-      <w:r>
-        <w:t>Keep your first prediction. Compare it with what the evidence shows and explain any change.</w:t>
+      <w:pPr>
+        <w:spacing w:line="336" w:lineRule="auto" w:after="180"/>
+      </w:pPr>
+      <w:r>
+        <w:rPr>
+          <w:b w:val="0"/>
+        </w:rPr>
+        <w:t xml:space="preserve">Remember → watch and explain → try with help → investigate → try independently → keep project </w:t>
+      </w:r>
+      <w:r>
+        <w:rPr>
+          <w:b/>
+        </w:rPr>
+        <w:t>evidence</w:t>
+      </w:r>
+      <w:r>
+        <w:rPr>
+          <w:b w:val="0"/>
+        </w:rPr>
+        <w:t>. Your teacher may spread this lesson across several classes.</w:t>
+      </w:r>
+    </w:p>
+    <w:p>
+      <w:pPr>
+        <w:spacing w:line="336" w:lineRule="auto" w:after="180"/>
+      </w:pPr>
+      <w:r>
+        <w:rPr>
+          <w:b w:val="0"/>
+        </w:rPr>
+        <w:t xml:space="preserve">Keep your first </w:t>
+      </w:r>
+      <w:r>
+        <w:rPr>
+          <w:b/>
+        </w:rPr>
+        <w:t>prediction</w:t>
+      </w:r>
+      <w:r>
+        <w:rPr>
+          <w:b w:val="0"/>
+        </w:rPr>
+        <w:t xml:space="preserve">. Compare it with what the </w:t>
+      </w:r>
+      <w:r>
+        <w:rPr>
+          <w:b/>
+        </w:rPr>
+        <w:t>evidence</w:t>
+      </w:r>
+      <w:r>
+        <w:rPr>
+          <w:b w:val="0"/>
+        </w:rPr>
+        <w:t xml:space="preserve"> shows and explain any change.</w:t>
       </w:r>
     </w:p>
     <w:p>
@@ -3748,7 +7698,42 @@
     </w:p>
     <w:p>
       <w:r>
-        <w:t>Close your notes. Explain this goal in your own words: Separate a recorded prediction from the observation used to check it</w:t>
+        <w:t>Explain Prediction Is Not Fact without notes, identify a remaining question and plan a later check with a changed case.</w:t>
+      </w:r>
+    </w:p>
+    <w:p>
+      <w:pPr>
+        <w:spacing w:line="336" w:lineRule="auto" w:after="180"/>
+      </w:pPr>
+      <w:r>
+        <w:rPr>
+          <w:b w:val="0"/>
+        </w:rPr>
+        <w:t xml:space="preserve">Close your notes. Explain this goal in your own words: Separate a recorded </w:t>
+      </w:r>
+      <w:r>
+        <w:rPr>
+          <w:b/>
+        </w:rPr>
+        <w:t>prediction</w:t>
+      </w:r>
+      <w:r>
+        <w:rPr>
+          <w:b w:val="0"/>
+        </w:rPr>
+        <w:t xml:space="preserve"> from the </w:t>
+      </w:r>
+      <w:r>
+        <w:rPr>
+          <w:b/>
+        </w:rPr>
+        <w:t>observation</w:t>
+      </w:r>
+      <w:r>
+        <w:rPr>
+          <w:b w:val="0"/>
+        </w:rPr>
+        <w:t xml:space="preserve"> used to check it</w:t>
       </w:r>
     </w:p>
     <w:p>
@@ -3785,13 +7770,61 @@
       </w:r>
     </w:p>
     <w:p>
-      <w:r>
-        <w:t>If you are unsure, return to the worked picture and explain one arrow. If you are ready, change an input or assumption and justify your prediction.</w:t>
-      </w:r>
-    </w:p>
-    <w:p>
-      <w:r>
-        <w:t>Save your workbook evidence. At the next review, try a different case before opening your old answer.</w:t>
+      <w:pPr>
+        <w:spacing w:line="336" w:lineRule="auto" w:after="180"/>
+      </w:pPr>
+      <w:r>
+        <w:rPr>
+          <w:b w:val="0"/>
+        </w:rPr>
+        <w:t xml:space="preserve">If you are unsure, return to the worked picture and explain one arrow. If you are ready, change an </w:t>
+      </w:r>
+      <w:r>
+        <w:rPr>
+          <w:b/>
+        </w:rPr>
+        <w:t>input</w:t>
+      </w:r>
+      <w:r>
+        <w:rPr>
+          <w:b w:val="0"/>
+        </w:rPr>
+        <w:t xml:space="preserve"> or assumption and justify your </w:t>
+      </w:r>
+      <w:r>
+        <w:rPr>
+          <w:b/>
+        </w:rPr>
+        <w:t>prediction</w:t>
+      </w:r>
+      <w:r>
+        <w:rPr>
+          <w:b w:val="0"/>
+        </w:rPr>
+        <w:t>.</w:t>
+      </w:r>
+    </w:p>
+    <w:p>
+      <w:pPr>
+        <w:spacing w:line="336" w:lineRule="auto" w:after="180"/>
+      </w:pPr>
+      <w:r>
+        <w:rPr>
+          <w:b w:val="0"/>
+        </w:rPr>
+        <w:t xml:space="preserve">Save your workbook </w:t>
+      </w:r>
+      <w:r>
+        <w:rPr>
+          <w:b/>
+        </w:rPr>
+        <w:t>evidence</w:t>
+      </w:r>
+      <w:r>
+        <w:rPr>
+          <w:b w:val="0"/>
+        </w:rPr>
+        <w:t>. At the next review, try a different case before opening your old answer.</w:t>
       </w:r>
     </w:p>
     <w:p>
@@ -3804,11 +7837,28 @@
     </w:p>
     <w:p>
       <w:r>
+        <w:t>Attempt supported questions before using hints or feedback. Review a missing building block, then keep the completed work.</w:t>
+      </w:r>
+    </w:p>
+    <w:p>
+      <w:pPr>
+        <w:spacing w:line="336" w:lineRule="auto" w:after="180"/>
+      </w:pPr>
+      <w:r>
+        <w:rPr>
+          <w:b w:val="0"/>
+        </w:rPr>
         <w:t>Use this supported practice once, in the browser or on paper. Keep the reserved independent assessment for a separate first attempt before teacher feedback.</w:t>
       </w:r>
     </w:p>
     <w:p>
-      <w:r>
+      <w:pPr>
+        <w:spacing w:line="336" w:lineRule="auto" w:after="180"/>
+      </w:pPr>
+      <w:r>
+        <w:rPr>
+          <w:b w:val="0"/>
+        </w:rPr>
         <w:t>A fictional drying trial uses a fixed rule and later measures what actually happened.</w:t>
       </w:r>
     </w:p>
@@ -3821,28 +7871,110 @@
       </w:r>
     </w:p>
     <w:p>
-      <w:r>
-        <w:t>Which labelled step matches this detail? Prediction quick disagrees with observation slow.</w:t>
-      </w:r>
-    </w:p>
-    <w:p>
-      <w:r>
+      <w:pPr>
+        <w:spacing w:line="336" w:lineRule="auto" w:after="180"/>
+      </w:pPr>
+      <w:r>
+        <w:rPr>
+          <w:b w:val="0"/>
+        </w:rPr>
+        <w:t xml:space="preserve">Which labelled step matches this detail? </w:t>
+      </w:r>
+      <w:r>
+        <w:rPr>
+          <w:b/>
+        </w:rPr>
+        <w:t>Prediction</w:t>
+      </w:r>
+      <w:r>
+        <w:rPr>
+          <w:b w:val="0"/>
+        </w:rPr>
+        <w:t xml:space="preserve"> quick disagrees with </w:t>
+      </w:r>
+      <w:r>
+        <w:rPr>
+          <w:b/>
+        </w:rPr>
+        <w:t>observation</w:t>
+      </w:r>
+      <w:r>
+        <w:rPr>
+          <w:b w:val="0"/>
+        </w:rPr>
+        <w:t xml:space="preserve"> slow.</w:t>
+      </w:r>
+    </w:p>
+    <w:p>
+      <w:pPr>
+        <w:spacing w:line="336" w:lineRule="auto" w:after="180"/>
+        <w:shd w:fill="F4F9FC"/>
+      </w:pPr>
+      <w:r>
+        <w:rPr>
+          <w:b w:val="0"/>
+        </w:rPr>
         <w:t>1. Predict</w:t>
       </w:r>
     </w:p>
     <w:p>
-      <w:r>
-        <w:t>2. Compare evidence</w:t>
-      </w:r>
-    </w:p>
-    <w:p>
-      <w:r>
+      <w:pPr>
+        <w:spacing w:line="336" w:lineRule="auto" w:after="180"/>
+        <w:shd w:fill="F4F9FC"/>
+      </w:pPr>
+      <w:r>
+        <w:rPr>
+          <w:b w:val="0"/>
+        </w:rPr>
+        <w:t xml:space="preserve">2. Compare </w:t>
+      </w:r>
+      <w:r>
+        <w:rPr>
+          <w:b/>
+        </w:rPr>
+        <w:t>evidence</w:t>
+      </w:r>
+    </w:p>
+    <w:p>
+      <w:pPr>
+        <w:spacing w:line="336" w:lineRule="auto" w:after="180"/>
+        <w:shd w:fill="F4F9FC"/>
+      </w:pPr>
+      <w:r>
+        <w:rPr>
+          <w:b w:val="0"/>
+        </w:rPr>
         <w:t>3. Observe later</w:t>
       </w:r>
     </w:p>
     <w:p>
-      <w:r>
-        <w:t>4. Prediction input</w:t>
+      <w:pPr>
+        <w:spacing w:line="336" w:lineRule="auto" w:after="180"/>
+        <w:shd w:fill="F4F9FC"/>
+      </w:pPr>
+      <w:r>
+        <w:rPr>
+          <w:b w:val="0"/>
+        </w:rPr>
+        <w:t xml:space="preserve">4. </w:t>
+      </w:r>
+      <w:r>
+        <w:rPr>
+          <w:b/>
+        </w:rPr>
+        <w:t>Prediction</w:t>
+      </w:r>
+      <w:r>
+        <w:rPr>
+          <w:b w:val="0"/>
+        </w:rPr>
+        <w:t xml:space="preserve"> </w:t>
+      </w:r>
+      <w:r>
+        <w:rPr>
+          <w:b/>
+        </w:rPr>
+        <w:t>input</w:t>
       </w:r>
     </w:p>
     <w:p>
@@ -3879,48 +8011,246 @@
       </w:r>
     </w:p>
     <w:p>
-      <w:r>
+      <w:pPr>
+        <w:pStyle w:val="Heading3"/>
+      </w:pPr>
+      <w:r>
+        <w:t>Hint · try first</w:t>
+      </w:r>
+    </w:p>
+    <w:p>
+      <w:pPr>
+        <w:spacing w:line="336" w:lineRule="auto" w:after="180"/>
+        <w:shd w:fill="F1F6F8"/>
+      </w:pPr>
+      <w:r>
+        <w:rPr>
+          <w:b w:val="0"/>
+        </w:rPr>
         <w:t>Hint if needed: Read the steps in the pictorial case. Match the supplied detail to the stage that performs or records it.</w:t>
       </w:r>
     </w:p>
     <w:p>
-      <w:r>
-        <w:t>After your attempt, compare with the supported explanation: Compare evidence Prediction quick disagrees with observation slow. The moisture score generates a prediction; it is not the observed drying time. The later measurement supplies separate evidence under the stated observation policy. Save both values and their units. Altering the recorded time to match D would destroy the evaluation rather than repair the model.</w:t>
-      </w:r>
-    </w:p>
-    <w:p>
       <w:pPr>
         <w:pStyle w:val="Heading3"/>
       </w:pPr>
       <w:r>
+        <w:t>Feedback · compare after trying</w:t>
+      </w:r>
+    </w:p>
+    <w:p>
+      <w:pPr>
+        <w:spacing w:line="336" w:lineRule="auto" w:after="180"/>
+        <w:shd w:fill="F1F6FC"/>
+      </w:pPr>
+      <w:r>
+        <w:rPr>
+          <w:b w:val="0"/>
+        </w:rPr>
+        <w:t xml:space="preserve">After your attempt, compare with the supported explanation: Compare </w:t>
+      </w:r>
+      <w:r>
+        <w:rPr>
+          <w:b/>
+        </w:rPr>
+        <w:t>evidence</w:t>
+      </w:r>
+      <w:r>
+        <w:rPr>
+          <w:b w:val="0"/>
+        </w:rPr>
+        <w:t xml:space="preserve"> </w:t>
+      </w:r>
+      <w:r>
+        <w:rPr>
+          <w:b/>
+        </w:rPr>
+        <w:t>Prediction</w:t>
+      </w:r>
+      <w:r>
+        <w:rPr>
+          <w:b w:val="0"/>
+        </w:rPr>
+        <w:t xml:space="preserve"> quick disagrees with </w:t>
+      </w:r>
+      <w:r>
+        <w:rPr>
+          <w:b/>
+        </w:rPr>
+        <w:t>observation</w:t>
+      </w:r>
+      <w:r>
+        <w:rPr>
+          <w:b w:val="0"/>
+        </w:rPr>
+        <w:t xml:space="preserve"> slow. The moisture score generates a </w:t>
+      </w:r>
+      <w:r>
+        <w:rPr>
+          <w:b/>
+        </w:rPr>
+        <w:t>prediction</w:t>
+      </w:r>
+      <w:r>
+        <w:rPr>
+          <w:b w:val="0"/>
+        </w:rPr>
+        <w:t>; it is not the observed drying time.</w:t>
+      </w:r>
+    </w:p>
+    <w:p>
+      <w:pPr>
+        <w:spacing w:line="336" w:lineRule="auto" w:after="180"/>
+        <w:shd w:fill="F1F6FC"/>
+      </w:pPr>
+      <w:r>
+        <w:rPr>
+          <w:b w:val="0"/>
+        </w:rPr>
+        <w:t xml:space="preserve">The later measurement supplies separate </w:t>
+      </w:r>
+      <w:r>
+        <w:rPr>
+          <w:b/>
+        </w:rPr>
+        <w:t>evidence</w:t>
+      </w:r>
+      <w:r>
+        <w:rPr>
+          <w:b w:val="0"/>
+        </w:rPr>
+        <w:t xml:space="preserve"> under the stated </w:t>
+      </w:r>
+      <w:r>
+        <w:rPr>
+          <w:b/>
+        </w:rPr>
+        <w:t>observation</w:t>
+      </w:r>
+      <w:r>
+        <w:rPr>
+          <w:b w:val="0"/>
+        </w:rPr>
+        <w:t xml:space="preserve"> policy. Save both values and their units. Altering the recorded time to match D would destroy the evaluation rather than repair the model.</w:t>
+      </w:r>
+    </w:p>
+    <w:p>
+      <w:pPr>
+        <w:pStyle w:val="Heading3"/>
+      </w:pPr>
+      <w:r>
         <w:t>Practice 2: explain the deciding evidence</w:t>
       </w:r>
     </w:p>
     <w:p>
-      <w:r>
-        <w:t>Changed-case practice: Keep score 4 but measure exactly 8 minutes. Which conclusion is supported by the supplied facts?</w:t>
-      </w:r>
-    </w:p>
-    <w:p>
-      <w:r>
-        <w:t>1. The observed label becomes quick and agrees with the prediction.</w:t>
-      </w:r>
-    </w:p>
-    <w:p>
-      <w:r>
-        <w:t>2. We can decide the result without examining the changed input or the procedure.</w:t>
-      </w:r>
-    </w:p>
-    <w:p>
-      <w:r>
-        <w:t>3. This one example guarantees correct results for every future input.</w:t>
-      </w:r>
-    </w:p>
-    <w:p>
       <w:pPr>
         <w:pStyle w:val="Heading3"/>
       </w:pPr>
       <w:r>
+        <w:t>Changed case · predict first</w:t>
+      </w:r>
+    </w:p>
+    <w:p>
+      <w:pPr>
+        <w:spacing w:line="336" w:lineRule="auto" w:after="180"/>
+        <w:shd w:fill="F5F1FB"/>
+      </w:pPr>
+      <w:r>
+        <w:rPr>
+          <w:b w:val="0"/>
+        </w:rPr>
+        <w:t xml:space="preserve">Changed-case practice: Keep score 4 but measure exactly 8 minutes. Which conclusion is supported by the supplied </w:t>
+      </w:r>
+      <w:r>
+        <w:rPr>
+          <w:b/>
+        </w:rPr>
+        <w:t>fact</w:t>
+      </w:r>
+      <w:r>
+        <w:rPr>
+          <w:b w:val="0"/>
+        </w:rPr>
+        <w:t>s?</w:t>
+      </w:r>
+    </w:p>
+    <w:p>
+      <w:pPr>
+        <w:spacing w:line="336" w:lineRule="auto" w:after="180"/>
+        <w:shd w:fill="F4F9FC"/>
+      </w:pPr>
+      <w:r>
+        <w:rPr>
+          <w:b w:val="0"/>
+        </w:rPr>
+        <w:t xml:space="preserve">1. The observed label becomes quick and agrees with the </w:t>
+      </w:r>
+      <w:r>
+        <w:rPr>
+          <w:b/>
+        </w:rPr>
+        <w:t>prediction</w:t>
+      </w:r>
+      <w:r>
+        <w:rPr>
+          <w:b w:val="0"/>
+        </w:rPr>
+        <w:t>.</w:t>
+      </w:r>
+    </w:p>
+    <w:p>
+      <w:pPr>
+        <w:spacing w:line="336" w:lineRule="auto" w:after="180"/>
+        <w:shd w:fill="F4F9FC"/>
+      </w:pPr>
+      <w:r>
+        <w:rPr>
+          <w:b w:val="0"/>
+        </w:rPr>
+        <w:t xml:space="preserve">2. We can decide the result without examining the changed </w:t>
+      </w:r>
+      <w:r>
+        <w:rPr>
+          <w:b/>
+        </w:rPr>
+        <w:t>input</w:t>
+      </w:r>
+      <w:r>
+        <w:rPr>
+          <w:b w:val="0"/>
+        </w:rPr>
+        <w:t xml:space="preserve"> or the procedure.</w:t>
+      </w:r>
+    </w:p>
+    <w:p>
+      <w:pPr>
+        <w:spacing w:line="336" w:lineRule="auto" w:after="180"/>
+        <w:shd w:fill="F4F9FC"/>
+      </w:pPr>
+      <w:r>
+        <w:rPr>
+          <w:b w:val="0"/>
+        </w:rPr>
+        <w:t xml:space="preserve">3. This one example guarantees correct results for every future </w:t>
+      </w:r>
+      <w:r>
+        <w:rPr>
+          <w:b/>
+        </w:rPr>
+        <w:t>input</w:t>
+      </w:r>
+      <w:r>
+        <w:rPr>
+          <w:b w:val="0"/>
+        </w:rPr>
+        <w:t>.</w:t>
+      </w:r>
+    </w:p>
+    <w:p>
+      <w:pPr>
+        <w:pStyle w:val="Heading3"/>
+      </w:pPr>
+      <w:r>
         <w:t>My selected conclusion, deciding fact and explanation</w:t>
       </w:r>
     </w:p>
@@ -3950,36 +8280,177 @@
       </w:r>
     </w:p>
     <w:p>
-      <w:r>
-        <w:t>Hint if needed: Use the changed condition and the deciding step in the pictorial trace. The answer must say what follows from those facts.</w:t>
-      </w:r>
-    </w:p>
-    <w:p>
-      <w:r>
-        <w:t>After your attempt, compare with the supported explanation: The observed label becomes quick and agrees with the prediction. Above 8 is strict: equality is quick under this policy.</w:t>
-      </w:r>
-    </w:p>
-    <w:p>
       <w:pPr>
         <w:pStyle w:val="Heading3"/>
       </w:pPr>
       <w:r>
+        <w:t>Hint · try first</w:t>
+      </w:r>
+    </w:p>
+    <w:p>
+      <w:pPr>
+        <w:spacing w:line="336" w:lineRule="auto" w:after="180"/>
+        <w:shd w:fill="F1F6F8"/>
+      </w:pPr>
+      <w:r>
+        <w:rPr>
+          <w:b w:val="0"/>
+        </w:rPr>
+        <w:t xml:space="preserve">Hint if needed: Use the changed condition and the deciding step in the pictorial trace. The answer must say what follows from those </w:t>
+      </w:r>
+      <w:r>
+        <w:rPr>
+          <w:b/>
+        </w:rPr>
+        <w:t>fact</w:t>
+      </w:r>
+      <w:r>
+        <w:rPr>
+          <w:b w:val="0"/>
+        </w:rPr>
+        <w:t>s.</w:t>
+      </w:r>
+    </w:p>
+    <w:p>
+      <w:pPr>
+        <w:pStyle w:val="Heading3"/>
+      </w:pPr>
+      <w:r>
+        <w:t>Feedback · compare after trying</w:t>
+      </w:r>
+    </w:p>
+    <w:p>
+      <w:pPr>
+        <w:spacing w:line="336" w:lineRule="auto" w:after="180"/>
+        <w:shd w:fill="F1F6FC"/>
+      </w:pPr>
+      <w:r>
+        <w:rPr>
+          <w:b w:val="0"/>
+        </w:rPr>
+        <w:t xml:space="preserve">After your attempt, compare with the supported explanation: The observed label becomes quick and agrees with the </w:t>
+      </w:r>
+      <w:r>
+        <w:rPr>
+          <w:b/>
+        </w:rPr>
+        <w:t>prediction</w:t>
+      </w:r>
+      <w:r>
+        <w:rPr>
+          <w:b w:val="0"/>
+        </w:rPr>
+        <w:t>. Above 8 is strict: equality is quick under this policy.</w:t>
+      </w:r>
+    </w:p>
+    <w:p>
+      <w:pPr>
+        <w:pStyle w:val="Heading3"/>
+      </w:pPr>
+      <w:r>
         <w:t>Repair a missing building block</w:t>
       </w:r>
     </w:p>
     <w:p>
-      <w:r>
-        <w:t>Review Boundaries and 'Not Sure' (ai-1/16). Goal: Identify a specific source of uncertainty and explain how it affects a prediction. Short practice: Which original block needs a better width before accepting or rejecting it? What should the reviewer do?. Return to this week and explain what you changed.</w:t>
-      </w:r>
-    </w:p>
-    <w:p>
-      <w:r>
-        <w:t>Review Build a Human Classifier (ai-1/14). Goal: Construct a classifier with a stated input format, selected rule and recorded output. Short practice: Trace 0 cm and explain why clarification is different from predicting short.. Return to this week and explain what you changed.</w:t>
-      </w:r>
-    </w:p>
-    <w:p>
-      <w:r>
-        <w:t>Review Repeating Efficiently (ai-1/11). Goal: Trace a loop by testing its condition before every repetition. Short practice: Trace a fresh start of 9. How many additions occur, and must the report equal 10?. Return to this week and explain what you changed.</w:t>
+      <w:pPr>
+        <w:spacing w:line="336" w:lineRule="auto" w:after="180"/>
+      </w:pPr>
+      <w:r>
+        <w:rPr>
+          <w:b w:val="0"/>
+        </w:rPr>
+        <w:t xml:space="preserve">Review Boundaries and 'Not Sure' (ai-1/16). Goal: Identify a specific source of uncertainty and explain how it affects a </w:t>
+      </w:r>
+      <w:r>
+        <w:rPr>
+          <w:b/>
+        </w:rPr>
+        <w:t>prediction</w:t>
+      </w:r>
+      <w:r>
+        <w:rPr>
+          <w:b w:val="0"/>
+        </w:rPr>
+        <w:t>. Short practice: Which original block needs a better width before accepting or rejecting it?</w:t>
+      </w:r>
+    </w:p>
+    <w:p>
+      <w:pPr>
+        <w:spacing w:line="336" w:lineRule="auto" w:after="180"/>
+      </w:pPr>
+      <w:r>
+        <w:rPr>
+          <w:b w:val="0"/>
+        </w:rPr>
+        <w:t>What should the reviewer do?. Return to this week and explain what you changed.</w:t>
+      </w:r>
+    </w:p>
+    <w:p>
+      <w:pPr>
+        <w:spacing w:line="336" w:lineRule="auto" w:after="180"/>
+      </w:pPr>
+      <w:r>
+        <w:rPr>
+          <w:b w:val="0"/>
+        </w:rPr>
+        <w:t xml:space="preserve">Review Build a Human Classifier (ai-1/14). Goal: Construct a classifier with a stated </w:t>
+      </w:r>
+      <w:r>
+        <w:rPr>
+          <w:b/>
+        </w:rPr>
+        <w:t>input</w:t>
+      </w:r>
+      <w:r>
+        <w:rPr>
+          <w:b w:val="0"/>
+        </w:rPr>
+        <w:t xml:space="preserve"> format, selected rule and recorded </w:t>
+      </w:r>
+      <w:r>
+        <w:rPr>
+          <w:b/>
+        </w:rPr>
+        <w:t>output</w:t>
+      </w:r>
+      <w:r>
+        <w:rPr>
+          <w:b w:val="0"/>
+        </w:rPr>
+        <w:t>.</w:t>
+      </w:r>
+    </w:p>
+    <w:p>
+      <w:pPr>
+        <w:spacing w:line="336" w:lineRule="auto" w:after="180"/>
+      </w:pPr>
+      <w:r>
+        <w:rPr>
+          <w:b w:val="0"/>
+        </w:rPr>
+        <w:t>Short practice: Trace 0 cm and explain why clarification is different from predicting short.. Return to this week and explain what you changed.</w:t>
+      </w:r>
+    </w:p>
+    <w:p>
+      <w:pPr>
+        <w:spacing w:line="336" w:lineRule="auto" w:after="180"/>
+      </w:pPr>
+      <w:r>
+        <w:rPr>
+          <w:b w:val="0"/>
+        </w:rPr>
+        <w:t>Review Repeating Efficiently (ai-1/11). Goal: Trace a loop by testing its condition before every repetition. Short practice: Trace a fresh start of 9. How many additions occur, and must the report equal 10?.</w:t>
+      </w:r>
+    </w:p>
+    <w:p>
+      <w:pPr>
+        <w:spacing w:line="336" w:lineRule="auto" w:after="180"/>
+      </w:pPr>
+      <w:r>
+        <w:rPr>
+          <w:b w:val="0"/>
+        </w:rPr>
+        <w:t>Return to this week and explain what you changed.</w:t>
       </w:r>
     </w:p>
     <w:p>
@@ -3991,8 +8462,748 @@
       </w:r>
     </w:p>
     <w:p>
-      <w:r>
-        <w:t>Use Download completed work in the hosted lesson to export your answers, reflections, practice feedback and code-run evidence. Open the HTML copy to read or print it. Drafts stay in this browser when storage is available; clear drafts on a shared device.</w:t>
+      <w:pPr>
+        <w:spacing w:line="336" w:lineRule="auto" w:after="180"/>
+      </w:pPr>
+      <w:r>
+        <w:rPr>
+          <w:b w:val="0"/>
+        </w:rPr>
+        <w:t xml:space="preserve">Use Download completed work in the hosted lesson to export your answers, reflections, practice feedback and code-run </w:t>
+      </w:r>
+      <w:r>
+        <w:rPr>
+          <w:b/>
+        </w:rPr>
+        <w:t>evidence</w:t>
+      </w:r>
+      <w:r>
+        <w:rPr>
+          <w:b w:val="0"/>
+        </w:rPr>
+        <w:t>. Open the HTML copy to read or print it.</w:t>
+      </w:r>
+    </w:p>
+    <w:p>
+      <w:pPr>
+        <w:spacing w:line="336" w:lineRule="auto" w:after="180"/>
+      </w:pPr>
+      <w:r>
+        <w:rPr>
+          <w:b w:val="0"/>
+        </w:rPr>
+        <w:t>Drafts stay in this browser when storage is available; clear drafts on a shared device.</w:t>
+      </w:r>
+    </w:p>
+    <w:p>
+      <w:pPr>
+        <w:pStyle w:val="Heading1"/>
+      </w:pPr>
+      <w:r>
+        <w:t>18. Visual concept journey</w:t>
+      </w:r>
+    </w:p>
+    <w:p>
+      <w:r>
+        <w:t>Explain each Prediction Is Not Fact graphic using its labels, deciding evidence and relevant limitation.</w:t>
+      </w:r>
+    </w:p>
+    <w:p>
+      <w:pPr>
+        <w:pStyle w:val="Heading3"/>
+      </w:pPr>
+      <w:r>
+        <w:t>01. Prediction Is Not Fact: the case</w:t>
+      </w:r>
+    </w:p>
+    <w:p>
+      <w:r>
+        <w:drawing>
+          <wp:inline xmlns:a="http://schemas.openxmlformats.org/drawingml/2006/main" xmlns:pic="http://schemas.openxmlformats.org/drawingml/2006/picture">
+            <wp:extent cx="5486400" cy="2840736"/>
+            <wp:docPr id="22" name="Picture 22" descr="A fictional drying trial uses a fixed rule and later measures what actually happened. Supplied facts: Model D predicts slow when moisture score is at least 5; quick otherwise. Observation policy: slow if drying takes above 8 minutes; quick otherwise. Trial T has score 4 and measured time 9 minutes."/>
+            <wp:cNvGraphicFramePr>
+              <a:graphicFrameLocks noChangeAspect="1"/>
+            </wp:cNvGraphicFramePr>
+            <a:graphic>
+              <a:graphicData uri="http://schemas.openxmlformats.org/drawingml/2006/picture">
+                <pic:pic>
+                  <pic:nvPicPr>
+                    <pic:cNvPr id="0" name="academy-story-ai-1-17-01.png"/>
+                    <pic:cNvPicPr/>
+                  </pic:nvPicPr>
+                  <pic:blipFill>
+                    <a:blip r:embed="rId30"/>
+                    <a:stretch>
+                      <a:fillRect/>
+                    </a:stretch>
+                  </pic:blipFill>
+                  <pic:spPr>
+                    <a:xfrm>
+                      <a:off x="0" y="0"/>
+                      <a:ext cx="5486400" cy="2840736"/>
+                    </a:xfrm>
+                    <a:prstGeom prst="rect"/>
+                  </pic:spPr>
+                </pic:pic>
+              </a:graphicData>
+            </a:graphic>
+          </wp:inline>
+        </w:drawing>
+      </w:r>
+    </w:p>
+    <w:p>
+      <w:pPr>
+        <w:spacing w:line="336" w:lineRule="auto" w:after="180"/>
+      </w:pPr>
+      <w:r>
+        <w:rPr>
+          <w:b w:val="0"/>
+        </w:rPr>
+        <w:t xml:space="preserve">A fictional drying trial uses a fixed rule and later measures what actually happened. Supplied </w:t>
+      </w:r>
+      <w:r>
+        <w:rPr>
+          <w:b/>
+        </w:rPr>
+        <w:t>fact</w:t>
+      </w:r>
+      <w:r>
+        <w:rPr>
+          <w:b w:val="0"/>
+        </w:rPr>
+        <w:t>s: Model D predicts slow when moisture score is at least 5; quick otherwise.</w:t>
+      </w:r>
+    </w:p>
+    <w:p>
+      <w:pPr>
+        <w:spacing w:line="336" w:lineRule="auto" w:after="180"/>
+      </w:pPr>
+      <w:r>
+        <w:rPr>
+          <w:b/>
+        </w:rPr>
+        <w:t>Observation</w:t>
+      </w:r>
+      <w:r>
+        <w:rPr>
+          <w:b w:val="0"/>
+        </w:rPr>
+        <w:t xml:space="preserve"> policy: slow if drying takes above 8 minutes; quick otherwise. Trial T has score 4 and measured time 9 minutes.</w:t>
+      </w:r>
+    </w:p>
+    <w:p>
+      <w:pPr>
+        <w:spacing w:line="336" w:lineRule="auto" w:after="180"/>
+        <w:shd w:fill="F5F1FB"/>
+      </w:pPr>
+      <w:r>
+        <w:rPr>
+          <w:b w:val="0"/>
+        </w:rPr>
+        <w:t xml:space="preserve">Point to the given </w:t>
+      </w:r>
+      <w:r>
+        <w:rPr>
+          <w:b/>
+        </w:rPr>
+        <w:t>fact</w:t>
+      </w:r>
+      <w:r>
+        <w:rPr>
+          <w:b w:val="0"/>
+        </w:rPr>
+        <w:t xml:space="preserve"> that matters most. Explain why it matters.</w:t>
+      </w:r>
+    </w:p>
+    <w:p>
+      <w:pPr>
+        <w:pStyle w:val="Heading3"/>
+      </w:pPr>
+      <w:r>
+        <w:t>02. Follow the deciding steps</w:t>
+      </w:r>
+    </w:p>
+    <w:p>
+      <w:r>
+        <w:drawing>
+          <wp:inline xmlns:a="http://schemas.openxmlformats.org/drawingml/2006/main" xmlns:pic="http://schemas.openxmlformats.org/drawingml/2006/picture">
+            <wp:extent cx="5486400" cy="4005072"/>
+            <wp:docPr id="23" name="Picture 23" descr="Prediction input: T has moisture score 4. → Predict: 4 is below 5, so D predicts quick. → Observe later: Measured time is 9 minutes; above 8 means observed slow. → Compare evidence: Prediction quick disagrees with observation slow."/>
+            <wp:cNvGraphicFramePr>
+              <a:graphicFrameLocks noChangeAspect="1"/>
+            </wp:cNvGraphicFramePr>
+            <a:graphic>
+              <a:graphicData uri="http://schemas.openxmlformats.org/drawingml/2006/picture">
+                <pic:pic>
+                  <pic:nvPicPr>
+                    <pic:cNvPr id="0" name="academy-story-ai-1-17-02.png"/>
+                    <pic:cNvPicPr/>
+                  </pic:nvPicPr>
+                  <pic:blipFill>
+                    <a:blip r:embed="rId31"/>
+                    <a:stretch>
+                      <a:fillRect/>
+                    </a:stretch>
+                  </pic:blipFill>
+                  <pic:spPr>
+                    <a:xfrm>
+                      <a:off x="0" y="0"/>
+                      <a:ext cx="5486400" cy="4005072"/>
+                    </a:xfrm>
+                    <a:prstGeom prst="rect"/>
+                  </pic:spPr>
+                </pic:pic>
+              </a:graphicData>
+            </a:graphic>
+          </wp:inline>
+        </w:drawing>
+      </w:r>
+    </w:p>
+    <w:p>
+      <w:pPr>
+        <w:spacing w:line="336" w:lineRule="auto" w:after="180"/>
+      </w:pPr>
+      <w:r>
+        <w:rPr>
+          <w:b/>
+        </w:rPr>
+        <w:t>Prediction</w:t>
+      </w:r>
+      <w:r>
+        <w:rPr>
+          <w:b w:val="0"/>
+        </w:rPr>
+        <w:t xml:space="preserve"> </w:t>
+      </w:r>
+      <w:r>
+        <w:rPr>
+          <w:b/>
+        </w:rPr>
+        <w:t>input</w:t>
+      </w:r>
+      <w:r>
+        <w:rPr>
+          <w:b w:val="0"/>
+        </w:rPr>
+        <w:t xml:space="preserve">: T has moisture score 4. → Predict: 4 is below 5, so D predicts quick. → Observe later: Measured time is 9 minutes; above 8 means observed slow. → Compare </w:t>
+      </w:r>
+      <w:r>
+        <w:rPr>
+          <w:b/>
+        </w:rPr>
+        <w:t>evidence</w:t>
+      </w:r>
+      <w:r>
+        <w:rPr>
+          <w:b w:val="0"/>
+        </w:rPr>
+        <w:t xml:space="preserve">: </w:t>
+      </w:r>
+      <w:r>
+        <w:rPr>
+          <w:b/>
+        </w:rPr>
+        <w:t>Prediction</w:t>
+      </w:r>
+      <w:r>
+        <w:rPr>
+          <w:b w:val="0"/>
+        </w:rPr>
+        <w:t xml:space="preserve"> quick disagrees with </w:t>
+      </w:r>
+      <w:r>
+        <w:rPr>
+          <w:b/>
+        </w:rPr>
+        <w:t>observation</w:t>
+      </w:r>
+      <w:r>
+        <w:rPr>
+          <w:b w:val="0"/>
+        </w:rPr>
+        <w:t xml:space="preserve"> slow.</w:t>
+      </w:r>
+    </w:p>
+    <w:p>
+      <w:pPr>
+        <w:spacing w:line="336" w:lineRule="auto" w:after="180"/>
+        <w:shd w:fill="F5F1FB"/>
+      </w:pPr>
+      <w:r>
+        <w:rPr>
+          <w:b w:val="0"/>
+        </w:rPr>
+        <w:t xml:space="preserve">Point to each numbered stage and explain which recorded </w:t>
+      </w:r>
+      <w:r>
+        <w:rPr>
+          <w:b/>
+        </w:rPr>
+        <w:t>input</w:t>
+      </w:r>
+      <w:r>
+        <w:rPr>
+          <w:b w:val="0"/>
+        </w:rPr>
+        <w:t xml:space="preserve"> it uses.</w:t>
+      </w:r>
+    </w:p>
+    <w:p>
+      <w:pPr>
+        <w:pStyle w:val="Heading3"/>
+      </w:pPr>
+      <w:r>
+        <w:t>03. Two records meet at a comparison</w:t>
+      </w:r>
+    </w:p>
+    <w:p>
+      <w:r>
+        <w:drawing>
+          <wp:inline xmlns:a="http://schemas.openxmlformats.org/drawingml/2006/main" xmlns:pic="http://schemas.openxmlformats.org/drawingml/2006/picture">
+            <wp:extent cx="5486400" cy="2834640"/>
+            <wp:docPr id="24" name="Picture 24" descr="Two records meet at a comparison. A: height 4 cm | Distance 3 units | Near matches near. B: height 6 cm | Distance 3 units | Far differs from near. C: height 8 cm | Distance 5 units | Far matches far"/>
+            <wp:cNvGraphicFramePr>
+              <a:graphicFrameLocks noChangeAspect="1"/>
+            </wp:cNvGraphicFramePr>
+            <a:graphic>
+              <a:graphicData uri="http://schemas.openxmlformats.org/drawingml/2006/picture">
+                <pic:pic>
+                  <pic:nvPicPr>
+                    <pic:cNvPr id="0" name="academy-story-ai-1-17-03.png"/>
+                    <pic:cNvPicPr/>
+                  </pic:nvPicPr>
+                  <pic:blipFill>
+                    <a:blip r:embed="rId32"/>
+                    <a:stretch>
+                      <a:fillRect/>
+                    </a:stretch>
+                  </pic:blipFill>
+                  <pic:spPr>
+                    <a:xfrm>
+                      <a:off x="0" y="0"/>
+                      <a:ext cx="5486400" cy="2834640"/>
+                    </a:xfrm>
+                    <a:prstGeom prst="rect"/>
+                  </pic:spPr>
+                </pic:pic>
+              </a:graphicData>
+            </a:graphic>
+          </wp:inline>
+        </w:drawing>
+      </w:r>
+    </w:p>
+    <w:p>
+      <w:pPr>
+        <w:spacing w:line="336" w:lineRule="auto" w:after="180"/>
+      </w:pPr>
+      <w:r>
+        <w:rPr>
+          <w:b w:val="0"/>
+        </w:rPr>
+        <w:t>Two records meet at a comparison. A: height 4 cm | Distance 3 units | Near matches near. B: height 6 cm | Distance 3 units | Far differs from near. C: height 8 cm | Distance 5 units | Far matches far</w:t>
+      </w:r>
+    </w:p>
+    <w:p>
+      <w:pPr>
+        <w:spacing w:line="336" w:lineRule="auto" w:after="180"/>
+        <w:shd w:fill="F5F1FB"/>
+      </w:pPr>
+      <w:r>
+        <w:rPr>
+          <w:b w:val="0"/>
+        </w:rPr>
+        <w:t>Read the labels and values. Explain the relationship the model shows.</w:t>
+      </w:r>
+    </w:p>
+    <w:p>
+      <w:pPr>
+        <w:pStyle w:val="Heading3"/>
+      </w:pPr>
+      <w:r>
+        <w:t>04. Change one thing. Trace what follows.</w:t>
+      </w:r>
+    </w:p>
+    <w:p>
+      <w:r>
+        <w:drawing>
+          <wp:inline xmlns:a="http://schemas.openxmlformats.org/drawingml/2006/main" xmlns:pic="http://schemas.openxmlformats.org/drawingml/2006/picture">
+            <wp:extent cx="5486400" cy="3026664"/>
+            <wp:docPr id="25" name="Picture 25" descr="Original case: Prediction quick disagrees with observation slow. Changed condition: Keep score 4 but measure exactly 8 minutes. Expected result: The observed label becomes quick and agrees with the prediction. Reason: Above 8 is strict: equality is quick under this policy."/>
+            <wp:cNvGraphicFramePr>
+              <a:graphicFrameLocks noChangeAspect="1"/>
+            </wp:cNvGraphicFramePr>
+            <a:graphic>
+              <a:graphicData uri="http://schemas.openxmlformats.org/drawingml/2006/picture">
+                <pic:pic>
+                  <pic:nvPicPr>
+                    <pic:cNvPr id="0" name="academy-story-ai-1-17-04.png"/>
+                    <pic:cNvPicPr/>
+                  </pic:nvPicPr>
+                  <pic:blipFill>
+                    <a:blip r:embed="rId33"/>
+                    <a:stretch>
+                      <a:fillRect/>
+                    </a:stretch>
+                  </pic:blipFill>
+                  <pic:spPr>
+                    <a:xfrm>
+                      <a:off x="0" y="0"/>
+                      <a:ext cx="5486400" cy="3026664"/>
+                    </a:xfrm>
+                    <a:prstGeom prst="rect"/>
+                  </pic:spPr>
+                </pic:pic>
+              </a:graphicData>
+            </a:graphic>
+          </wp:inline>
+        </w:drawing>
+      </w:r>
+    </w:p>
+    <w:p>
+      <w:pPr>
+        <w:spacing w:line="336" w:lineRule="auto" w:after="180"/>
+      </w:pPr>
+      <w:r>
+        <w:rPr>
+          <w:b w:val="0"/>
+        </w:rPr>
+        <w:t xml:space="preserve">Original case: </w:t>
+      </w:r>
+      <w:r>
+        <w:rPr>
+          <w:b/>
+        </w:rPr>
+        <w:t>Prediction</w:t>
+      </w:r>
+      <w:r>
+        <w:rPr>
+          <w:b w:val="0"/>
+        </w:rPr>
+        <w:t xml:space="preserve"> quick disagrees with </w:t>
+      </w:r>
+      <w:r>
+        <w:rPr>
+          <w:b/>
+        </w:rPr>
+        <w:t>observation</w:t>
+      </w:r>
+      <w:r>
+        <w:rPr>
+          <w:b w:val="0"/>
+        </w:rPr>
+        <w:t xml:space="preserve"> slow. Changed condition: Keep score 4 but measure exactly 8 minutes. Expected result: The observed label becomes quick and agrees with the </w:t>
+      </w:r>
+      <w:r>
+        <w:rPr>
+          <w:b/>
+        </w:rPr>
+        <w:t>prediction</w:t>
+      </w:r>
+      <w:r>
+        <w:rPr>
+          <w:b w:val="0"/>
+        </w:rPr>
+        <w:t>.</w:t>
+      </w:r>
+    </w:p>
+    <w:p>
+      <w:pPr>
+        <w:spacing w:line="336" w:lineRule="auto" w:after="180"/>
+      </w:pPr>
+      <w:r>
+        <w:rPr>
+          <w:b w:val="0"/>
+        </w:rPr>
+        <w:t>Reason: Above 8 is strict: equality is quick under this policy.</w:t>
+      </w:r>
+    </w:p>
+    <w:p>
+      <w:pPr>
+        <w:spacing w:line="336" w:lineRule="auto" w:after="180"/>
+        <w:shd w:fill="F5F1FB"/>
+      </w:pPr>
+      <w:r>
+        <w:rPr>
+          <w:b w:val="0"/>
+        </w:rPr>
+        <w:t xml:space="preserve">Predict before checking the worked changed-case result. Name what changed and what the supplied </w:t>
+      </w:r>
+      <w:r>
+        <w:rPr>
+          <w:b/>
+        </w:rPr>
+        <w:t>fact</w:t>
+      </w:r>
+      <w:r>
+        <w:rPr>
+          <w:b w:val="0"/>
+        </w:rPr>
+        <w:t>s allow you to conclude.</w:t>
+      </w:r>
+    </w:p>
+    <w:p>
+      <w:pPr>
+        <w:pStyle w:val="Heading3"/>
+      </w:pPr>
+      <w:r>
+        <w:t>05. Connect the explanation to its limit</w:t>
+      </w:r>
+    </w:p>
+    <w:p>
+      <w:r>
+        <w:drawing>
+          <wp:inline xmlns:a="http://schemas.openxmlformats.org/drawingml/2006/main" xmlns:pic="http://schemas.openxmlformats.org/drawingml/2006/picture">
+            <wp:extent cx="5486400" cy="2834640"/>
+            <wp:docPr id="26" name="Picture 26" descr="The moisture score generates a prediction; it is not the observed drying time. The later measurement supplies separate evidence under the stated observation policy. Save both values and their units. Altering the recorded time to match D would destroy the evaluation rather than repair the model. Limit: One failure does not prove every prediction is wrong; one agreement does not establish reliability on future trials."/>
+            <wp:cNvGraphicFramePr>
+              <a:graphicFrameLocks noChangeAspect="1"/>
+            </wp:cNvGraphicFramePr>
+            <a:graphic>
+              <a:graphicData uri="http://schemas.openxmlformats.org/drawingml/2006/picture">
+                <pic:pic>
+                  <pic:nvPicPr>
+                    <pic:cNvPr id="0" name="academy-story-ai-1-17-05.png"/>
+                    <pic:cNvPicPr/>
+                  </pic:nvPicPr>
+                  <pic:blipFill>
+                    <a:blip r:embed="rId34"/>
+                    <a:stretch>
+                      <a:fillRect/>
+                    </a:stretch>
+                  </pic:blipFill>
+                  <pic:spPr>
+                    <a:xfrm>
+                      <a:off x="0" y="0"/>
+                      <a:ext cx="5486400" cy="2834640"/>
+                    </a:xfrm>
+                    <a:prstGeom prst="rect"/>
+                  </pic:spPr>
+                </pic:pic>
+              </a:graphicData>
+            </a:graphic>
+          </wp:inline>
+        </w:drawing>
+      </w:r>
+    </w:p>
+    <w:p>
+      <w:pPr>
+        <w:spacing w:line="336" w:lineRule="auto" w:after="180"/>
+      </w:pPr>
+      <w:r>
+        <w:rPr>
+          <w:b w:val="0"/>
+        </w:rPr>
+        <w:t xml:space="preserve">The moisture score generates a </w:t>
+      </w:r>
+      <w:r>
+        <w:rPr>
+          <w:b/>
+        </w:rPr>
+        <w:t>prediction</w:t>
+      </w:r>
+      <w:r>
+        <w:rPr>
+          <w:b w:val="0"/>
+        </w:rPr>
+        <w:t xml:space="preserve">; it is not the observed drying time. The later measurement supplies separate </w:t>
+      </w:r>
+      <w:r>
+        <w:rPr>
+          <w:b/>
+        </w:rPr>
+        <w:t>evidence</w:t>
+      </w:r>
+      <w:r>
+        <w:rPr>
+          <w:b w:val="0"/>
+        </w:rPr>
+        <w:t xml:space="preserve"> under the stated </w:t>
+      </w:r>
+      <w:r>
+        <w:rPr>
+          <w:b/>
+        </w:rPr>
+        <w:t>observation</w:t>
+      </w:r>
+      <w:r>
+        <w:rPr>
+          <w:b w:val="0"/>
+        </w:rPr>
+        <w:t xml:space="preserve"> policy. Save both values and their units.</w:t>
+      </w:r>
+    </w:p>
+    <w:p>
+      <w:pPr>
+        <w:spacing w:line="336" w:lineRule="auto" w:after="180"/>
+      </w:pPr>
+      <w:r>
+        <w:rPr>
+          <w:b w:val="0"/>
+        </w:rPr>
+        <w:t xml:space="preserve">Altering the recorded time to match D would destroy the evaluation rather than repair the model. Limit: One failure does not prove every </w:t>
+      </w:r>
+      <w:r>
+        <w:rPr>
+          <w:b/>
+        </w:rPr>
+        <w:t>prediction</w:t>
+      </w:r>
+      <w:r>
+        <w:rPr>
+          <w:b w:val="0"/>
+        </w:rPr>
+        <w:t xml:space="preserve"> is wrong; one agreement does not establish reliability on future trials.</w:t>
+      </w:r>
+    </w:p>
+    <w:p>
+      <w:pPr>
+        <w:spacing w:line="336" w:lineRule="auto" w:after="180"/>
+        <w:shd w:fill="F5F1FB"/>
+      </w:pPr>
+      <w:r>
+        <w:rPr>
+          <w:b w:val="0"/>
+        </w:rPr>
+        <w:t>Explain the case, then point to a limit on the claim.</w:t>
+      </w:r>
+    </w:p>
+    <w:p>
+      <w:pPr>
+        <w:pStyle w:val="Heading3"/>
+      </w:pPr>
+      <w:r>
+        <w:t>06. Make the idea visible in your project</w:t>
+      </w:r>
+    </w:p>
+    <w:p>
+      <w:r>
+        <w:drawing>
+          <wp:inline xmlns:a="http://schemas.openxmlformats.org/drawingml/2006/main" xmlns:pic="http://schemas.openxmlformats.org/drawingml/2006/picture">
+            <wp:extent cx="5486400" cy="3380232"/>
+            <wp:docPr id="27" name="Picture 27" descr="In sorter trials, record predicted categories before collecting reference evidence, then retain disagreements for investigation. Draw your input, deciding step, result and limit. Supported question: Which field changes the observation label, and which field changes the model prediction?"/>
+            <wp:cNvGraphicFramePr>
+              <a:graphicFrameLocks noChangeAspect="1"/>
+            </wp:cNvGraphicFramePr>
+            <a:graphic>
+              <a:graphicData uri="http://schemas.openxmlformats.org/drawingml/2006/picture">
+                <pic:pic>
+                  <pic:nvPicPr>
+                    <pic:cNvPr id="0" name="academy-story-ai-1-17-06.png"/>
+                    <pic:cNvPicPr/>
+                  </pic:nvPicPr>
+                  <pic:blipFill>
+                    <a:blip r:embed="rId35"/>
+                    <a:stretch>
+                      <a:fillRect/>
+                    </a:stretch>
+                  </pic:blipFill>
+                  <pic:spPr>
+                    <a:xfrm>
+                      <a:off x="0" y="0"/>
+                      <a:ext cx="5486400" cy="3380232"/>
+                    </a:xfrm>
+                    <a:prstGeom prst="rect"/>
+                  </pic:spPr>
+                </pic:pic>
+              </a:graphicData>
+            </a:graphic>
+          </wp:inline>
+        </w:drawing>
+      </w:r>
+    </w:p>
+    <w:p>
+      <w:pPr>
+        <w:spacing w:line="336" w:lineRule="auto" w:after="180"/>
+      </w:pPr>
+      <w:r>
+        <w:rPr>
+          <w:b w:val="0"/>
+        </w:rPr>
+        <w:t xml:space="preserve">In sorter trials, record predicted categories before collecting reference </w:t>
+      </w:r>
+      <w:r>
+        <w:rPr>
+          <w:b/>
+        </w:rPr>
+        <w:t>evidence</w:t>
+      </w:r>
+      <w:r>
+        <w:rPr>
+          <w:b w:val="0"/>
+        </w:rPr>
+        <w:t xml:space="preserve">, then retain disagreements for investigation. Draw your </w:t>
+      </w:r>
+      <w:r>
+        <w:rPr>
+          <w:b/>
+        </w:rPr>
+        <w:t>input</w:t>
+      </w:r>
+      <w:r>
+        <w:rPr>
+          <w:b w:val="0"/>
+        </w:rPr>
+        <w:t>, deciding step, result and limit.</w:t>
+      </w:r>
+    </w:p>
+    <w:p>
+      <w:pPr>
+        <w:spacing w:line="336" w:lineRule="auto" w:after="180"/>
+      </w:pPr>
+      <w:r>
+        <w:rPr>
+          <w:b w:val="0"/>
+        </w:rPr>
+        <w:t xml:space="preserve">Supported question: Which field changes the </w:t>
+      </w:r>
+      <w:r>
+        <w:rPr>
+          <w:b/>
+        </w:rPr>
+        <w:t>observation</w:t>
+      </w:r>
+      <w:r>
+        <w:rPr>
+          <w:b w:val="0"/>
+        </w:rPr>
+        <w:t xml:space="preserve"> label, and which field changes the model </w:t>
+      </w:r>
+      <w:r>
+        <w:rPr>
+          <w:b/>
+        </w:rPr>
+        <w:t>prediction</w:t>
+      </w:r>
+      <w:r>
+        <w:rPr>
+          <w:b w:val="0"/>
+        </w:rPr>
+        <w:t>?</w:t>
+      </w:r>
+    </w:p>
+    <w:p>
+      <w:pPr>
+        <w:spacing w:line="336" w:lineRule="auto" w:after="180"/>
+        <w:shd w:fill="F5F1FB"/>
+      </w:pPr>
+      <w:r>
+        <w:rPr>
+          <w:b w:val="0"/>
+        </w:rPr>
+        <w:t xml:space="preserve">Draw your project trace and justify the deciding step using </w:t>
+      </w:r>
+      <w:r>
+        <w:rPr>
+          <w:b/>
+        </w:rPr>
+        <w:t>evidence</w:t>
+      </w:r>
+      <w:r>
+        <w:rPr>
+          <w:b w:val="0"/>
+        </w:rPr>
+        <w:t>.</w:t>
       </w:r>
     </w:p>
     <w:sectPr>
